--- a/07_Final_deliveries/Report/Project's initial planning.docx
+++ b/07_Final_deliveries/Report/Project's initial planning.docx
@@ -1,6 +1,6 @@
 
 <file path=word/document.xml><?xml version="1.0" encoding="utf-8"?>
-<w:document xmlns:wpc="http://schemas.microsoft.com/office/word/2010/wordprocessingCanvas" xmlns:cx="http://schemas.microsoft.com/office/drawing/2014/chartex" xmlns:cx1="http://schemas.microsoft.com/office/drawing/2015/9/8/chartex" xmlns:mc="http://schemas.openxmlformats.org/markup-compatibility/2006" xmlns:o="urn:schemas-microsoft-com:office:office" xmlns:r="http://schemas.openxmlformats.org/officeDocument/2006/relationships" xmlns:m="http://schemas.openxmlformats.org/officeDocument/2006/math" xmlns:v="urn:schemas-microsoft-com:vml" xmlns:wp14="http://schemas.microsoft.com/office/word/2010/wordprocessingDrawing" xmlns:wp="http://schemas.openxmlformats.org/drawingml/2006/wordprocessingDrawing" xmlns:w10="urn:schemas-microsoft-com:office:word" xmlns:w="http://schemas.openxmlformats.org/wordprocessingml/2006/main" xmlns:w14="http://schemas.microsoft.com/office/word/2010/wordml" xmlns:w15="http://schemas.microsoft.com/office/word/2012/wordml" xmlns:w16se="http://schemas.microsoft.com/office/word/2015/wordml/symex" xmlns:wpg="http://schemas.microsoft.com/office/word/2010/wordprocessingGroup" xmlns:wpi="http://schemas.microsoft.com/office/word/2010/wordprocessingInk" xmlns:wne="http://schemas.microsoft.com/office/word/2006/wordml" xmlns:wps="http://schemas.microsoft.com/office/word/2010/wordprocessingShape" mc:Ignorable="w14 w15 w16se wp14">
+<w:document xmlns:wpc="http://schemas.microsoft.com/office/word/2010/wordprocessingCanvas" xmlns:cx="http://schemas.microsoft.com/office/drawing/2014/chartex" xmlns:cx1="http://schemas.microsoft.com/office/drawing/2015/9/8/chartex" xmlns:cx2="http://schemas.microsoft.com/office/drawing/2015/10/21/chartex" xmlns:cx3="http://schemas.microsoft.com/office/drawing/2016/5/9/chartex" xmlns:cx4="http://schemas.microsoft.com/office/drawing/2016/5/10/chartex" xmlns:cx5="http://schemas.microsoft.com/office/drawing/2016/5/11/chartex" xmlns:cx6="http://schemas.microsoft.com/office/drawing/2016/5/12/chartex" xmlns:cx7="http://schemas.microsoft.com/office/drawing/2016/5/13/chartex" xmlns:cx8="http://schemas.microsoft.com/office/drawing/2016/5/14/chartex" xmlns:mc="http://schemas.openxmlformats.org/markup-compatibility/2006" xmlns:aink="http://schemas.microsoft.com/office/drawing/2016/ink" xmlns:am3d="http://schemas.microsoft.com/office/drawing/2017/model3d" xmlns:o="urn:schemas-microsoft-com:office:office" xmlns:oel="http://schemas.microsoft.com/office/2019/extlst" xmlns:r="http://schemas.openxmlformats.org/officeDocument/2006/relationships" xmlns:m="http://schemas.openxmlformats.org/officeDocument/2006/math" xmlns:v="urn:schemas-microsoft-com:vml" xmlns:wp14="http://schemas.microsoft.com/office/word/2010/wordprocessingDrawing" xmlns:wp="http://schemas.openxmlformats.org/drawingml/2006/wordprocessingDrawing" xmlns:w10="urn:schemas-microsoft-com:office:word" xmlns:w="http://schemas.openxmlformats.org/wordprocessingml/2006/main" xmlns:w14="http://schemas.microsoft.com/office/word/2010/wordml" xmlns:w15="http://schemas.microsoft.com/office/word/2012/wordml" xmlns:w16cex="http://schemas.microsoft.com/office/word/2018/wordml/cex" xmlns:w16cid="http://schemas.microsoft.com/office/word/2016/wordml/cid" xmlns:w16="http://schemas.microsoft.com/office/word/2018/wordml" xmlns:w16sdtdh="http://schemas.microsoft.com/office/word/2020/wordml/sdtdatahash" xmlns:w16se="http://schemas.microsoft.com/office/word/2015/wordml/symex" xmlns:wpg="http://schemas.microsoft.com/office/word/2010/wordprocessingGroup" xmlns:wpi="http://schemas.microsoft.com/office/word/2010/wordprocessingInk" xmlns:wne="http://schemas.microsoft.com/office/word/2006/wordml" xmlns:wps="http://schemas.microsoft.com/office/word/2010/wordprocessingShape" mc:Ignorable="w14 w15 w16se w16cid w16 w16cex w16sdtdh wp14">
   <w:body>
     <w:p>
       <w:bookmarkStart w:id="0" w:name="_Hlk84691312"/>
@@ -74,7 +74,7 @@
         <mc:AlternateContent>
           <mc:Choice Requires="wpg">
             <w:drawing>
-              <wp:anchor distT="0" distB="0" distL="114300" distR="114300" simplePos="0" relativeHeight="251659264" behindDoc="0" locked="0" layoutInCell="1" allowOverlap="1" wp14:anchorId="1E2ABBB2" wp14:editId="686F6F82">
+              <wp:anchor distT="0" distB="0" distL="114300" distR="114300" simplePos="0" relativeHeight="251659264" behindDoc="0" locked="0" layoutInCell="1" allowOverlap="1" wp14:anchorId="1E2ABBB2" wp14:editId="682B8A1E">
                 <wp:simplePos x="0" y="0"/>
                 <wp:positionH relativeFrom="column">
                   <wp:posOffset>-1714500</wp:posOffset>
@@ -169,7 +169,7 @@
               </wp:anchor>
             </w:drawing>
           </mc:Choice>
-          <mc:Fallback xmlns:w16du="http://schemas.microsoft.com/office/word/2023/wordml/word16du" xmlns:w16sdtdh="http://schemas.microsoft.com/office/word/2020/wordml/sdtdatahash" xmlns:w16="http://schemas.microsoft.com/office/word/2018/wordml" xmlns:w16cid="http://schemas.microsoft.com/office/word/2016/wordml/cid" xmlns:w16cex="http://schemas.microsoft.com/office/word/2018/wordml/cex" xmlns:oel="http://schemas.microsoft.com/office/2019/extlst" xmlns:am3d="http://schemas.microsoft.com/office/drawing/2017/model3d" xmlns:aink="http://schemas.microsoft.com/office/drawing/2016/ink" xmlns:cx8="http://schemas.microsoft.com/office/drawing/2016/5/14/chartex" xmlns:cx7="http://schemas.microsoft.com/office/drawing/2016/5/13/chartex" xmlns:cx6="http://schemas.microsoft.com/office/drawing/2016/5/12/chartex" xmlns:cx5="http://schemas.microsoft.com/office/drawing/2016/5/11/chartex" xmlns:cx4="http://schemas.microsoft.com/office/drawing/2016/5/10/chartex" xmlns:cx3="http://schemas.microsoft.com/office/drawing/2016/5/9/chartex" xmlns:cx2="http://schemas.microsoft.com/office/drawing/2015/10/21/chartex">
+          <mc:Fallback xmlns:w16du="http://schemas.microsoft.com/office/word/2023/wordml/word16du">
             <w:pict>
               <v:group w14:anchorId="6EB82789" id="Group 1" o:spid="_x0000_s1026" style="position:absolute;margin-left:-135pt;margin-top:-.5pt;width:336.55pt;height:179.5pt;z-index:251659264;mso-width-relative:margin;mso-height-relative:margin" coordsize="35966,19189" o:gfxdata="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">
                 <v:shapetype id="_x0000_t75" coordsize="21600,21600" o:spt="75" o:preferrelative="t" path="m@4@5l@4@11@9@11@9@5xe" filled="f" stroked="f">
@@ -522,7 +522,6 @@
           <w:szCs w:val="28"/>
         </w:rPr>
       </w:pPr>
-      <w:proofErr w:type="spellStart"/>
       <w:r>
         <w:rPr>
           <w:rFonts w:ascii="Calibri" w:eastAsia="Calibri" w:hAnsi="Calibri" w:cs="Arial"/>
@@ -531,62 +530,7 @@
           <w:sz w:val="28"/>
           <w:szCs w:val="28"/>
         </w:rPr>
-        <w:t>Julen</w:t>
-      </w:r>
-      <w:proofErr w:type="spellEnd"/>
-      <w:r>
-        <w:rPr>
-          <w:rFonts w:ascii="Calibri" w:eastAsia="Calibri" w:hAnsi="Calibri" w:cs="Arial"/>
-          <w:iCs/>
-          <w:smallCaps/>
-          <w:sz w:val="28"/>
-          <w:szCs w:val="28"/>
-        </w:rPr>
-        <w:t xml:space="preserve"> </w:t>
-      </w:r>
-      <w:proofErr w:type="spellStart"/>
-      <w:r>
-        <w:rPr>
-          <w:rFonts w:ascii="Calibri" w:eastAsia="Calibri" w:hAnsi="Calibri" w:cs="Arial"/>
-          <w:iCs/>
-          <w:smallCaps/>
-          <w:sz w:val="28"/>
-          <w:szCs w:val="28"/>
-        </w:rPr>
-        <w:t>Gabilondo</w:t>
-      </w:r>
-      <w:proofErr w:type="spellEnd"/>
-      <w:r>
-        <w:rPr>
-          <w:rFonts w:ascii="Calibri" w:eastAsia="Calibri" w:hAnsi="Calibri" w:cs="Arial"/>
-          <w:iCs/>
-          <w:smallCaps/>
-          <w:sz w:val="28"/>
-          <w:szCs w:val="28"/>
-        </w:rPr>
-        <w:t xml:space="preserve">, Peru Ramos, Unai Laskurain, Andoni </w:t>
-      </w:r>
-      <w:proofErr w:type="spellStart"/>
-      <w:r>
-        <w:rPr>
-          <w:rFonts w:ascii="Calibri" w:eastAsia="Calibri" w:hAnsi="Calibri" w:cs="Arial"/>
-          <w:iCs/>
-          <w:smallCaps/>
-          <w:sz w:val="28"/>
-          <w:szCs w:val="28"/>
-        </w:rPr>
-        <w:t>Usandizaga</w:t>
-      </w:r>
-      <w:proofErr w:type="spellEnd"/>
-      <w:r>
-        <w:rPr>
-          <w:rFonts w:ascii="Calibri" w:eastAsia="Calibri" w:hAnsi="Calibri" w:cs="Arial"/>
-          <w:iCs/>
-          <w:smallCaps/>
-          <w:sz w:val="28"/>
-          <w:szCs w:val="28"/>
-        </w:rPr>
-        <w:t xml:space="preserve"> And Xabat Maortua</w:t>
+        <w:t>Julen Gabilondo, Peru Ramos, Unai Laskurain, Andoni Usandizaga And Xabat Maortua</w:t>
       </w:r>
     </w:p>
     <w:p>
@@ -601,7 +545,6 @@
           <w:docGrid w:linePitch="360"/>
         </w:sectPr>
       </w:pPr>
-      <w:proofErr w:type="gramStart"/>
       <w:r>
         <w:rPr>
           <w:rFonts w:ascii="Calibri" w:eastAsia="Calibri" w:hAnsi="Calibri" w:cs="Arial"/>
@@ -609,17 +552,7 @@
           <w:sz w:val="28"/>
           <w:szCs w:val="28"/>
         </w:rPr>
-        <w:t>24th</w:t>
-      </w:r>
-      <w:proofErr w:type="gramEnd"/>
-      <w:r>
-        <w:rPr>
-          <w:rFonts w:ascii="Calibri" w:eastAsia="Calibri" w:hAnsi="Calibri" w:cs="Arial"/>
-          <w:iCs/>
-          <w:sz w:val="28"/>
-          <w:szCs w:val="28"/>
-        </w:rPr>
-        <w:t xml:space="preserve"> of January of 2024</w:t>
+        <w:t>24th of January of 2024</w:t>
       </w:r>
     </w:p>
     <w:bookmarkEnd w:id="2"/>
@@ -649,7 +582,9 @@
           <w:b w:val="0"/>
           <w:caps w:val="0"/>
           <w:noProof/>
-          <w:lang w:val="es-ES" w:eastAsia="es-ES"/>
+          <w:kern w:val="2"/>
+          <w:lang w:val="eu-ES" w:eastAsia="eu-ES"/>
+          <w14:ligatures w14:val="standardContextual"/>
         </w:rPr>
       </w:pPr>
       <w:r>
@@ -673,7 +608,7 @@
         </w:rPr>
         <w:fldChar w:fldCharType="separate"/>
       </w:r>
-      <w:hyperlink w:anchor="_Toc156487053" w:history="1">
+      <w:hyperlink w:anchor="_Toc156897596" w:history="1">
         <w:r>
           <w:rPr>
             <w:rStyle w:val="Hipervnculo"/>
@@ -700,7 +635,7 @@
             <w:noProof/>
             <w:webHidden/>
           </w:rPr>
-          <w:instrText xml:space="preserve"> PAGEREF _Toc156487053 \h </w:instrText>
+          <w:instrText xml:space="preserve"> PAGEREF _Toc156897596 \h </w:instrText>
         </w:r>
         <w:r>
           <w:rPr>
@@ -743,10 +678,12 @@
           <w:b w:val="0"/>
           <w:caps w:val="0"/>
           <w:noProof/>
-          <w:lang w:val="es-ES" w:eastAsia="es-ES"/>
+          <w:kern w:val="2"/>
+          <w:lang w:val="eu-ES" w:eastAsia="eu-ES"/>
+          <w14:ligatures w14:val="standardContextual"/>
         </w:rPr>
       </w:pPr>
-      <w:hyperlink w:anchor="_Toc156487054" w:history="1">
+      <w:hyperlink w:anchor="_Toc156897597" w:history="1">
         <w:r>
           <w:rPr>
             <w:rStyle w:val="Hipervnculo"/>
@@ -760,7 +697,9 @@
             <w:b w:val="0"/>
             <w:caps w:val="0"/>
             <w:noProof/>
-            <w:lang w:val="es-ES" w:eastAsia="es-ES"/>
+            <w:kern w:val="2"/>
+            <w:lang w:val="eu-ES" w:eastAsia="eu-ES"/>
+            <w14:ligatures w14:val="standardContextual"/>
           </w:rPr>
           <w:tab/>
         </w:r>
@@ -790,7 +729,7 @@
             <w:noProof/>
             <w:webHidden/>
           </w:rPr>
-          <w:instrText xml:space="preserve"> PAGEREF _Toc156487054 \h </w:instrText>
+          <w:instrText xml:space="preserve"> PAGEREF _Toc156897597 \h </w:instrText>
         </w:r>
         <w:r>
           <w:rPr>
@@ -831,10 +770,12 @@
         <w:rPr>
           <w:rFonts w:asciiTheme="minorHAnsi" w:eastAsiaTheme="minorEastAsia" w:hAnsiTheme="minorHAnsi"/>
           <w:noProof/>
-          <w:lang w:val="es-ES" w:eastAsia="es-ES"/>
+          <w:kern w:val="2"/>
+          <w:lang w:val="eu-ES" w:eastAsia="eu-ES"/>
+          <w14:ligatures w14:val="standardContextual"/>
         </w:rPr>
       </w:pPr>
-      <w:hyperlink w:anchor="_Toc156487055" w:history="1">
+      <w:hyperlink w:anchor="_Toc156897598" w:history="1">
         <w:r>
           <w:rPr>
             <w:rStyle w:val="Hipervnculo"/>
@@ -846,7 +787,9 @@
           <w:rPr>
             <w:rFonts w:asciiTheme="minorHAnsi" w:eastAsiaTheme="minorEastAsia" w:hAnsiTheme="minorHAnsi"/>
             <w:noProof/>
-            <w:lang w:val="es-ES" w:eastAsia="es-ES"/>
+            <w:kern w:val="2"/>
+            <w:lang w:val="eu-ES" w:eastAsia="eu-ES"/>
+            <w14:ligatures w14:val="standardContextual"/>
           </w:rPr>
           <w:tab/>
         </w:r>
@@ -876,7 +819,7 @@
             <w:noProof/>
             <w:webHidden/>
           </w:rPr>
-          <w:instrText xml:space="preserve"> PAGEREF _Toc156487055 \h </w:instrText>
+          <w:instrText xml:space="preserve"> PAGEREF _Toc156897598 \h </w:instrText>
         </w:r>
         <w:r>
           <w:rPr>
@@ -917,10 +860,12 @@
         <w:rPr>
           <w:rFonts w:asciiTheme="minorHAnsi" w:eastAsiaTheme="minorEastAsia" w:hAnsiTheme="minorHAnsi"/>
           <w:noProof/>
-          <w:lang w:val="es-ES" w:eastAsia="es-ES"/>
+          <w:kern w:val="2"/>
+          <w:lang w:val="eu-ES" w:eastAsia="eu-ES"/>
+          <w14:ligatures w14:val="standardContextual"/>
         </w:rPr>
       </w:pPr>
-      <w:hyperlink w:anchor="_Toc156487056" w:history="1">
+      <w:hyperlink w:anchor="_Toc156897599" w:history="1">
         <w:r>
           <w:rPr>
             <w:rStyle w:val="Hipervnculo"/>
@@ -932,7 +877,9 @@
           <w:rPr>
             <w:rFonts w:asciiTheme="minorHAnsi" w:eastAsiaTheme="minorEastAsia" w:hAnsiTheme="minorHAnsi"/>
             <w:noProof/>
-            <w:lang w:val="es-ES" w:eastAsia="es-ES"/>
+            <w:kern w:val="2"/>
+            <w:lang w:val="eu-ES" w:eastAsia="eu-ES"/>
+            <w14:ligatures w14:val="standardContextual"/>
           </w:rPr>
           <w:tab/>
         </w:r>
@@ -962,7 +909,7 @@
             <w:noProof/>
             <w:webHidden/>
           </w:rPr>
-          <w:instrText xml:space="preserve"> PAGEREF _Toc156487056 \h </w:instrText>
+          <w:instrText xml:space="preserve"> PAGEREF _Toc156897599 \h </w:instrText>
         </w:r>
         <w:r>
           <w:rPr>
@@ -1005,10 +952,12 @@
           <w:b w:val="0"/>
           <w:caps w:val="0"/>
           <w:noProof/>
-          <w:lang w:val="es-ES" w:eastAsia="es-ES"/>
+          <w:kern w:val="2"/>
+          <w:lang w:val="eu-ES" w:eastAsia="eu-ES"/>
+          <w14:ligatures w14:val="standardContextual"/>
         </w:rPr>
       </w:pPr>
-      <w:hyperlink w:anchor="_Toc156487057" w:history="1">
+      <w:hyperlink w:anchor="_Toc156897600" w:history="1">
         <w:r>
           <w:rPr>
             <w:rStyle w:val="Hipervnculo"/>
@@ -1022,7 +971,9 @@
             <w:b w:val="0"/>
             <w:caps w:val="0"/>
             <w:noProof/>
-            <w:lang w:val="es-ES" w:eastAsia="es-ES"/>
+            <w:kern w:val="2"/>
+            <w:lang w:val="eu-ES" w:eastAsia="eu-ES"/>
+            <w14:ligatures w14:val="standardContextual"/>
           </w:rPr>
           <w:tab/>
         </w:r>
@@ -1052,7 +1003,7 @@
             <w:noProof/>
             <w:webHidden/>
           </w:rPr>
-          <w:instrText xml:space="preserve"> PAGEREF _Toc156487057 \h </w:instrText>
+          <w:instrText xml:space="preserve"> PAGEREF _Toc156897600 \h </w:instrText>
         </w:r>
         <w:r>
           <w:rPr>
@@ -1093,10 +1044,12 @@
         <w:rPr>
           <w:rFonts w:asciiTheme="minorHAnsi" w:eastAsiaTheme="minorEastAsia" w:hAnsiTheme="minorHAnsi"/>
           <w:noProof/>
-          <w:lang w:val="es-ES" w:eastAsia="es-ES"/>
+          <w:kern w:val="2"/>
+          <w:lang w:val="eu-ES" w:eastAsia="eu-ES"/>
+          <w14:ligatures w14:val="standardContextual"/>
         </w:rPr>
       </w:pPr>
-      <w:hyperlink w:anchor="_Toc156487058" w:history="1">
+      <w:hyperlink w:anchor="_Toc156897601" w:history="1">
         <w:r>
           <w:rPr>
             <w:rStyle w:val="Hipervnculo"/>
@@ -1108,7 +1061,9 @@
           <w:rPr>
             <w:rFonts w:asciiTheme="minorHAnsi" w:eastAsiaTheme="minorEastAsia" w:hAnsiTheme="minorHAnsi"/>
             <w:noProof/>
-            <w:lang w:val="es-ES" w:eastAsia="es-ES"/>
+            <w:kern w:val="2"/>
+            <w:lang w:val="eu-ES" w:eastAsia="eu-ES"/>
+            <w14:ligatures w14:val="standardContextual"/>
           </w:rPr>
           <w:tab/>
         </w:r>
@@ -1138,7 +1093,7 @@
             <w:noProof/>
             <w:webHidden/>
           </w:rPr>
-          <w:instrText xml:space="preserve"> PAGEREF _Toc156487058 \h </w:instrText>
+          <w:instrText xml:space="preserve"> PAGEREF _Toc156897601 \h </w:instrText>
         </w:r>
         <w:r>
           <w:rPr>
@@ -1179,10 +1134,12 @@
         <w:rPr>
           <w:rFonts w:cstheme="minorBidi"/>
           <w:noProof/>
-          <w:lang w:val="es-ES" w:eastAsia="es-ES"/>
+          <w:kern w:val="2"/>
+          <w:lang w:val="eu-ES"/>
+          <w14:ligatures w14:val="standardContextual"/>
         </w:rPr>
       </w:pPr>
-      <w:hyperlink w:anchor="_Toc156487059" w:history="1">
+      <w:hyperlink w:anchor="_Toc156897602" w:history="1">
         <w:r>
           <w:rPr>
             <w:rStyle w:val="Hipervnculo"/>
@@ -1194,7 +1151,9 @@
           <w:rPr>
             <w:rFonts w:cstheme="minorBidi"/>
             <w:noProof/>
-            <w:lang w:val="es-ES" w:eastAsia="es-ES"/>
+            <w:kern w:val="2"/>
+            <w:lang w:val="eu-ES"/>
+            <w14:ligatures w14:val="standardContextual"/>
           </w:rPr>
           <w:tab/>
         </w:r>
@@ -1224,7 +1183,7 @@
             <w:noProof/>
             <w:webHidden/>
           </w:rPr>
-          <w:instrText xml:space="preserve"> PAGEREF _Toc156487059 \h </w:instrText>
+          <w:instrText xml:space="preserve"> PAGEREF _Toc156897602 \h </w:instrText>
         </w:r>
         <w:r>
           <w:rPr>
@@ -1265,10 +1224,12 @@
         <w:rPr>
           <w:rFonts w:cstheme="minorBidi"/>
           <w:noProof/>
-          <w:lang w:val="es-ES" w:eastAsia="es-ES"/>
+          <w:kern w:val="2"/>
+          <w:lang w:val="eu-ES"/>
+          <w14:ligatures w14:val="standardContextual"/>
         </w:rPr>
       </w:pPr>
-      <w:hyperlink w:anchor="_Toc156487060" w:history="1">
+      <w:hyperlink w:anchor="_Toc156897603" w:history="1">
         <w:r>
           <w:rPr>
             <w:rStyle w:val="Hipervnculo"/>
@@ -1280,7 +1241,9 @@
           <w:rPr>
             <w:rFonts w:cstheme="minorBidi"/>
             <w:noProof/>
-            <w:lang w:val="es-ES" w:eastAsia="es-ES"/>
+            <w:kern w:val="2"/>
+            <w:lang w:val="eu-ES"/>
+            <w14:ligatures w14:val="standardContextual"/>
           </w:rPr>
           <w:tab/>
         </w:r>
@@ -1310,7 +1273,7 @@
             <w:noProof/>
             <w:webHidden/>
           </w:rPr>
-          <w:instrText xml:space="preserve"> PAGEREF _Toc156487060 \h </w:instrText>
+          <w:instrText xml:space="preserve"> PAGEREF _Toc156897603 \h </w:instrText>
         </w:r>
         <w:r>
           <w:rPr>
@@ -1351,10 +1314,12 @@
         <w:rPr>
           <w:rFonts w:cstheme="minorBidi"/>
           <w:noProof/>
-          <w:lang w:val="es-ES" w:eastAsia="es-ES"/>
+          <w:kern w:val="2"/>
+          <w:lang w:val="eu-ES"/>
+          <w14:ligatures w14:val="standardContextual"/>
         </w:rPr>
       </w:pPr>
-      <w:hyperlink w:anchor="_Toc156487061" w:history="1">
+      <w:hyperlink w:anchor="_Toc156897604" w:history="1">
         <w:r>
           <w:rPr>
             <w:rStyle w:val="Hipervnculo"/>
@@ -1366,7 +1331,9 @@
           <w:rPr>
             <w:rFonts w:cstheme="minorBidi"/>
             <w:noProof/>
-            <w:lang w:val="es-ES" w:eastAsia="es-ES"/>
+            <w:kern w:val="2"/>
+            <w:lang w:val="eu-ES"/>
+            <w14:ligatures w14:val="standardContextual"/>
           </w:rPr>
           <w:tab/>
         </w:r>
@@ -1396,7 +1363,7 @@
             <w:noProof/>
             <w:webHidden/>
           </w:rPr>
-          <w:instrText xml:space="preserve"> PAGEREF _Toc156487061 \h </w:instrText>
+          <w:instrText xml:space="preserve"> PAGEREF _Toc156897604 \h </w:instrText>
         </w:r>
         <w:r>
           <w:rPr>
@@ -1437,10 +1404,12 @@
         <w:rPr>
           <w:rFonts w:cstheme="minorBidi"/>
           <w:noProof/>
-          <w:lang w:val="es-ES" w:eastAsia="es-ES"/>
+          <w:kern w:val="2"/>
+          <w:lang w:val="eu-ES"/>
+          <w14:ligatures w14:val="standardContextual"/>
         </w:rPr>
       </w:pPr>
-      <w:hyperlink w:anchor="_Toc156487062" w:history="1">
+      <w:hyperlink w:anchor="_Toc156897605" w:history="1">
         <w:r>
           <w:rPr>
             <w:rStyle w:val="Hipervnculo"/>
@@ -1452,7 +1421,9 @@
           <w:rPr>
             <w:rFonts w:cstheme="minorBidi"/>
             <w:noProof/>
-            <w:lang w:val="es-ES" w:eastAsia="es-ES"/>
+            <w:kern w:val="2"/>
+            <w:lang w:val="eu-ES"/>
+            <w14:ligatures w14:val="standardContextual"/>
           </w:rPr>
           <w:tab/>
         </w:r>
@@ -1482,7 +1453,7 @@
             <w:noProof/>
             <w:webHidden/>
           </w:rPr>
-          <w:instrText xml:space="preserve"> PAGEREF _Toc156487062 \h </w:instrText>
+          <w:instrText xml:space="preserve"> PAGEREF _Toc156897605 \h </w:instrText>
         </w:r>
         <w:r>
           <w:rPr>
@@ -1523,10 +1494,12 @@
         <w:rPr>
           <w:rFonts w:cstheme="minorBidi"/>
           <w:noProof/>
-          <w:lang w:val="es-ES" w:eastAsia="es-ES"/>
+          <w:kern w:val="2"/>
+          <w:lang w:val="eu-ES"/>
+          <w14:ligatures w14:val="standardContextual"/>
         </w:rPr>
       </w:pPr>
-      <w:hyperlink w:anchor="_Toc156487063" w:history="1">
+      <w:hyperlink w:anchor="_Toc156897606" w:history="1">
         <w:r>
           <w:rPr>
             <w:rStyle w:val="Hipervnculo"/>
@@ -1538,7 +1511,9 @@
           <w:rPr>
             <w:rFonts w:cstheme="minorBidi"/>
             <w:noProof/>
-            <w:lang w:val="es-ES" w:eastAsia="es-ES"/>
+            <w:kern w:val="2"/>
+            <w:lang w:val="eu-ES"/>
+            <w14:ligatures w14:val="standardContextual"/>
           </w:rPr>
           <w:tab/>
         </w:r>
@@ -1568,7 +1543,7 @@
             <w:noProof/>
             <w:webHidden/>
           </w:rPr>
-          <w:instrText xml:space="preserve"> PAGEREF _Toc156487063 \h </w:instrText>
+          <w:instrText xml:space="preserve"> PAGEREF _Toc156897606 \h </w:instrText>
         </w:r>
         <w:r>
           <w:rPr>
@@ -1609,10 +1584,12 @@
         <w:rPr>
           <w:rFonts w:cstheme="minorBidi"/>
           <w:noProof/>
-          <w:lang w:val="es-ES" w:eastAsia="es-ES"/>
+          <w:kern w:val="2"/>
+          <w:lang w:val="eu-ES"/>
+          <w14:ligatures w14:val="standardContextual"/>
         </w:rPr>
       </w:pPr>
-      <w:hyperlink w:anchor="_Toc156487064" w:history="1">
+      <w:hyperlink w:anchor="_Toc156897607" w:history="1">
         <w:r>
           <w:rPr>
             <w:rStyle w:val="Hipervnculo"/>
@@ -1624,7 +1601,9 @@
           <w:rPr>
             <w:rFonts w:cstheme="minorBidi"/>
             <w:noProof/>
-            <w:lang w:val="es-ES" w:eastAsia="es-ES"/>
+            <w:kern w:val="2"/>
+            <w:lang w:val="eu-ES"/>
+            <w14:ligatures w14:val="standardContextual"/>
           </w:rPr>
           <w:tab/>
         </w:r>
@@ -1654,7 +1633,7 @@
             <w:noProof/>
             <w:webHidden/>
           </w:rPr>
-          <w:instrText xml:space="preserve"> PAGEREF _Toc156487064 \h </w:instrText>
+          <w:instrText xml:space="preserve"> PAGEREF _Toc156897607 \h </w:instrText>
         </w:r>
         <w:r>
           <w:rPr>
@@ -1695,10 +1674,12 @@
         <w:rPr>
           <w:rFonts w:cstheme="minorBidi"/>
           <w:noProof/>
-          <w:lang w:val="es-ES" w:eastAsia="es-ES"/>
+          <w:kern w:val="2"/>
+          <w:lang w:val="eu-ES"/>
+          <w14:ligatures w14:val="standardContextual"/>
         </w:rPr>
       </w:pPr>
-      <w:hyperlink w:anchor="_Toc156487065" w:history="1">
+      <w:hyperlink w:anchor="_Toc156897608" w:history="1">
         <w:r>
           <w:rPr>
             <w:rStyle w:val="Hipervnculo"/>
@@ -1710,7 +1691,9 @@
           <w:rPr>
             <w:rFonts w:cstheme="minorBidi"/>
             <w:noProof/>
-            <w:lang w:val="es-ES" w:eastAsia="es-ES"/>
+            <w:kern w:val="2"/>
+            <w:lang w:val="eu-ES"/>
+            <w14:ligatures w14:val="standardContextual"/>
           </w:rPr>
           <w:tab/>
         </w:r>
@@ -1740,7 +1723,7 @@
             <w:noProof/>
             <w:webHidden/>
           </w:rPr>
-          <w:instrText xml:space="preserve"> PAGEREF _Toc156487065 \h </w:instrText>
+          <w:instrText xml:space="preserve"> PAGEREF _Toc156897608 \h </w:instrText>
         </w:r>
         <w:r>
           <w:rPr>
@@ -1781,10 +1764,12 @@
         <w:rPr>
           <w:rFonts w:cstheme="minorBidi"/>
           <w:noProof/>
-          <w:lang w:val="es-ES" w:eastAsia="es-ES"/>
+          <w:kern w:val="2"/>
+          <w:lang w:val="eu-ES"/>
+          <w14:ligatures w14:val="standardContextual"/>
         </w:rPr>
       </w:pPr>
-      <w:hyperlink w:anchor="_Toc156487066" w:history="1">
+      <w:hyperlink w:anchor="_Toc156897609" w:history="1">
         <w:r>
           <w:rPr>
             <w:rStyle w:val="Hipervnculo"/>
@@ -1796,7 +1781,9 @@
           <w:rPr>
             <w:rFonts w:cstheme="minorBidi"/>
             <w:noProof/>
-            <w:lang w:val="es-ES" w:eastAsia="es-ES"/>
+            <w:kern w:val="2"/>
+            <w:lang w:val="eu-ES"/>
+            <w14:ligatures w14:val="standardContextual"/>
           </w:rPr>
           <w:tab/>
         </w:r>
@@ -1826,7 +1813,7 @@
             <w:noProof/>
             <w:webHidden/>
           </w:rPr>
-          <w:instrText xml:space="preserve"> PAGEREF _Toc156487066 \h </w:instrText>
+          <w:instrText xml:space="preserve"> PAGEREF _Toc156897609 \h </w:instrText>
         </w:r>
         <w:r>
           <w:rPr>
@@ -1867,10 +1854,12 @@
         <w:rPr>
           <w:rFonts w:cstheme="minorBidi"/>
           <w:noProof/>
-          <w:lang w:val="es-ES" w:eastAsia="es-ES"/>
+          <w:kern w:val="2"/>
+          <w:lang w:val="eu-ES"/>
+          <w14:ligatures w14:val="standardContextual"/>
         </w:rPr>
       </w:pPr>
-      <w:hyperlink w:anchor="_Toc156487067" w:history="1">
+      <w:hyperlink w:anchor="_Toc156897610" w:history="1">
         <w:r>
           <w:rPr>
             <w:rStyle w:val="Hipervnculo"/>
@@ -1882,7 +1871,9 @@
           <w:rPr>
             <w:rFonts w:cstheme="minorBidi"/>
             <w:noProof/>
-            <w:lang w:val="es-ES" w:eastAsia="es-ES"/>
+            <w:kern w:val="2"/>
+            <w:lang w:val="eu-ES"/>
+            <w14:ligatures w14:val="standardContextual"/>
           </w:rPr>
           <w:tab/>
         </w:r>
@@ -1912,7 +1903,7 @@
             <w:noProof/>
             <w:webHidden/>
           </w:rPr>
-          <w:instrText xml:space="preserve"> PAGEREF _Toc156487067 \h </w:instrText>
+          <w:instrText xml:space="preserve"> PAGEREF _Toc156897610 \h </w:instrText>
         </w:r>
         <w:r>
           <w:rPr>
@@ -1953,10 +1944,12 @@
         <w:rPr>
           <w:rFonts w:cstheme="minorBidi"/>
           <w:noProof/>
-          <w:lang w:val="es-ES" w:eastAsia="es-ES"/>
+          <w:kern w:val="2"/>
+          <w:lang w:val="eu-ES"/>
+          <w14:ligatures w14:val="standardContextual"/>
         </w:rPr>
       </w:pPr>
-      <w:hyperlink w:anchor="_Toc156487068" w:history="1">
+      <w:hyperlink w:anchor="_Toc156897611" w:history="1">
         <w:r>
           <w:rPr>
             <w:rStyle w:val="Hipervnculo"/>
@@ -1968,7 +1961,9 @@
           <w:rPr>
             <w:rFonts w:cstheme="minorBidi"/>
             <w:noProof/>
-            <w:lang w:val="es-ES" w:eastAsia="es-ES"/>
+            <w:kern w:val="2"/>
+            <w:lang w:val="eu-ES"/>
+            <w14:ligatures w14:val="standardContextual"/>
           </w:rPr>
           <w:tab/>
         </w:r>
@@ -1998,7 +1993,7 @@
             <w:noProof/>
             <w:webHidden/>
           </w:rPr>
-          <w:instrText xml:space="preserve"> PAGEREF _Toc156487068 \h </w:instrText>
+          <w:instrText xml:space="preserve"> PAGEREF _Toc156897611 \h </w:instrText>
         </w:r>
         <w:r>
           <w:rPr>
@@ -2039,10 +2034,12 @@
         <w:rPr>
           <w:rFonts w:cstheme="minorBidi"/>
           <w:noProof/>
-          <w:lang w:val="es-ES" w:eastAsia="es-ES"/>
+          <w:kern w:val="2"/>
+          <w:lang w:val="eu-ES"/>
+          <w14:ligatures w14:val="standardContextual"/>
         </w:rPr>
       </w:pPr>
-      <w:hyperlink w:anchor="_Toc156487069" w:history="1">
+      <w:hyperlink w:anchor="_Toc156897612" w:history="1">
         <w:r>
           <w:rPr>
             <w:rStyle w:val="Hipervnculo"/>
@@ -2054,7 +2051,9 @@
           <w:rPr>
             <w:rFonts w:cstheme="minorBidi"/>
             <w:noProof/>
-            <w:lang w:val="es-ES" w:eastAsia="es-ES"/>
+            <w:kern w:val="2"/>
+            <w:lang w:val="eu-ES"/>
+            <w14:ligatures w14:val="standardContextual"/>
           </w:rPr>
           <w:tab/>
         </w:r>
@@ -2084,7 +2083,7 @@
             <w:noProof/>
             <w:webHidden/>
           </w:rPr>
-          <w:instrText xml:space="preserve"> PAGEREF _Toc156487069 \h </w:instrText>
+          <w:instrText xml:space="preserve"> PAGEREF _Toc156897612 \h </w:instrText>
         </w:r>
         <w:r>
           <w:rPr>
@@ -2125,10 +2124,12 @@
         <w:rPr>
           <w:rFonts w:cstheme="minorBidi"/>
           <w:noProof/>
-          <w:lang w:val="es-ES" w:eastAsia="es-ES"/>
+          <w:kern w:val="2"/>
+          <w:lang w:val="eu-ES"/>
+          <w14:ligatures w14:val="standardContextual"/>
         </w:rPr>
       </w:pPr>
-      <w:hyperlink w:anchor="_Toc156487070" w:history="1">
+      <w:hyperlink w:anchor="_Toc156897613" w:history="1">
         <w:r>
           <w:rPr>
             <w:rStyle w:val="Hipervnculo"/>
@@ -2140,7 +2141,9 @@
           <w:rPr>
             <w:rFonts w:cstheme="minorBidi"/>
             <w:noProof/>
-            <w:lang w:val="es-ES" w:eastAsia="es-ES"/>
+            <w:kern w:val="2"/>
+            <w:lang w:val="eu-ES"/>
+            <w14:ligatures w14:val="standardContextual"/>
           </w:rPr>
           <w:tab/>
         </w:r>
@@ -2170,7 +2173,7 @@
             <w:noProof/>
             <w:webHidden/>
           </w:rPr>
-          <w:instrText xml:space="preserve"> PAGEREF _Toc156487070 \h </w:instrText>
+          <w:instrText xml:space="preserve"> PAGEREF _Toc156897613 \h </w:instrText>
         </w:r>
         <w:r>
           <w:rPr>
@@ -2211,10 +2214,12 @@
         <w:rPr>
           <w:rFonts w:cstheme="minorBidi"/>
           <w:noProof/>
-          <w:lang w:val="es-ES" w:eastAsia="es-ES"/>
+          <w:kern w:val="2"/>
+          <w:lang w:val="eu-ES"/>
+          <w14:ligatures w14:val="standardContextual"/>
         </w:rPr>
       </w:pPr>
-      <w:hyperlink w:anchor="_Toc156487071" w:history="1">
+      <w:hyperlink w:anchor="_Toc156897614" w:history="1">
         <w:r>
           <w:rPr>
             <w:rStyle w:val="Hipervnculo"/>
@@ -2226,7 +2231,9 @@
           <w:rPr>
             <w:rFonts w:cstheme="minorBidi"/>
             <w:noProof/>
-            <w:lang w:val="es-ES" w:eastAsia="es-ES"/>
+            <w:kern w:val="2"/>
+            <w:lang w:val="eu-ES"/>
+            <w14:ligatures w14:val="standardContextual"/>
           </w:rPr>
           <w:tab/>
         </w:r>
@@ -2256,7 +2263,7 @@
             <w:noProof/>
             <w:webHidden/>
           </w:rPr>
-          <w:instrText xml:space="preserve"> PAGEREF _Toc156487071 \h </w:instrText>
+          <w:instrText xml:space="preserve"> PAGEREF _Toc156897614 \h </w:instrText>
         </w:r>
         <w:r>
           <w:rPr>
@@ -2297,10 +2304,12 @@
         <w:rPr>
           <w:rFonts w:cstheme="minorBidi"/>
           <w:noProof/>
-          <w:lang w:val="es-ES" w:eastAsia="es-ES"/>
+          <w:kern w:val="2"/>
+          <w:lang w:val="eu-ES"/>
+          <w14:ligatures w14:val="standardContextual"/>
         </w:rPr>
       </w:pPr>
-      <w:hyperlink w:anchor="_Toc156487072" w:history="1">
+      <w:hyperlink w:anchor="_Toc156897615" w:history="1">
         <w:r>
           <w:rPr>
             <w:rStyle w:val="Hipervnculo"/>
@@ -2312,7 +2321,9 @@
           <w:rPr>
             <w:rFonts w:cstheme="minorBidi"/>
             <w:noProof/>
-            <w:lang w:val="es-ES" w:eastAsia="es-ES"/>
+            <w:kern w:val="2"/>
+            <w:lang w:val="eu-ES"/>
+            <w14:ligatures w14:val="standardContextual"/>
           </w:rPr>
           <w:tab/>
         </w:r>
@@ -2342,7 +2353,7 @@
             <w:noProof/>
             <w:webHidden/>
           </w:rPr>
-          <w:instrText xml:space="preserve"> PAGEREF _Toc156487072 \h </w:instrText>
+          <w:instrText xml:space="preserve"> PAGEREF _Toc156897615 \h </w:instrText>
         </w:r>
         <w:r>
           <w:rPr>
@@ -2383,10 +2394,12 @@
         <w:rPr>
           <w:rFonts w:asciiTheme="minorHAnsi" w:eastAsiaTheme="minorEastAsia" w:hAnsiTheme="minorHAnsi"/>
           <w:noProof/>
-          <w:lang w:val="es-ES" w:eastAsia="es-ES"/>
+          <w:kern w:val="2"/>
+          <w:lang w:val="eu-ES" w:eastAsia="eu-ES"/>
+          <w14:ligatures w14:val="standardContextual"/>
         </w:rPr>
       </w:pPr>
-      <w:hyperlink w:anchor="_Toc156487073" w:history="1">
+      <w:hyperlink w:anchor="_Toc156897616" w:history="1">
         <w:r>
           <w:rPr>
             <w:rStyle w:val="Hipervnculo"/>
@@ -2398,7 +2411,9 @@
           <w:rPr>
             <w:rFonts w:asciiTheme="minorHAnsi" w:eastAsiaTheme="minorEastAsia" w:hAnsiTheme="minorHAnsi"/>
             <w:noProof/>
-            <w:lang w:val="es-ES" w:eastAsia="es-ES"/>
+            <w:kern w:val="2"/>
+            <w:lang w:val="eu-ES" w:eastAsia="eu-ES"/>
+            <w14:ligatures w14:val="standardContextual"/>
           </w:rPr>
           <w:tab/>
         </w:r>
@@ -2428,7 +2443,7 @@
             <w:noProof/>
             <w:webHidden/>
           </w:rPr>
-          <w:instrText xml:space="preserve"> PAGEREF _Toc156487073 \h </w:instrText>
+          <w:instrText xml:space="preserve"> PAGEREF _Toc156897616 \h </w:instrText>
         </w:r>
         <w:r>
           <w:rPr>
@@ -2469,10 +2484,12 @@
         <w:rPr>
           <w:rFonts w:asciiTheme="minorHAnsi" w:eastAsiaTheme="minorEastAsia" w:hAnsiTheme="minorHAnsi"/>
           <w:noProof/>
-          <w:lang w:val="es-ES" w:eastAsia="es-ES"/>
+          <w:kern w:val="2"/>
+          <w:lang w:val="eu-ES" w:eastAsia="eu-ES"/>
+          <w14:ligatures w14:val="standardContextual"/>
         </w:rPr>
       </w:pPr>
-      <w:hyperlink w:anchor="_Toc156487074" w:history="1">
+      <w:hyperlink w:anchor="_Toc156897617" w:history="1">
         <w:r>
           <w:rPr>
             <w:rStyle w:val="Hipervnculo"/>
@@ -2484,7 +2501,9 @@
           <w:rPr>
             <w:rFonts w:asciiTheme="minorHAnsi" w:eastAsiaTheme="minorEastAsia" w:hAnsiTheme="minorHAnsi"/>
             <w:noProof/>
-            <w:lang w:val="es-ES" w:eastAsia="es-ES"/>
+            <w:kern w:val="2"/>
+            <w:lang w:val="eu-ES" w:eastAsia="eu-ES"/>
+            <w14:ligatures w14:val="standardContextual"/>
           </w:rPr>
           <w:tab/>
         </w:r>
@@ -2514,7 +2533,7 @@
             <w:noProof/>
             <w:webHidden/>
           </w:rPr>
-          <w:instrText xml:space="preserve"> PAGEREF _Toc156487074 \h </w:instrText>
+          <w:instrText xml:space="preserve"> PAGEREF _Toc156897617 \h </w:instrText>
         </w:r>
         <w:r>
           <w:rPr>
@@ -2557,10 +2576,12 @@
           <w:b w:val="0"/>
           <w:caps w:val="0"/>
           <w:noProof/>
-          <w:lang w:val="es-ES" w:eastAsia="es-ES"/>
+          <w:kern w:val="2"/>
+          <w:lang w:val="eu-ES" w:eastAsia="eu-ES"/>
+          <w14:ligatures w14:val="standardContextual"/>
         </w:rPr>
       </w:pPr>
-      <w:hyperlink w:anchor="_Toc156487075" w:history="1">
+      <w:hyperlink w:anchor="_Toc156897618" w:history="1">
         <w:r>
           <w:rPr>
             <w:rStyle w:val="Hipervnculo"/>
@@ -2574,7 +2595,9 @@
             <w:b w:val="0"/>
             <w:caps w:val="0"/>
             <w:noProof/>
-            <w:lang w:val="es-ES" w:eastAsia="es-ES"/>
+            <w:kern w:val="2"/>
+            <w:lang w:val="eu-ES" w:eastAsia="eu-ES"/>
+            <w14:ligatures w14:val="standardContextual"/>
           </w:rPr>
           <w:tab/>
         </w:r>
@@ -2604,7 +2627,7 @@
             <w:noProof/>
             <w:webHidden/>
           </w:rPr>
-          <w:instrText xml:space="preserve"> PAGEREF _Toc156487075 \h </w:instrText>
+          <w:instrText xml:space="preserve"> PAGEREF _Toc156897618 \h </w:instrText>
         </w:r>
         <w:r>
           <w:rPr>
@@ -2645,10 +2668,12 @@
         <w:rPr>
           <w:rFonts w:asciiTheme="minorHAnsi" w:eastAsiaTheme="minorEastAsia" w:hAnsiTheme="minorHAnsi"/>
           <w:noProof/>
-          <w:lang w:val="es-ES" w:eastAsia="es-ES"/>
+          <w:kern w:val="2"/>
+          <w:lang w:val="eu-ES" w:eastAsia="eu-ES"/>
+          <w14:ligatures w14:val="standardContextual"/>
         </w:rPr>
       </w:pPr>
-      <w:hyperlink w:anchor="_Toc156487076" w:history="1">
+      <w:hyperlink w:anchor="_Toc156897619" w:history="1">
         <w:r>
           <w:rPr>
             <w:rStyle w:val="Hipervnculo"/>
@@ -2660,7 +2685,9 @@
           <w:rPr>
             <w:rFonts w:asciiTheme="minorHAnsi" w:eastAsiaTheme="minorEastAsia" w:hAnsiTheme="minorHAnsi"/>
             <w:noProof/>
-            <w:lang w:val="es-ES" w:eastAsia="es-ES"/>
+            <w:kern w:val="2"/>
+            <w:lang w:val="eu-ES" w:eastAsia="eu-ES"/>
+            <w14:ligatures w14:val="standardContextual"/>
           </w:rPr>
           <w:tab/>
         </w:r>
@@ -2690,7 +2717,7 @@
             <w:noProof/>
             <w:webHidden/>
           </w:rPr>
-          <w:instrText xml:space="preserve"> PAGEREF _Toc156487076 \h </w:instrText>
+          <w:instrText xml:space="preserve"> PAGEREF _Toc156897619 \h </w:instrText>
         </w:r>
         <w:r>
           <w:rPr>
@@ -2731,10 +2758,12 @@
         <w:rPr>
           <w:rFonts w:cstheme="minorBidi"/>
           <w:noProof/>
-          <w:lang w:val="es-ES" w:eastAsia="es-ES"/>
+          <w:kern w:val="2"/>
+          <w:lang w:val="eu-ES"/>
+          <w14:ligatures w14:val="standardContextual"/>
         </w:rPr>
       </w:pPr>
-      <w:hyperlink w:anchor="_Toc156487077" w:history="1">
+      <w:hyperlink w:anchor="_Toc156897620" w:history="1">
         <w:r>
           <w:rPr>
             <w:rStyle w:val="Hipervnculo"/>
@@ -2746,7 +2775,9 @@
           <w:rPr>
             <w:rFonts w:cstheme="minorBidi"/>
             <w:noProof/>
-            <w:lang w:val="es-ES" w:eastAsia="es-ES"/>
+            <w:kern w:val="2"/>
+            <w:lang w:val="eu-ES"/>
+            <w14:ligatures w14:val="standardContextual"/>
           </w:rPr>
           <w:tab/>
         </w:r>
@@ -2776,7 +2807,7 @@
             <w:noProof/>
             <w:webHidden/>
           </w:rPr>
-          <w:instrText xml:space="preserve"> PAGEREF _Toc156487077 \h </w:instrText>
+          <w:instrText xml:space="preserve"> PAGEREF _Toc156897620 \h </w:instrText>
         </w:r>
         <w:r>
           <w:rPr>
@@ -2817,10 +2848,12 @@
         <w:rPr>
           <w:rFonts w:cstheme="minorBidi"/>
           <w:noProof/>
-          <w:lang w:val="es-ES" w:eastAsia="es-ES"/>
+          <w:kern w:val="2"/>
+          <w:lang w:val="eu-ES"/>
+          <w14:ligatures w14:val="standardContextual"/>
         </w:rPr>
       </w:pPr>
-      <w:hyperlink w:anchor="_Toc156487078" w:history="1">
+      <w:hyperlink w:anchor="_Toc156897621" w:history="1">
         <w:r>
           <w:rPr>
             <w:rStyle w:val="Hipervnculo"/>
@@ -2832,7 +2865,9 @@
           <w:rPr>
             <w:rFonts w:cstheme="minorBidi"/>
             <w:noProof/>
-            <w:lang w:val="es-ES" w:eastAsia="es-ES"/>
+            <w:kern w:val="2"/>
+            <w:lang w:val="eu-ES"/>
+            <w14:ligatures w14:val="standardContextual"/>
           </w:rPr>
           <w:tab/>
         </w:r>
@@ -2862,7 +2897,7 @@
             <w:noProof/>
             <w:webHidden/>
           </w:rPr>
-          <w:instrText xml:space="preserve"> PAGEREF _Toc156487078 \h </w:instrText>
+          <w:instrText xml:space="preserve"> PAGEREF _Toc156897621 \h </w:instrText>
         </w:r>
         <w:r>
           <w:rPr>
@@ -2903,10 +2938,12 @@
         <w:rPr>
           <w:rFonts w:cstheme="minorBidi"/>
           <w:noProof/>
-          <w:lang w:val="es-ES" w:eastAsia="es-ES"/>
+          <w:kern w:val="2"/>
+          <w:lang w:val="eu-ES"/>
+          <w14:ligatures w14:val="standardContextual"/>
         </w:rPr>
       </w:pPr>
-      <w:hyperlink w:anchor="_Toc156487079" w:history="1">
+      <w:hyperlink w:anchor="_Toc156897622" w:history="1">
         <w:r>
           <w:rPr>
             <w:rStyle w:val="Hipervnculo"/>
@@ -2918,7 +2955,9 @@
           <w:rPr>
             <w:rFonts w:cstheme="minorBidi"/>
             <w:noProof/>
-            <w:lang w:val="es-ES" w:eastAsia="es-ES"/>
+            <w:kern w:val="2"/>
+            <w:lang w:val="eu-ES"/>
+            <w14:ligatures w14:val="standardContextual"/>
           </w:rPr>
           <w:tab/>
         </w:r>
@@ -2948,7 +2987,7 @@
             <w:noProof/>
             <w:webHidden/>
           </w:rPr>
-          <w:instrText xml:space="preserve"> PAGEREF _Toc156487079 \h </w:instrText>
+          <w:instrText xml:space="preserve"> PAGEREF _Toc156897622 \h </w:instrText>
         </w:r>
         <w:r>
           <w:rPr>
@@ -2989,10 +3028,12 @@
         <w:rPr>
           <w:rFonts w:cstheme="minorBidi"/>
           <w:noProof/>
-          <w:lang w:val="es-ES" w:eastAsia="es-ES"/>
+          <w:kern w:val="2"/>
+          <w:lang w:val="eu-ES"/>
+          <w14:ligatures w14:val="standardContextual"/>
         </w:rPr>
       </w:pPr>
-      <w:hyperlink w:anchor="_Toc156487080" w:history="1">
+      <w:hyperlink w:anchor="_Toc156897623" w:history="1">
         <w:r>
           <w:rPr>
             <w:rStyle w:val="Hipervnculo"/>
@@ -3004,7 +3045,9 @@
           <w:rPr>
             <w:rFonts w:cstheme="minorBidi"/>
             <w:noProof/>
-            <w:lang w:val="es-ES" w:eastAsia="es-ES"/>
+            <w:kern w:val="2"/>
+            <w:lang w:val="eu-ES"/>
+            <w14:ligatures w14:val="standardContextual"/>
           </w:rPr>
           <w:tab/>
         </w:r>
@@ -3034,7 +3077,7 @@
             <w:noProof/>
             <w:webHidden/>
           </w:rPr>
-          <w:instrText xml:space="preserve"> PAGEREF _Toc156487080 \h </w:instrText>
+          <w:instrText xml:space="preserve"> PAGEREF _Toc156897623 \h </w:instrText>
         </w:r>
         <w:r>
           <w:rPr>
@@ -3075,10 +3118,12 @@
         <w:rPr>
           <w:rFonts w:cstheme="minorBidi"/>
           <w:noProof/>
-          <w:lang w:val="es-ES" w:eastAsia="es-ES"/>
+          <w:kern w:val="2"/>
+          <w:lang w:val="eu-ES"/>
+          <w14:ligatures w14:val="standardContextual"/>
         </w:rPr>
       </w:pPr>
-      <w:hyperlink w:anchor="_Toc156487081" w:history="1">
+      <w:hyperlink w:anchor="_Toc156897624" w:history="1">
         <w:r>
           <w:rPr>
             <w:rStyle w:val="Hipervnculo"/>
@@ -3090,7 +3135,9 @@
           <w:rPr>
             <w:rFonts w:cstheme="minorBidi"/>
             <w:noProof/>
-            <w:lang w:val="es-ES" w:eastAsia="es-ES"/>
+            <w:kern w:val="2"/>
+            <w:lang w:val="eu-ES"/>
+            <w14:ligatures w14:val="standardContextual"/>
           </w:rPr>
           <w:tab/>
         </w:r>
@@ -3120,7 +3167,7 @@
             <w:noProof/>
             <w:webHidden/>
           </w:rPr>
-          <w:instrText xml:space="preserve"> PAGEREF _Toc156487081 \h </w:instrText>
+          <w:instrText xml:space="preserve"> PAGEREF _Toc156897624 \h </w:instrText>
         </w:r>
         <w:r>
           <w:rPr>
@@ -3161,10 +3208,12 @@
         <w:rPr>
           <w:rFonts w:cstheme="minorBidi"/>
           <w:noProof/>
-          <w:lang w:val="es-ES" w:eastAsia="es-ES"/>
+          <w:kern w:val="2"/>
+          <w:lang w:val="eu-ES"/>
+          <w14:ligatures w14:val="standardContextual"/>
         </w:rPr>
       </w:pPr>
-      <w:hyperlink w:anchor="_Toc156487082" w:history="1">
+      <w:hyperlink w:anchor="_Toc156897625" w:history="1">
         <w:r>
           <w:rPr>
             <w:rStyle w:val="Hipervnculo"/>
@@ -3176,7 +3225,9 @@
           <w:rPr>
             <w:rFonts w:cstheme="minorBidi"/>
             <w:noProof/>
-            <w:lang w:val="es-ES" w:eastAsia="es-ES"/>
+            <w:kern w:val="2"/>
+            <w:lang w:val="eu-ES"/>
+            <w14:ligatures w14:val="standardContextual"/>
           </w:rPr>
           <w:tab/>
         </w:r>
@@ -3206,7 +3257,7 @@
             <w:noProof/>
             <w:webHidden/>
           </w:rPr>
-          <w:instrText xml:space="preserve"> PAGEREF _Toc156487082 \h </w:instrText>
+          <w:instrText xml:space="preserve"> PAGEREF _Toc156897625 \h </w:instrText>
         </w:r>
         <w:r>
           <w:rPr>
@@ -3247,10 +3298,12 @@
         <w:rPr>
           <w:rFonts w:cstheme="minorBidi"/>
           <w:noProof/>
-          <w:lang w:val="es-ES" w:eastAsia="es-ES"/>
+          <w:kern w:val="2"/>
+          <w:lang w:val="eu-ES"/>
+          <w14:ligatures w14:val="standardContextual"/>
         </w:rPr>
       </w:pPr>
-      <w:hyperlink w:anchor="_Toc156487083" w:history="1">
+      <w:hyperlink w:anchor="_Toc156897626" w:history="1">
         <w:r>
           <w:rPr>
             <w:rStyle w:val="Hipervnculo"/>
@@ -3262,7 +3315,9 @@
           <w:rPr>
             <w:rFonts w:cstheme="minorBidi"/>
             <w:noProof/>
-            <w:lang w:val="es-ES" w:eastAsia="es-ES"/>
+            <w:kern w:val="2"/>
+            <w:lang w:val="eu-ES"/>
+            <w14:ligatures w14:val="standardContextual"/>
           </w:rPr>
           <w:tab/>
         </w:r>
@@ -3292,7 +3347,7 @@
             <w:noProof/>
             <w:webHidden/>
           </w:rPr>
-          <w:instrText xml:space="preserve"> PAGEREF _Toc156487083 \h </w:instrText>
+          <w:instrText xml:space="preserve"> PAGEREF _Toc156897626 \h </w:instrText>
         </w:r>
         <w:r>
           <w:rPr>
@@ -3357,7 +3412,7 @@
           <w:numId w:val="0"/>
         </w:numPr>
       </w:pPr>
-      <w:bookmarkStart w:id="3" w:name="_Toc156487053"/>
+      <w:bookmarkStart w:id="3" w:name="_Toc156897596"/>
       <w:r>
         <w:lastRenderedPageBreak/>
         <w:t>Figure index</w:t>
@@ -3492,7 +3547,7 @@
       <w:pPr>
         <w:pStyle w:val="Ttulo1"/>
       </w:pPr>
-      <w:bookmarkStart w:id="4" w:name="_Toc156487054"/>
+      <w:bookmarkStart w:id="4" w:name="_Toc156897597"/>
       <w:r>
         <w:lastRenderedPageBreak/>
         <w:t>Introduction</w:t>
@@ -3503,7 +3558,7 @@
       <w:pPr>
         <w:pStyle w:val="Ttulo2"/>
       </w:pPr>
-      <w:bookmarkStart w:id="5" w:name="_Toc156487055"/>
+      <w:bookmarkStart w:id="5" w:name="_Toc156897598"/>
       <w:r>
         <w:t>Definition of the project</w:t>
       </w:r>
@@ -3533,15 +3588,7 @@
     </w:p>
     <w:p>
       <w:r>
-        <w:t xml:space="preserve">The solution, an advanced AI-driven system, </w:t>
-      </w:r>
-      <w:proofErr w:type="gramStart"/>
-      <w:r>
-        <w:t>is designed</w:t>
-      </w:r>
-      <w:proofErr w:type="gramEnd"/>
-      <w:r>
-        <w:t xml:space="preserve"> to analyse historical data about the IBEX 35 stock market and external factors affecting it. The system's functionalities include accurate prediction capability, data visualization, and a user recommendation system. The project envisions not only demonstrating high </w:t>
+        <w:t xml:space="preserve">The solution, an advanced AI-driven system, is designed to analyse historical data about the IBEX 35 stock market and external factors affecting it. The system's functionalities include accurate prediction capability, data visualization, and a user recommendation system. The project envisions not only demonstrating high </w:t>
       </w:r>
       <w:r>
         <w:t xml:space="preserve">coefficient of determination </w:t>
@@ -3569,7 +3616,7 @@
       <w:pPr>
         <w:pStyle w:val="Ttulo2"/>
       </w:pPr>
-      <w:bookmarkStart w:id="6" w:name="_Toc156487056"/>
+      <w:bookmarkStart w:id="6" w:name="_Toc156897599"/>
       <w:r>
         <w:t>Kanban roles</w:t>
       </w:r>
@@ -3586,48 +3633,16 @@
         <w:t>, regarding</w:t>
       </w:r>
       <w:r>
-        <w:t xml:space="preserve"> the project management specifications, the roles of the Kanban methodology and the responsibles assigned to each one of them </w:t>
-      </w:r>
-      <w:proofErr w:type="gramStart"/>
-      <w:r>
-        <w:t>will be defined</w:t>
-      </w:r>
-      <w:proofErr w:type="gramEnd"/>
-      <w:r>
-        <w:t xml:space="preserve">. First of all, as the responsible for improving workflow efficiency there is the role of the Service Delivery Manager (SDM). The main goal of the SDM is to ensure a smooth flow of work. The SDM helps the project team to focus on increasing the speed of delivery and shortening response times, this means, increasing productivity and efficiency by focusing on workflow. It is responsible for optimizing workflow efficiency, leading the daily stand-up and Kanban meeting and ensuring smooth and punctual delivery. The team member that </w:t>
-      </w:r>
-      <w:proofErr w:type="gramStart"/>
-      <w:r>
-        <w:t>has been assigned</w:t>
-      </w:r>
-      <w:proofErr w:type="gramEnd"/>
-      <w:r>
-        <w:t xml:space="preserve"> with this role is Unai Laskurain.</w:t>
-      </w:r>
-    </w:p>
-    <w:p>
-      <w:r>
-        <w:t xml:space="preserve">Another role that </w:t>
-      </w:r>
-      <w:proofErr w:type="gramStart"/>
-      <w:r>
-        <w:t>must be defined</w:t>
-      </w:r>
-      <w:proofErr w:type="gramEnd"/>
-      <w:r>
-        <w:t xml:space="preserve"> in Kanban methodology is Service Request Manager (SRM), who is responsible to understand and interpret the client’s needs and expectations. The SRM </w:t>
+        <w:t xml:space="preserve"> the project management specifications, the roles of the Kanban methodology and the responsibles assigned to each one of them will be defined. First of all, as the responsible for improving workflow efficiency there is the role of the Service Delivery Manager (SDM). The main goal of the SDM is to ensure a smooth flow of work. The SDM helps the project team to focus on increasing the speed of delivery and shortening response times, this means, increasing productivity and efficiency by focusing on workflow. It is responsible for optimizing workflow efficiency, leading the daily stand-up and Kanban meeting and ensuring smooth and punctual delivery. The team member that has been assigned with this role is Unai Laskurain.</w:t>
+      </w:r>
+    </w:p>
+    <w:p>
+      <w:r>
+        <w:t xml:space="preserve">Another role that must be defined in Kanban methodology is Service Request Manager (SRM), who is responsible to understand and interpret the client’s needs and expectations. The SRM </w:t>
       </w:r>
       <w:r>
         <w:lastRenderedPageBreak/>
-        <w:t xml:space="preserve">functions primarily as a risk manager and facilitator. It should apply a predefined set of criteria around value to rank work items by priority according to the value they offer. It is responsible for ordering work items from the backlog and facilitating prioritization, owning the policies for the system, improving corporate governance and reducing the risks for single individuals on the team. The team member that </w:t>
-      </w:r>
-      <w:proofErr w:type="gramStart"/>
-      <w:r>
-        <w:t>has been assigned</w:t>
-      </w:r>
-      <w:proofErr w:type="gramEnd"/>
-      <w:r>
-        <w:t xml:space="preserve"> with this role is Peru Ramos.</w:t>
+        <w:t>functions primarily as a risk manager and facilitator. It should apply a predefined set of criteria around value to rank work items by priority according to the value they offer. It is responsible for ordering work items from the backlog and facilitating prioritization, owning the policies for the system, improving corporate governance and reducing the risks for single individuals on the team. The team member that has been assigned with this role is Peru Ramos.</w:t>
       </w:r>
     </w:p>
     <w:p>
@@ -3646,38 +3661,14 @@
         </w:sectPr>
       </w:pPr>
       <w:r>
-        <w:t xml:space="preserve">Finally, the last role for Kanban methodology would be team members, who are the rest of the members of the team. Team members in a Kanban system shoulder the responsibility of pulling tasks according to their capacity, collaborating seamlessly to maintain workflow, and updating progress regularly on the Kanban board. They respect Work in Progress (WIP) limits, communicate effectively, and actively contribute to retrospectives for process improvement. Their dedication to self-management, timely delivery, and quality work ensures a steady flow, while their adaptability and commitment to continuous improvement drive the evolution of efficient, value-driven processes within the team. The team members assigned with this role are </w:t>
-      </w:r>
-      <w:proofErr w:type="spellStart"/>
-      <w:r>
-        <w:t>Julen</w:t>
-      </w:r>
-      <w:proofErr w:type="spellEnd"/>
-      <w:r>
-        <w:t xml:space="preserve"> </w:t>
-      </w:r>
-      <w:proofErr w:type="spellStart"/>
-      <w:r>
-        <w:t>Gabilondo</w:t>
-      </w:r>
-      <w:proofErr w:type="spellEnd"/>
-      <w:r>
-        <w:t xml:space="preserve">, Andoni </w:t>
-      </w:r>
-      <w:proofErr w:type="spellStart"/>
-      <w:r>
-        <w:t>Usandizaga</w:t>
-      </w:r>
-      <w:proofErr w:type="spellEnd"/>
-      <w:r>
-        <w:t xml:space="preserve"> and Xabat Maortua.</w:t>
+        <w:t>Finally, the last role for Kanban methodology would be team members, who are the rest of the members of the team. Team members in a Kanban system shoulder the responsibility of pulling tasks according to their capacity, collaborating seamlessly to maintain workflow, and updating progress regularly on the Kanban board. They respect Work in Progress (WIP) limits, communicate effectively, and actively contribute to retrospectives for process improvement. Their dedication to self-management, timely delivery, and quality work ensures a steady flow, while their adaptability and commitment to continuous improvement drive the evolution of efficient, value-driven processes within the team. The team members assigned with this role are Julen Gabilondo, Andoni Usandizaga and Xabat Maortua.</w:t>
       </w:r>
     </w:p>
     <w:p>
       <w:pPr>
         <w:pStyle w:val="Ttulo1"/>
       </w:pPr>
-      <w:bookmarkStart w:id="7" w:name="_Toc156487057"/>
+      <w:bookmarkStart w:id="7" w:name="_Toc156897600"/>
       <w:r>
         <w:lastRenderedPageBreak/>
         <w:t>Product backlog</w:t>
@@ -3688,7 +3679,7 @@
       <w:pPr>
         <w:pStyle w:val="Ttulo2"/>
       </w:pPr>
-      <w:bookmarkStart w:id="8" w:name="_Toc156487058"/>
+      <w:bookmarkStart w:id="8" w:name="_Toc156897601"/>
       <w:r>
         <w:t>Product backlog items</w:t>
       </w:r>
@@ -3698,7 +3689,7 @@
       <w:pPr>
         <w:pStyle w:val="Ttulo3"/>
       </w:pPr>
-      <w:bookmarkStart w:id="9" w:name="_Toc156487059"/>
+      <w:bookmarkStart w:id="9" w:name="_Toc156897602"/>
       <w:r>
         <w:t>Create a REST server</w:t>
       </w:r>
@@ -3709,28 +3700,20 @@
         <w:ind w:firstLine="709"/>
       </w:pPr>
       <w:r>
-        <w:t xml:space="preserve">The objective is to develop a REST server with a MySQL database backend. The server should handle CRUD operations through well-defined APIs. Subtasks include creating a MySQL database with appropriate tables and relationships, implementing data models aligned with the database schema, developing controllers for routing HTTP requests and ensuring proper validation, creating services for business logic and data processing with seamless integration into controllers. It also includes implementing repositories for data access with CRUD operation methods and proper handling of database connections, and adding MySQL configuration for secure integration into the REST server. Acceptance criteria include the successful completion of each subtask, ensuring the database is appropriately structured, models accurately represent entities and relationships, controllers effectively route requests, services seamlessly interact with controllers, repositories provide necessary data access methods, and MySQL configuration </w:t>
-      </w:r>
-      <w:proofErr w:type="gramStart"/>
-      <w:r>
-        <w:t>is securely int</w:t>
+        <w:t>The objective is to develop a REST server with a MySQL database backend. The server should handle CRUD operations through well-defined APIs. Subtasks include creating a MySQL database with appropriate tables and relationships, implementing data models aligned with the database schema, developing controllers for routing HTTP requests and ensuring proper validation, creating services for business logic and data processing with seamless integration into controllers. It also includes implementing repositories for data access with CRUD operation methods and proper handling of database connections, and adding MySQL configuration for secure integration into the REST server. Acceptance criteria include the successful completion of each subtask, ensuring the database is appropriately structured, models accurately represent entities and relationships, controllers effectively route requests, services seamlessly interact with controllers, repositories provide necessary data access methods, and MySQL configuration is securely int</w:t>
       </w:r>
       <w:r>
         <w:t xml:space="preserve">egrated and well documented for </w:t>
       </w:r>
       <w:r>
-        <w:t>future maintenance</w:t>
-      </w:r>
-      <w:proofErr w:type="gramEnd"/>
-      <w:r>
-        <w:t>.</w:t>
+        <w:t>future maintenance.</w:t>
       </w:r>
     </w:p>
     <w:p>
       <w:pPr>
         <w:pStyle w:val="Ttulo3"/>
       </w:pPr>
-      <w:bookmarkStart w:id="10" w:name="_Toc156487060"/>
+      <w:bookmarkStart w:id="10" w:name="_Toc156897603"/>
       <w:r>
         <w:t>Create the login</w:t>
       </w:r>
@@ -3743,11 +3726,9 @@
       <w:r>
         <w:t xml:space="preserve">The objective is to establish a functional login system, encompassing design, front-end development using Node-Red, back-end implementation through REST APIs, and thorough validation of login functionality. Subtask 1 involves creating a visually appealing login page design, ensuring a user-friendly interface. Subtask 2 requires implementing the front-end of the login page using Node-Red, with acceptance criteria including accurate representation of the design and intuitive user interactions. Subtask </w:t>
       </w:r>
-      <w:proofErr w:type="gramStart"/>
       <w:r>
         <w:t>3</w:t>
       </w:r>
-      <w:proofErr w:type="gramEnd"/>
       <w:r>
         <w:t xml:space="preserve"> focuses on creating the REST function of the login, with acceptance criteria centred on secure and efficient communication between the front-end and back-end, and proper processing and validation of user credentials. Subtask 4 involves conducting comprehensive testing to validate the correct functioning of the login system, ensuring successful user logins and appropriate handling of invalid credentials or edge cases. Acceptance criteria for this subtask cover both front-end and back-end aspects to guarantee a seamless and secure login experience.</w:t>
       </w:r>
@@ -3756,7 +3737,7 @@
       <w:pPr>
         <w:pStyle w:val="Ttulo3"/>
       </w:pPr>
-      <w:bookmarkStart w:id="11" w:name="_Toc156487061"/>
+      <w:bookmarkStart w:id="11" w:name="_Toc156897604"/>
       <w:r>
         <w:t>Create an automation method with Jenkins</w:t>
       </w:r>
@@ -3767,23 +3748,7 @@
         <w:ind w:firstLine="709"/>
       </w:pPr>
       <w:r>
-        <w:t xml:space="preserve">The objective is to develop an automation method using Jenkins, involving the selection of commands for automation, creation of </w:t>
-      </w:r>
-      <w:proofErr w:type="spellStart"/>
-      <w:r>
-        <w:t>Jenkinsfile</w:t>
-      </w:r>
-      <w:proofErr w:type="spellEnd"/>
-      <w:r>
-        <w:t xml:space="preserve"> and PowerShell files, and validation of the entire process. Subtask 1 requires selecting and specifying all commands that need automation, ensuring comprehensive coverage of the targeted processes. Subtask 2 involves creating a </w:t>
-      </w:r>
-      <w:proofErr w:type="spellStart"/>
-      <w:r>
-        <w:t>Jenkinsfile</w:t>
-      </w:r>
-      <w:proofErr w:type="spellEnd"/>
-      <w:r>
-        <w:t xml:space="preserve"> and accompanying PowerShell files to orchestrate and execute the automation tasks seamlessly. Acceptance criteria include the correct implementation of commands, effective integration of Jenkins and PowerShell, and proper documentation. Subtask 3 focuses on validation, requiring thorough testing to ensure the correctness of the automated process. Acceptance criteria encompass successful execution of automation tasks, handling of potential errors, and overall reliability and efficiency of the automated method within the Jenkins environment.</w:t>
+        <w:t>The objective is to develop an automation method using Jenkins, involving the selection of commands for automation, creation of Jenkinsfile and PowerShell files, and validation of the entire process. Subtask 1 requires selecting and specifying all commands that need automation, ensuring comprehensive coverage of the targeted processes. Subtask 2 involves creating a Jenkinsfile and accompanying PowerShell files to orchestrate and execute the automation tasks seamlessly. Acceptance criteria include the correct implementation of commands, effective integration of Jenkins and PowerShell, and proper documentation. Subtask 3 focuses on validation, requiring thorough testing to ensure the correctness of the automated process. Acceptance criteria encompass successful execution of automation tasks, handling of potential errors, and overall reliability and efficiency of the automated method within the Jenkins environment.</w:t>
       </w:r>
     </w:p>
     <w:p/>
@@ -3791,7 +3756,7 @@
       <w:pPr>
         <w:pStyle w:val="Ttulo3"/>
       </w:pPr>
-      <w:bookmarkStart w:id="12" w:name="_Toc156487062"/>
+      <w:bookmarkStart w:id="12" w:name="_Toc156897605"/>
       <w:r>
         <w:lastRenderedPageBreak/>
         <w:t>Create the registration</w:t>
@@ -3810,7 +3775,7 @@
       <w:pPr>
         <w:pStyle w:val="Ttulo3"/>
       </w:pPr>
-      <w:bookmarkStart w:id="13" w:name="_Toc156487063"/>
+      <w:bookmarkStart w:id="13" w:name="_Toc156897606"/>
       <w:r>
         <w:t>Collect data from external factors</w:t>
       </w:r>
@@ -3821,38 +3786,14 @@
         <w:ind w:firstLine="709"/>
       </w:pPr>
       <w:r>
-        <w:t xml:space="preserve">The objective is to gather relevant information from external sources, involving the selection of pertinent data for inclusion in the AI database, searching historical data, creating a database using </w:t>
-      </w:r>
-      <w:proofErr w:type="spellStart"/>
-      <w:r>
-        <w:t>InfluxDB</w:t>
-      </w:r>
-      <w:proofErr w:type="spellEnd"/>
-      <w:r>
-        <w:t xml:space="preserve">, saving the retrieved information into the database, and validating the appropriateness of the chosen data and format. Subtask 1 requires choosing key information for integration into the AI database, ensuring its relevance and significance. Subtask 2 involves searching historical data to provide context and enhance the dataset's richness. Subtask 3 focuses on creating an </w:t>
-      </w:r>
-      <w:proofErr w:type="spellStart"/>
-      <w:r>
-        <w:t>InfluxDB</w:t>
-      </w:r>
-      <w:proofErr w:type="spellEnd"/>
-      <w:r>
-        <w:t xml:space="preserve"> database, ensuring proper configuration and alignment with the chosen data. Subtask 4 requires saving the searched information into the </w:t>
-      </w:r>
-      <w:proofErr w:type="spellStart"/>
-      <w:r>
-        <w:t>InfluxDB</w:t>
-      </w:r>
-      <w:proofErr w:type="spellEnd"/>
-      <w:r>
-        <w:t xml:space="preserve"> database, with acceptance criteria including successful data integration and storage. Subtask 5 involves comprehensive validation, ensuring that the collected data and chosen format meet the required standards, offering valuable insights and maintaining consistency within the AI database.</w:t>
+        <w:t>The objective is to gather relevant information from external sources, involving the selection of pertinent data for inclusion in the AI database, searching historical data, creating a database using InfluxDB, saving the retrieved information into the database, and validating the appropriateness of the chosen data and format. Subtask 1 requires choosing key information for integration into the AI database, ensuring its relevance and significance. Subtask 2 involves searching historical data to provide context and enhance the dataset's richness. Subtask 3 focuses on creating an InfluxDB database, ensuring proper configuration and alignment with the chosen data. Subtask 4 requires saving the searched information into the InfluxDB database, with acceptance criteria including successful data integration and storage. Subtask 5 involves comprehensive validation, ensuring that the collected data and chosen format meet the required standards, offering valuable insights and maintaining consistency within the AI database.</w:t>
       </w:r>
     </w:p>
     <w:p>
       <w:pPr>
         <w:pStyle w:val="Ttulo3"/>
       </w:pPr>
-      <w:bookmarkStart w:id="14" w:name="_Toc156487064"/>
+      <w:bookmarkStart w:id="14" w:name="_Toc156897607"/>
       <w:r>
         <w:t>Create Python server</w:t>
       </w:r>
@@ -3888,7 +3829,7 @@
       <w:pPr>
         <w:pStyle w:val="Ttulo3"/>
       </w:pPr>
-      <w:bookmarkStart w:id="15" w:name="_Toc156487065"/>
+      <w:bookmarkStart w:id="15" w:name="_Toc156897608"/>
       <w:r>
         <w:t>Create the user edition</w:t>
       </w:r>
@@ -3899,15 +3840,7 @@
         <w:ind w:firstLine="709"/>
       </w:pPr>
       <w:r>
-        <w:t xml:space="preserve">The goal is to implement a user-friendly functionality for editing user information, involving the design of the user edition page, front-end development, creation of the REST function for editing user details, and thorough verification of the functionality. Subtask </w:t>
-      </w:r>
-      <w:proofErr w:type="gramStart"/>
-      <w:r>
-        <w:t>1</w:t>
-      </w:r>
-      <w:proofErr w:type="gramEnd"/>
-      <w:r>
-        <w:t xml:space="preserve"> focuses on designing the appearance of the user edition page, ensuring an intuitive and visually appealing interface. Subtask 2 involves implementing the front-end for user edition, </w:t>
+        <w:t xml:space="preserve">The goal is to implement a user-friendly functionality for editing user information, involving the design of the user edition page, front-end development, creation of the REST function for editing user details, and thorough verification of the functionality. Subtask 1 focuses on designing the appearance of the user edition page, ensuring an intuitive and visually appealing interface. Subtask 2 involves implementing the front-end for user edition, </w:t>
       </w:r>
       <w:r>
         <w:lastRenderedPageBreak/>
@@ -3918,7 +3851,7 @@
       <w:pPr>
         <w:pStyle w:val="Ttulo3"/>
       </w:pPr>
-      <w:bookmarkStart w:id="16" w:name="_Toc156487066"/>
+      <w:bookmarkStart w:id="16" w:name="_Toc156897609"/>
       <w:r>
         <w:t>Search historical data in the web</w:t>
       </w:r>
@@ -3942,7 +3875,7 @@
       <w:pPr>
         <w:pStyle w:val="Ttulo3"/>
       </w:pPr>
-      <w:bookmarkStart w:id="17" w:name="_Toc156487067"/>
+      <w:bookmarkStart w:id="17" w:name="_Toc156897610"/>
       <w:r>
         <w:t>Make the simulation with threads</w:t>
       </w:r>
@@ -3960,7 +3893,7 @@
       <w:pPr>
         <w:pStyle w:val="Ttulo3"/>
       </w:pPr>
-      <w:bookmarkStart w:id="18" w:name="_Toc156487068"/>
+      <w:bookmarkStart w:id="18" w:name="_Toc156897611"/>
       <w:r>
         <w:t>Make predictions through the web</w:t>
       </w:r>
@@ -3977,15 +3910,7 @@
         <w:t>-</w:t>
       </w:r>
       <w:r>
-        <w:t xml:space="preserve">end development, creation of a function to invoke the AI model and retrieve predictions, and visualization of these predictions in a graphical format. Subtasks include designing an aesthetically pleasing and functional website, creating a market graphic that effectively represents relevant data, developing the frontend for user interaction, implementing a function to call the AI model and obtain accurate predictions, and ensuring the seamless visualization of these predictions within the graphical representation. Acceptance criteria encompass the successful completion of each subtask, with the website exhibiting an appealing design, the market graphic effectively conveying information, </w:t>
-      </w:r>
-      <w:proofErr w:type="gramStart"/>
-      <w:r>
-        <w:t>the</w:t>
-      </w:r>
-      <w:proofErr w:type="gramEnd"/>
-      <w:r>
-        <w:t xml:space="preserve"> front</w:t>
+        <w:t>end development, creation of a function to invoke the AI model and retrieve predictions, and visualization of these predictions in a graphical format. Subtasks include designing an aesthetically pleasing and functional website, creating a market graphic that effectively represents relevant data, developing the frontend for user interaction, implementing a function to call the AI model and obtain accurate predictions, and ensuring the seamless visualization of these predictions within the graphical representation. Acceptance criteria encompass the successful completion of each subtask, with the website exhibiting an appealing design, the market graphic effectively conveying information, the front</w:t>
       </w:r>
       <w:r>
         <w:t>-</w:t>
@@ -3998,7 +3923,7 @@
       <w:pPr>
         <w:pStyle w:val="Ttulo3"/>
       </w:pPr>
-      <w:bookmarkStart w:id="19" w:name="_Toc156487069"/>
+      <w:bookmarkStart w:id="19" w:name="_Toc156897612"/>
       <w:r>
         <w:t>Collect real time data</w:t>
       </w:r>
@@ -4016,7 +3941,7 @@
       <w:pPr>
         <w:pStyle w:val="Ttulo3"/>
       </w:pPr>
-      <w:bookmarkStart w:id="20" w:name="_Toc156487070"/>
+      <w:bookmarkStart w:id="20" w:name="_Toc156897613"/>
       <w:r>
         <w:lastRenderedPageBreak/>
         <w:t>Implement bot via gmail</w:t>
@@ -4035,7 +3960,7 @@
       <w:pPr>
         <w:pStyle w:val="Ttulo3"/>
       </w:pPr>
-      <w:bookmarkStart w:id="21" w:name="_Toc156487071"/>
+      <w:bookmarkStart w:id="21" w:name="_Toc156897614"/>
       <w:r>
         <w:t>Implement the forum system</w:t>
       </w:r>
@@ -4059,7 +3984,7 @@
       <w:pPr>
         <w:pStyle w:val="Ttulo3"/>
       </w:pPr>
-      <w:bookmarkStart w:id="22" w:name="_Toc156487072"/>
+      <w:bookmarkStart w:id="22" w:name="_Toc156897615"/>
       <w:r>
         <w:t>Recommendation system to suggest forums</w:t>
       </w:r>
@@ -4073,22 +3998,14 @@
         <w:ind w:firstLine="709"/>
       </w:pPr>
       <w:r>
-        <w:t xml:space="preserve">The objective is to create a recommendation system for suggesting forums to users, involving the design of the recommendation system, its subsequent implementation, and thorough validation to ensure its proper functionality. Subtasks include designing an effective recommendation system tailored to user preferences, implementing the system </w:t>
-      </w:r>
-      <w:proofErr w:type="gramStart"/>
-      <w:r>
-        <w:t>to seamlessly integrate</w:t>
-      </w:r>
-      <w:proofErr w:type="gramEnd"/>
-      <w:r>
-        <w:t xml:space="preserve"> with the forum platform, and conducting meticulous testing and validation processes to confirm the accurate and reliable operation of the recommendation system. Acceptance criteria encompass the successful completion of each subtask, with a well-designed recommendation system, successful implementation within the forum platform, and rigorous validation to guarantee the proper functioning of the recommendation system, ultimately providing users with relevant and valuable forum suggestions.</w:t>
+        <w:t>The objective is to create a recommendation system for suggesting forums to users, involving the design of the recommendation system, its subsequent implementation, and thorough validation to ensure its proper functionality. Subtasks include designing an effective recommendation system tailored to user preferences, implementing the system to seamlessly integrate with the forum platform, and conducting meticulous testing and validation processes to confirm the accurate and reliable operation of the recommendation system. Acceptance criteria encompass the successful completion of each subtask, with a well-designed recommendation system, successful implementation within the forum platform, and rigorous validation to guarantee the proper functioning of the recommendation system, ultimately providing users with relevant and valuable forum suggestions.</w:t>
       </w:r>
     </w:p>
     <w:p>
       <w:pPr>
         <w:pStyle w:val="Ttulo2"/>
       </w:pPr>
-      <w:bookmarkStart w:id="23" w:name="_Toc156487073"/>
+      <w:bookmarkStart w:id="23" w:name="_Toc156897616"/>
       <w:r>
         <w:t>Project Phases and Live Cycle</w:t>
       </w:r>
@@ -4099,70 +4016,30 @@
         <w:ind w:firstLine="709"/>
       </w:pPr>
       <w:r>
-        <w:t xml:space="preserve">Once that the product backlog items </w:t>
-      </w:r>
-      <w:proofErr w:type="gramStart"/>
-      <w:r>
-        <w:t>have been defined</w:t>
-      </w:r>
-      <w:proofErr w:type="gramEnd"/>
-      <w:r>
-        <w:t>, it will be specified the project phases that will have each of them. The initial “PENDING” phase signifies the starting point, where there are all of the PBI-s waiting for them to start. Once a PBI goes from this phase to the next one, it has to go through all the other phases before reaching “DEPLOY” phase, which is the phase in which there are all the finished PBI-s. This deployment phase signifies the realization of the project's objectives, making the platform available for utilization.</w:t>
-      </w:r>
-    </w:p>
-    <w:p>
-      <w:r>
-        <w:t xml:space="preserve">Moving forward, the 'DESIGN' phase is where the initial ideation </w:t>
-      </w:r>
-      <w:proofErr w:type="gramStart"/>
-      <w:r>
-        <w:t>is done</w:t>
-      </w:r>
-      <w:proofErr w:type="gramEnd"/>
-      <w:r>
-        <w:t xml:space="preserve">. Here, PBIs undergo meticulous planning and conceptualization. This involves the creation of the design of what </w:t>
-      </w:r>
-      <w:proofErr w:type="gramStart"/>
-      <w:r>
-        <w:t>will be implemented</w:t>
-      </w:r>
-      <w:proofErr w:type="gramEnd"/>
-      <w:r>
-        <w:t>. The main goal is to make a clear and strong plan that guides us from ideas to making it real. This phase is important because it sets the foundation for the next steps, ensuring a structured approach to the development process.</w:t>
+        <w:t>Once that the product backlog items have been defined, it will be specified the project phases that will have each of them. The initial “PENDING” phase signifies the starting point, where there are all of the PBI-s waiting for them to start. Once a PBI goes from this phase to the next one, it has to go through all the other phases before reaching “DEPLOY” phase, which is the phase in which there are all the finished PBI-s. This deployment phase signifies the realization of the project's objectives, making the platform available for utilization.</w:t>
+      </w:r>
+    </w:p>
+    <w:p>
+      <w:r>
+        <w:t>Moving forward, the 'DESIGN' phase is where the initial ideation is done. Here, PBIs undergo meticulous planning and conceptualization. This involves the creation of the design of what will be implemented. The main goal is to make a clear and strong plan that guides us from ideas to making it real. This phase is important because it sets the foundation for the next steps, ensuring a structured approach to the development process.</w:t>
       </w:r>
     </w:p>
     <w:p>
       <w:r>
         <w:lastRenderedPageBreak/>
-        <w:t xml:space="preserve">Moving on from the 'DESIGN' phase, PBIs progress into the 'IMPLEMENTATION' stage. This step marks the transition from planned designs to practical features. The phase represents a critical stage where conceptual ideas transform into functional elements, forming the core framework of the platform. This phase starts when the design </w:t>
-      </w:r>
-      <w:proofErr w:type="gramStart"/>
-      <w:r>
-        <w:t>is done</w:t>
-      </w:r>
-      <w:proofErr w:type="gramEnd"/>
-      <w:r>
-        <w:t xml:space="preserve"> and finishes when all the functionalities to be done are implemented in the final product.</w:t>
-      </w:r>
-    </w:p>
-    <w:p>
-      <w:r>
-        <w:t xml:space="preserve">Finally, once features </w:t>
-      </w:r>
-      <w:proofErr w:type="gramStart"/>
-      <w:r>
-        <w:t>are confirmed</w:t>
-      </w:r>
-      <w:proofErr w:type="gramEnd"/>
-      <w:r>
-        <w:t>, they move on to the 'VALIDATION' phase. This stage is all about careful testing, reviewing, and ensuring quality to guarantee that the created functions match the set requirements and run smoothly within the system. This phase acts as a guard, only allowing fully checked features to proceed, maintaining the platform's integrity and performance standards.</w:t>
+        <w:t>Moving on from the 'DESIGN' phase, PBIs progress into the 'IMPLEMENTATION' stage. This step marks the transition from planned designs to practical features. The phase represents a critical stage where conceptual ideas transform into functional elements, forming the core framework of the platform. This phase starts when the design is done and finishes when all the functionalities to be done are implemented in the final product.</w:t>
+      </w:r>
+    </w:p>
+    <w:p>
+      <w:r>
+        <w:t>Finally, once features are confirmed, they move on to the 'VALIDATION' phase. This stage is all about careful testing, reviewing, and ensuring quality to guarantee that the created functions match the set requirements and run smoothly within the system. This phase acts as a guard, only allowing fully checked features to proceed, maintaining the platform's integrity and performance standards.</w:t>
       </w:r>
     </w:p>
     <w:p>
       <w:pPr>
         <w:pStyle w:val="Ttulo2"/>
       </w:pPr>
-      <w:bookmarkStart w:id="24" w:name="_Toc156487074"/>
+      <w:bookmarkStart w:id="24" w:name="_Toc156897617"/>
       <w:r>
         <w:t>Initial planification</w:t>
       </w:r>
@@ -4173,15 +4050,7 @@
         <w:ind w:firstLine="709"/>
       </w:pPr>
       <w:r>
-        <w:t xml:space="preserve">After explaining the project phases and its live cycle, the project’s initial planning </w:t>
-      </w:r>
-      <w:proofErr w:type="gramStart"/>
-      <w:r>
-        <w:t>will be explained</w:t>
-      </w:r>
-      <w:proofErr w:type="gramEnd"/>
-      <w:r>
-        <w:t>, accompanied by the Gantt chart than can be seen below</w:t>
+        <w:t>After explaining the project phases and its live cycle, the project’s initial planning will be explained, accompanied by the Gantt chart than can be seen below</w:t>
       </w:r>
       <w:r>
         <w:t xml:space="preserve"> </w:t>
@@ -4226,23 +4095,7 @@
         <w:fldChar w:fldCharType="end"/>
       </w:r>
       <w:r>
-        <w:t xml:space="preserve">). </w:t>
-      </w:r>
-      <w:proofErr w:type="gramStart"/>
-      <w:r>
-        <w:t>First of all</w:t>
-      </w:r>
-      <w:proofErr w:type="gramEnd"/>
-      <w:r>
-        <w:t xml:space="preserve">, the chart indicates that the initial focus will be on developing the Rest of the Server from day 5 to day 7. Subsequently, the Web development phase </w:t>
-      </w:r>
-      <w:proofErr w:type="gramStart"/>
-      <w:r>
-        <w:t>is scheduled</w:t>
-      </w:r>
-      <w:proofErr w:type="gramEnd"/>
-      <w:r>
-        <w:t xml:space="preserve"> to last from day 5 to day 21, with specific tasks outlined within this timeframe.</w:t>
+        <w:t>). First of all, the chart indicates that the initial focus will be on developing the Rest of the Server from day 5 to day 7. Subsequently, the Web development phase is scheduled to last from day 5 to day 21, with specific tasks outlined within this timeframe.</w:t>
       </w:r>
     </w:p>
     <w:p>
@@ -4259,7 +4112,7 @@
           <w:lang w:val="es-ES" w:eastAsia="es-ES"/>
         </w:rPr>
         <w:drawing>
-          <wp:inline distT="0" distB="0" distL="0" distR="0" wp14:anchorId="004F68BF" wp14:editId="414FA55E">
+          <wp:inline distT="0" distB="0" distL="0" distR="0" wp14:anchorId="004F68BF" wp14:editId="58CDBF2A">
             <wp:extent cx="5731510" cy="2510388"/>
             <wp:effectExtent l="0" t="0" r="2540" b="4445"/>
             <wp:docPr id="2" name="Imagen 2" descr="https://lh7-us.googleusercontent.com/ZoTwSlUifs4xz98hmCXeEh9L3_eQ_-CeFkRUnu4otMgK2k9AWoQW7RktNX6-OUOdDI53N-s_yaaBdRE-gJEMdq9Lq-XgXdw8u8SXhkTHImXAVovm2MQ0ZkmxHBeHlJhqNGzZ3I_b46IGqN15u7Gdk5k"/>
@@ -4368,23 +4221,7 @@
     </w:p>
     <w:p>
       <w:r>
-        <w:t xml:space="preserve">In the first three days of the web development phase, the team plans to create the necessary REST functionalities. Following this, the next three days </w:t>
-      </w:r>
-      <w:proofErr w:type="gramStart"/>
-      <w:r>
-        <w:t>are allocated</w:t>
-      </w:r>
-      <w:proofErr w:type="gramEnd"/>
-      <w:r>
-        <w:t xml:space="preserve"> for implementing the login system. The registration process </w:t>
-      </w:r>
-      <w:proofErr w:type="gramStart"/>
-      <w:r>
-        <w:t>is scheduled from the 11th to the 16th of December, and once completed,</w:t>
-      </w:r>
-      <w:proofErr w:type="gramEnd"/>
-      <w:r>
-        <w:t xml:space="preserve"> the web development phase will conclude with the implementation of user edition features.</w:t>
+        <w:t>In the first three days of the web development phase, the team plans to create the necessary REST functionalities. Following this, the next three days are allocated for implementing the login system. The registration process is scheduled from the 11th to the 16th of December, and once completed, the web development phase will conclude with the implementation of user edition features.</w:t>
       </w:r>
     </w:p>
     <w:p>
@@ -4395,36 +4232,12 @@
         <w:t>affect</w:t>
       </w:r>
       <w:r>
-        <w:t xml:space="preserve"> the model. This includes real-time data collection through scraping. Subsequently, a Python service </w:t>
-      </w:r>
-      <w:proofErr w:type="gramStart"/>
-      <w:r>
-        <w:t>will be developed</w:t>
-      </w:r>
-      <w:proofErr w:type="gramEnd"/>
-      <w:r>
-        <w:t xml:space="preserve">, and concurrently, a simulation of the service will be programmed using threads. Once the Python service with the model </w:t>
-      </w:r>
-      <w:proofErr w:type="gramStart"/>
-      <w:r>
-        <w:t>is finalized</w:t>
-      </w:r>
-      <w:proofErr w:type="gramEnd"/>
-      <w:r>
-        <w:t>, the web configuration will be adjusted to display the predictions generated by the Python model.</w:t>
-      </w:r>
-    </w:p>
-    <w:p>
-      <w:r>
-        <w:t xml:space="preserve">After dedicating several days to refining the web predictions, the project will move on to implement a Gmail bot. This bot aims to not only </w:t>
-      </w:r>
-      <w:proofErr w:type="gramStart"/>
-      <w:r>
-        <w:t>showcase</w:t>
-      </w:r>
-      <w:proofErr w:type="gramEnd"/>
-      <w:r>
-        <w:t xml:space="preserve"> predictions on the web but also send notifications to customers via Gmail, alerting them to opportune investment times.</w:t>
+        <w:t xml:space="preserve"> the model. This includes real-time data collection through scraping. Subsequently, a Python service will be developed, and concurrently, a simulation of the service will be programmed using threads. Once the Python service with the model is finalized, the web configuration will be adjusted to display the predictions generated by the Python model.</w:t>
+      </w:r>
+    </w:p>
+    <w:p>
+      <w:r>
+        <w:t>After dedicating several days to refining the web predictions, the project will move on to implement a Gmail bot. This bot aims to not only showcase predictions on the web but also send notifications to customers via Gmail, alerting them to opportune investment times.</w:t>
       </w:r>
     </w:p>
     <w:p>
@@ -4442,22 +4255,14 @@
       </w:pPr>
       <w:r>
         <w:lastRenderedPageBreak/>
-        <w:t xml:space="preserve">Finally, after achieving the aforementioned milestones, the team plans to implement a forum system on the web page. This involves creating an artificial intelligence model that recommends forums based on specific characteristics. Once the model is developed, it </w:t>
-      </w:r>
-      <w:proofErr w:type="gramStart"/>
-      <w:r>
-        <w:t>will be integrated</w:t>
-      </w:r>
-      <w:proofErr w:type="gramEnd"/>
-      <w:r>
-        <w:t xml:space="preserve"> into the web page to enhance the user experience.</w:t>
+        <w:t>Finally, after achieving the aforementioned milestones, the team plans to implement a forum system on the web page. This involves creating an artificial intelligence model that recommends forums based on specific characteristics. Once the model is developed, it will be integrated into the web page to enhance the user experience.</w:t>
       </w:r>
     </w:p>
     <w:p>
       <w:pPr>
         <w:pStyle w:val="Ttulo1"/>
       </w:pPr>
-      <w:bookmarkStart w:id="27" w:name="_Toc156487075"/>
+      <w:bookmarkStart w:id="27" w:name="_Toc156897618"/>
       <w:r>
         <w:lastRenderedPageBreak/>
         <w:t>Policies rules</w:t>
@@ -4469,127 +4274,98 @@
         <w:ind w:firstLine="709"/>
       </w:pPr>
       <w:r>
-        <w:t xml:space="preserve">Kanban policies are crucial for establishing clear rules and guidelines within a system, promoting smooth workflow, and facilitating decision-making. Here the project policies </w:t>
+        <w:t>Kanban policies are crucial for establishing clear rules and guidelines within a system, promoting smooth workflow, and facilitating decision-making. Here the project policies are defined both for defining the way technical work is done and for managing the system and communication, with the main objective of making the workflow enable people to make the right decisions easily.</w:t>
+      </w:r>
+    </w:p>
+    <w:p>
+      <w:pPr>
+        <w:pStyle w:val="Ttulo2"/>
+      </w:pPr>
+      <w:bookmarkStart w:id="28" w:name="_Toc156897619"/>
+      <w:r>
+        <w:t>Policies</w:t>
+      </w:r>
+      <w:bookmarkEnd w:id="28"/>
+    </w:p>
+    <w:p>
+      <w:pPr>
+        <w:pStyle w:val="Ttulo3"/>
+      </w:pPr>
+      <w:bookmarkStart w:id="29" w:name="_Toc156897620"/>
+      <w:r>
+        <w:t>WIP limit definition</w:t>
+      </w:r>
+      <w:bookmarkEnd w:id="29"/>
+    </w:p>
+    <w:p>
+      <w:pPr>
+        <w:ind w:firstLine="709"/>
+      </w:pPr>
+      <w:r>
+        <w:t xml:space="preserve">The WIP limit of 5 items is set to optimize the team's focus and efficiency. </w:t>
       </w:r>
       <w:proofErr w:type="gramStart"/>
       <w:r>
-        <w:t>are defined</w:t>
+        <w:t xml:space="preserve">By limiting the number of concurrent tasks, </w:t>
+      </w:r>
+      <w:r>
+        <w:t>it</w:t>
       </w:r>
       <w:proofErr w:type="gramEnd"/>
       <w:r>
-        <w:t xml:space="preserve"> both for defining the way technical work is done and for managing the system and communication, with the main objective of making the workflow enable people to make the right decisions easily.</w:t>
-      </w:r>
-    </w:p>
-    <w:p>
-      <w:pPr>
-        <w:pStyle w:val="Ttulo2"/>
-      </w:pPr>
-      <w:bookmarkStart w:id="28" w:name="_Toc156487076"/>
-      <w:r>
-        <w:t>Policies</w:t>
-      </w:r>
-      <w:bookmarkEnd w:id="28"/>
+        <w:t xml:space="preserve"> is</w:t>
+      </w:r>
+      <w:r>
+        <w:t xml:space="preserve"> ensure</w:t>
+      </w:r>
+      <w:r>
+        <w:t>d</w:t>
+      </w:r>
+      <w:r>
+        <w:t xml:space="preserve"> that team members can dedicate sufficient attention to each item, reducing context switching and enhancing the overall quality of work.</w:t>
+      </w:r>
     </w:p>
     <w:p>
       <w:pPr>
         <w:pStyle w:val="Ttulo3"/>
       </w:pPr>
-      <w:bookmarkStart w:id="29" w:name="_Toc156487077"/>
-      <w:r>
-        <w:t>WIP limit definition</w:t>
-      </w:r>
-      <w:bookmarkEnd w:id="29"/>
+      <w:bookmarkStart w:id="30" w:name="_Toc156897621"/>
+      <w:r>
+        <w:t>Priorities among projects/tasks</w:t>
+      </w:r>
+      <w:bookmarkEnd w:id="30"/>
     </w:p>
     <w:p>
       <w:pPr>
         <w:ind w:firstLine="709"/>
       </w:pPr>
       <w:r>
-        <w:t xml:space="preserve">The WIP limit of </w:t>
-      </w:r>
-      <w:proofErr w:type="gramStart"/>
-      <w:r>
-        <w:t>5</w:t>
-      </w:r>
-      <w:proofErr w:type="gramEnd"/>
-      <w:r>
-        <w:t xml:space="preserve"> items is set to optimize the team's focus and efficiency. By limiting the number of concurrent tasks, </w:t>
-      </w:r>
-      <w:r>
-        <w:t xml:space="preserve">it </w:t>
-      </w:r>
-      <w:proofErr w:type="gramStart"/>
-      <w:r>
-        <w:t>is</w:t>
-      </w:r>
-      <w:r>
-        <w:t xml:space="preserve"> ensure</w:t>
-      </w:r>
-      <w:r>
-        <w:t>d</w:t>
-      </w:r>
-      <w:proofErr w:type="gramEnd"/>
-      <w:r>
-        <w:t xml:space="preserve"> that team members can dedicate sufficient attention to each item, reducing context switching and enhancing the overall quality of work.</w:t>
+        <w:t>Tasks with higher priority take precedence to ensure the team is addressing critical needs. However, flexibility is allowed to address lower-priority tasks if they are prerequisites for higher-priority tasks. This approach ensures that the team can adapt to changing priorities without compromising the overall project timeline.</w:t>
       </w:r>
     </w:p>
     <w:p>
       <w:pPr>
         <w:pStyle w:val="Ttulo3"/>
       </w:pPr>
-      <w:bookmarkStart w:id="30" w:name="_Toc156487078"/>
-      <w:r>
-        <w:t>Priorities among projects/tasks</w:t>
-      </w:r>
-      <w:bookmarkEnd w:id="30"/>
+      <w:bookmarkStart w:id="31" w:name="_Toc156897622"/>
+      <w:r>
+        <w:t>Classes of services</w:t>
+      </w:r>
+      <w:bookmarkEnd w:id="31"/>
     </w:p>
     <w:p>
       <w:pPr>
         <w:ind w:firstLine="709"/>
       </w:pPr>
       <w:r>
-        <w:t xml:space="preserve">Tasks with higher priority take precedence to ensure the team is addressing critical needs. However, flexibility </w:t>
-      </w:r>
-      <w:proofErr w:type="gramStart"/>
-      <w:r>
-        <w:t>is allowed</w:t>
-      </w:r>
-      <w:proofErr w:type="gramEnd"/>
-      <w:r>
-        <w:t xml:space="preserve"> to address lower-priority tasks if they are prerequisites for higher-priority tasks. This approach ensures that the team can adapt to changing priorities without compromising the overall project timeline.</w:t>
+        <w:t>All tasks default to the "Standard" class. Tasks with fixed dates or milestone dependencies are classified as "Fixed Date." Urgent or expedited tasks, unexpected but crucial for project progression, fall under the "Urgent/Expedited" class. This classification allows the team to prioritize and allocate resources appropriately based on the nature of each task.</w:t>
       </w:r>
     </w:p>
     <w:p>
       <w:pPr>
         <w:pStyle w:val="Ttulo3"/>
       </w:pPr>
-      <w:bookmarkStart w:id="31" w:name="_Toc156487079"/>
-      <w:r>
-        <w:t>Classes of services</w:t>
-      </w:r>
-      <w:bookmarkEnd w:id="31"/>
-    </w:p>
-    <w:p>
-      <w:pPr>
-        <w:ind w:firstLine="709"/>
-      </w:pPr>
-      <w:r>
-        <w:t xml:space="preserve">All tasks default to the "Standard" class. Tasks with fixed dates or milestone dependencies </w:t>
-      </w:r>
-      <w:proofErr w:type="gramStart"/>
-      <w:r>
-        <w:t>are classified</w:t>
-      </w:r>
-      <w:proofErr w:type="gramEnd"/>
-      <w:r>
-        <w:t xml:space="preserve"> as "Fixed Date." Urgent or expedited tasks, unexpected but crucial for project progression, fall under the "Urgent/Expedited" class. This classification allows the team to prioritize and allocate resources appropriately based on the nature of each task.</w:t>
-      </w:r>
-    </w:p>
-    <w:p>
-      <w:pPr>
-        <w:pStyle w:val="Ttulo3"/>
-      </w:pPr>
-      <w:bookmarkStart w:id="32" w:name="_Toc156487080"/>
+      <w:bookmarkStart w:id="32" w:name="_Toc156897623"/>
       <w:r>
         <w:t>Defining</w:t>
       </w:r>
@@ -4606,22 +4382,14 @@
         </w:rPr>
       </w:pPr>
       <w:r>
-        <w:t xml:space="preserve">When an item is blocked, immediate communication within the team is essential. The team collaborates to identify the root cause of the blockage and works together to resolve the issue efficiently. This proactive approach ensures that impediments </w:t>
-      </w:r>
-      <w:proofErr w:type="gramStart"/>
-      <w:r>
-        <w:t>are addressed</w:t>
-      </w:r>
-      <w:proofErr w:type="gramEnd"/>
-      <w:r>
-        <w:t xml:space="preserve"> promptly, minimizing delays in the workflow.</w:t>
+        <w:t>When an item is blocked, immediate communication within the team is essential. The team collaborates to identify the root cause of the blockage and works together to resolve the issue efficiently. This proactive approach ensures that impediments are addressed promptly, minimizing delays in the workflow.</w:t>
       </w:r>
     </w:p>
     <w:p>
       <w:pPr>
         <w:pStyle w:val="Ttulo3"/>
       </w:pPr>
-      <w:bookmarkStart w:id="33" w:name="_Toc156487081"/>
+      <w:bookmarkStart w:id="33" w:name="_Toc156897624"/>
       <w:r>
         <w:t>Defining the capacity utilization and balancing</w:t>
       </w:r>
@@ -4632,46 +4400,25 @@
         <w:ind w:firstLine="709"/>
       </w:pPr>
       <w:r>
-        <w:t xml:space="preserve">Weekly meetings provide a dedicated time for the team to review the product backlog, adjust project priorities, and assess performance. WIP limits are adjusted based on observed team capacity, and information from daily meetings </w:t>
-      </w:r>
-      <w:proofErr w:type="gramStart"/>
-      <w:r>
-        <w:t xml:space="preserve">is </w:t>
-      </w:r>
-      <w:bookmarkStart w:id="34" w:name="_GoBack"/>
+        <w:t>Weekly meetings provide a dedicated time for the team to review the product backlog, adjust project priorities, and assess performance. WIP limits are adjusted based on observed team capacity, and information from daily meetings is used to gain insights into ongoing tasks. This iterative process promotes continuous improvement and adaptability to the team's evolving dynamics.</w:t>
+      </w:r>
+    </w:p>
+    <w:p>
+      <w:pPr>
+        <w:pStyle w:val="Ttulo3"/>
+      </w:pPr>
+      <w:bookmarkStart w:id="34" w:name="_Toc156897625"/>
+      <w:r>
+        <w:t>Definition of how and when the work enters to the process</w:t>
+      </w:r>
       <w:bookmarkEnd w:id="34"/>
-      <w:r>
-        <w:t>used</w:t>
-      </w:r>
-      <w:proofErr w:type="gramEnd"/>
-      <w:r>
-        <w:t xml:space="preserve"> to gain insights into ongoing tasks. This iterative process promotes continuous improvement and adaptability to the team's evolving dynamics.</w:t>
-      </w:r>
-    </w:p>
-    <w:p>
-      <w:pPr>
-        <w:pStyle w:val="Ttulo3"/>
-      </w:pPr>
-      <w:bookmarkStart w:id="35" w:name="_Toc156487082"/>
-      <w:r>
-        <w:t>Definition of how and when the work enters to the process</w:t>
-      </w:r>
-      <w:bookmarkEnd w:id="35"/>
     </w:p>
     <w:p>
       <w:pPr>
         <w:ind w:firstLine="709"/>
       </w:pPr>
       <w:r>
-        <w:t xml:space="preserve">New tasks </w:t>
-      </w:r>
-      <w:proofErr w:type="gramStart"/>
-      <w:r>
-        <w:t>are introduced</w:t>
-      </w:r>
-      <w:proofErr w:type="gramEnd"/>
-      <w:r>
-        <w:t xml:space="preserve"> to the backlog exclusively during the weekly meeting. This deliberate entry policy aims to maintain order and prevent distractions, allowing the team to </w:t>
+        <w:t xml:space="preserve">New tasks are introduced to the backlog exclusively during the weekly meeting. This deliberate entry policy aims to maintain order and prevent distractions, allowing the team to </w:t>
       </w:r>
       <w:r>
         <w:lastRenderedPageBreak/>
@@ -4682,26 +4429,18 @@
       <w:pPr>
         <w:pStyle w:val="Ttulo3"/>
       </w:pPr>
-      <w:bookmarkStart w:id="36" w:name="_Toc156487083"/>
+      <w:bookmarkStart w:id="35" w:name="_Toc156897626"/>
       <w:r>
         <w:t>Explaining the Definition of done of the items in each column</w:t>
       </w:r>
-      <w:bookmarkEnd w:id="36"/>
+      <w:bookmarkEnd w:id="35"/>
     </w:p>
     <w:p>
       <w:pPr>
         <w:ind w:firstLine="709"/>
       </w:pPr>
       <w:r>
-        <w:t xml:space="preserve">Progression through the five columns (Pending, Design, Implementation, Validation and Deploy) follows a strict Definition of Done. A task cannot move to the next column until the respective subtasks in the current column are completed. For instance, it will not transition from the Design column to Implementation until the designing subtask </w:t>
-      </w:r>
-      <w:proofErr w:type="gramStart"/>
-      <w:r>
-        <w:t>is fulfilled</w:t>
-      </w:r>
-      <w:proofErr w:type="gramEnd"/>
-      <w:r>
-        <w:t>. This ensures that each stage is completed thoroughly before advancing, maintaining a high standard of quality in the project's development process.</w:t>
+        <w:t>Progression through the five columns (Pending, Design, Implementation, Validation and Deploy) follows a strict Definition of Done. A task cannot move to the next column until the respective subtasks in the current column are completed. For instance, it will not transition from the Design column to Implementation until the designing subtask is fulfilled. This ensures that each stage is completed thoroughly before advancing, maintaining a high standard of quality in the project's development process.</w:t>
       </w:r>
     </w:p>
     <w:sectPr>
@@ -4719,7 +4458,7 @@
 </file>
 
 <file path=word/endnotes.xml><?xml version="1.0" encoding="utf-8"?>
-<w:endnotes xmlns:wpc="http://schemas.microsoft.com/office/word/2010/wordprocessingCanvas" xmlns:cx="http://schemas.microsoft.com/office/drawing/2014/chartex" xmlns:cx1="http://schemas.microsoft.com/office/drawing/2015/9/8/chartex" xmlns:mc="http://schemas.openxmlformats.org/markup-compatibility/2006" xmlns:o="urn:schemas-microsoft-com:office:office" xmlns:r="http://schemas.openxmlformats.org/officeDocument/2006/relationships" xmlns:m="http://schemas.openxmlformats.org/officeDocument/2006/math" xmlns:v="urn:schemas-microsoft-com:vml" xmlns:wp14="http://schemas.microsoft.com/office/word/2010/wordprocessingDrawing" xmlns:wp="http://schemas.openxmlformats.org/drawingml/2006/wordprocessingDrawing" xmlns:w10="urn:schemas-microsoft-com:office:word" xmlns:w="http://schemas.openxmlformats.org/wordprocessingml/2006/main" xmlns:w14="http://schemas.microsoft.com/office/word/2010/wordml" xmlns:w15="http://schemas.microsoft.com/office/word/2012/wordml" xmlns:w16se="http://schemas.microsoft.com/office/word/2015/wordml/symex" xmlns:wpg="http://schemas.microsoft.com/office/word/2010/wordprocessingGroup" xmlns:wpi="http://schemas.microsoft.com/office/word/2010/wordprocessingInk" xmlns:wne="http://schemas.microsoft.com/office/word/2006/wordml" xmlns:wps="http://schemas.microsoft.com/office/word/2010/wordprocessingShape" mc:Ignorable="w14 w15 w16se wp14">
+<w:endnotes xmlns:wpc="http://schemas.microsoft.com/office/word/2010/wordprocessingCanvas" xmlns:cx="http://schemas.microsoft.com/office/drawing/2014/chartex" xmlns:cx1="http://schemas.microsoft.com/office/drawing/2015/9/8/chartex" xmlns:cx2="http://schemas.microsoft.com/office/drawing/2015/10/21/chartex" xmlns:cx3="http://schemas.microsoft.com/office/drawing/2016/5/9/chartex" xmlns:cx4="http://schemas.microsoft.com/office/drawing/2016/5/10/chartex" xmlns:cx5="http://schemas.microsoft.com/office/drawing/2016/5/11/chartex" xmlns:cx6="http://schemas.microsoft.com/office/drawing/2016/5/12/chartex" xmlns:cx7="http://schemas.microsoft.com/office/drawing/2016/5/13/chartex" xmlns:cx8="http://schemas.microsoft.com/office/drawing/2016/5/14/chartex" xmlns:mc="http://schemas.openxmlformats.org/markup-compatibility/2006" xmlns:aink="http://schemas.microsoft.com/office/drawing/2016/ink" xmlns:am3d="http://schemas.microsoft.com/office/drawing/2017/model3d" xmlns:o="urn:schemas-microsoft-com:office:office" xmlns:oel="http://schemas.microsoft.com/office/2019/extlst" xmlns:r="http://schemas.openxmlformats.org/officeDocument/2006/relationships" xmlns:m="http://schemas.openxmlformats.org/officeDocument/2006/math" xmlns:v="urn:schemas-microsoft-com:vml" xmlns:wp14="http://schemas.microsoft.com/office/word/2010/wordprocessingDrawing" xmlns:wp="http://schemas.openxmlformats.org/drawingml/2006/wordprocessingDrawing" xmlns:w10="urn:schemas-microsoft-com:office:word" xmlns:w="http://schemas.openxmlformats.org/wordprocessingml/2006/main" xmlns:w14="http://schemas.microsoft.com/office/word/2010/wordml" xmlns:w15="http://schemas.microsoft.com/office/word/2012/wordml" xmlns:w16cex="http://schemas.microsoft.com/office/word/2018/wordml/cex" xmlns:w16cid="http://schemas.microsoft.com/office/word/2016/wordml/cid" xmlns:w16="http://schemas.microsoft.com/office/word/2018/wordml" xmlns:w16sdtdh="http://schemas.microsoft.com/office/word/2020/wordml/sdtdatahash" xmlns:w16se="http://schemas.microsoft.com/office/word/2015/wordml/symex" xmlns:wpg="http://schemas.microsoft.com/office/word/2010/wordprocessingGroup" xmlns:wpi="http://schemas.microsoft.com/office/word/2010/wordprocessingInk" xmlns:wne="http://schemas.microsoft.com/office/word/2006/wordml" xmlns:wps="http://schemas.microsoft.com/office/word/2010/wordprocessingShape" mc:Ignorable="w14 w15 w16se w16cid w16 w16cex w16sdtdh wp14">
   <w:endnote w:type="separator" w:id="-1">
     <w:p>
       <w:pPr>
@@ -4744,7 +4483,7 @@
 </file>
 
 <file path=word/footer1.xml><?xml version="1.0" encoding="utf-8"?>
-<w:ftr xmlns:wpc="http://schemas.microsoft.com/office/word/2010/wordprocessingCanvas" xmlns:cx="http://schemas.microsoft.com/office/drawing/2014/chartex" xmlns:cx1="http://schemas.microsoft.com/office/drawing/2015/9/8/chartex" xmlns:mc="http://schemas.openxmlformats.org/markup-compatibility/2006" xmlns:o="urn:schemas-microsoft-com:office:office" xmlns:r="http://schemas.openxmlformats.org/officeDocument/2006/relationships" xmlns:m="http://schemas.openxmlformats.org/officeDocument/2006/math" xmlns:v="urn:schemas-microsoft-com:vml" xmlns:wp14="http://schemas.microsoft.com/office/word/2010/wordprocessingDrawing" xmlns:wp="http://schemas.openxmlformats.org/drawingml/2006/wordprocessingDrawing" xmlns:w10="urn:schemas-microsoft-com:office:word" xmlns:w="http://schemas.openxmlformats.org/wordprocessingml/2006/main" xmlns:w14="http://schemas.microsoft.com/office/word/2010/wordml" xmlns:w15="http://schemas.microsoft.com/office/word/2012/wordml" xmlns:w16se="http://schemas.microsoft.com/office/word/2015/wordml/symex" xmlns:wpg="http://schemas.microsoft.com/office/word/2010/wordprocessingGroup" xmlns:wpi="http://schemas.microsoft.com/office/word/2010/wordprocessingInk" xmlns:wne="http://schemas.microsoft.com/office/word/2006/wordml" xmlns:wps="http://schemas.microsoft.com/office/word/2010/wordprocessingShape" mc:Ignorable="w14 w15 w16se wp14">
+<w:ftr xmlns:wpc="http://schemas.microsoft.com/office/word/2010/wordprocessingCanvas" xmlns:cx="http://schemas.microsoft.com/office/drawing/2014/chartex" xmlns:cx1="http://schemas.microsoft.com/office/drawing/2015/9/8/chartex" xmlns:cx2="http://schemas.microsoft.com/office/drawing/2015/10/21/chartex" xmlns:cx3="http://schemas.microsoft.com/office/drawing/2016/5/9/chartex" xmlns:cx4="http://schemas.microsoft.com/office/drawing/2016/5/10/chartex" xmlns:cx5="http://schemas.microsoft.com/office/drawing/2016/5/11/chartex" xmlns:cx6="http://schemas.microsoft.com/office/drawing/2016/5/12/chartex" xmlns:cx7="http://schemas.microsoft.com/office/drawing/2016/5/13/chartex" xmlns:cx8="http://schemas.microsoft.com/office/drawing/2016/5/14/chartex" xmlns:mc="http://schemas.openxmlformats.org/markup-compatibility/2006" xmlns:aink="http://schemas.microsoft.com/office/drawing/2016/ink" xmlns:am3d="http://schemas.microsoft.com/office/drawing/2017/model3d" xmlns:o="urn:schemas-microsoft-com:office:office" xmlns:oel="http://schemas.microsoft.com/office/2019/extlst" xmlns:r="http://schemas.openxmlformats.org/officeDocument/2006/relationships" xmlns:m="http://schemas.openxmlformats.org/officeDocument/2006/math" xmlns:v="urn:schemas-microsoft-com:vml" xmlns:wp14="http://schemas.microsoft.com/office/word/2010/wordprocessingDrawing" xmlns:wp="http://schemas.openxmlformats.org/drawingml/2006/wordprocessingDrawing" xmlns:w10="urn:schemas-microsoft-com:office:word" xmlns:w="http://schemas.openxmlformats.org/wordprocessingml/2006/main" xmlns:w14="http://schemas.microsoft.com/office/word/2010/wordml" xmlns:w15="http://schemas.microsoft.com/office/word/2012/wordml" xmlns:w16cex="http://schemas.microsoft.com/office/word/2018/wordml/cex" xmlns:w16cid="http://schemas.microsoft.com/office/word/2016/wordml/cid" xmlns:w16="http://schemas.microsoft.com/office/word/2018/wordml" xmlns:w16sdtdh="http://schemas.microsoft.com/office/word/2020/wordml/sdtdatahash" xmlns:w16se="http://schemas.microsoft.com/office/word/2015/wordml/symex" xmlns:wpg="http://schemas.microsoft.com/office/word/2010/wordprocessingGroup" xmlns:wpi="http://schemas.microsoft.com/office/word/2010/wordprocessingInk" xmlns:wne="http://schemas.microsoft.com/office/word/2006/wordml" xmlns:wps="http://schemas.microsoft.com/office/word/2010/wordprocessingShape" mc:Ignorable="w14 w15 w16se w16cid w16 w16cex w16sdtdh wp14">
   <w:sdt>
     <w:sdtPr>
       <w:rPr>
@@ -4844,21 +4583,11 @@
         <w:pPr>
           <w:pStyle w:val="Sinespaciado"/>
         </w:pPr>
-        <w:r>
-          <w:fldChar w:fldCharType="begin"/>
-        </w:r>
-        <w:r>
-          <w:instrText xml:space="preserve"> STYLEREF  Título  \* MERGEFORMAT </w:instrText>
-        </w:r>
-        <w:r>
-          <w:fldChar w:fldCharType="separate"/>
-        </w:r>
-        <w:r>
-          <w:t>Trade Hunter’s meeting minutes</w:t>
-        </w:r>
-        <w:r>
-          <w:fldChar w:fldCharType="end"/>
-        </w:r>
+        <w:fldSimple w:instr=" STYLEREF  Título  \* MERGEFORMAT ">
+          <w:r>
+            <w:t>Trade Hunter’s meeting minutes</w:t>
+          </w:r>
+        </w:fldSimple>
       </w:p>
     </w:sdtContent>
   </w:sdt>
@@ -4866,7 +4595,7 @@
 </file>
 
 <file path=word/footer2.xml><?xml version="1.0" encoding="utf-8"?>
-<w:ftr xmlns:wpc="http://schemas.microsoft.com/office/word/2010/wordprocessingCanvas" xmlns:cx="http://schemas.microsoft.com/office/drawing/2014/chartex" xmlns:cx1="http://schemas.microsoft.com/office/drawing/2015/9/8/chartex" xmlns:mc="http://schemas.openxmlformats.org/markup-compatibility/2006" xmlns:o="urn:schemas-microsoft-com:office:office" xmlns:r="http://schemas.openxmlformats.org/officeDocument/2006/relationships" xmlns:m="http://schemas.openxmlformats.org/officeDocument/2006/math" xmlns:v="urn:schemas-microsoft-com:vml" xmlns:wp14="http://schemas.microsoft.com/office/word/2010/wordprocessingDrawing" xmlns:wp="http://schemas.openxmlformats.org/drawingml/2006/wordprocessingDrawing" xmlns:w10="urn:schemas-microsoft-com:office:word" xmlns:w="http://schemas.openxmlformats.org/wordprocessingml/2006/main" xmlns:w14="http://schemas.microsoft.com/office/word/2010/wordml" xmlns:w15="http://schemas.microsoft.com/office/word/2012/wordml" xmlns:w16se="http://schemas.microsoft.com/office/word/2015/wordml/symex" xmlns:wpg="http://schemas.microsoft.com/office/word/2010/wordprocessingGroup" xmlns:wpi="http://schemas.microsoft.com/office/word/2010/wordprocessingInk" xmlns:wne="http://schemas.microsoft.com/office/word/2006/wordml" xmlns:wps="http://schemas.microsoft.com/office/word/2010/wordprocessingShape" mc:Ignorable="w14 w15 w16se wp14">
+<w:ftr xmlns:wpc="http://schemas.microsoft.com/office/word/2010/wordprocessingCanvas" xmlns:cx="http://schemas.microsoft.com/office/drawing/2014/chartex" xmlns:cx1="http://schemas.microsoft.com/office/drawing/2015/9/8/chartex" xmlns:cx2="http://schemas.microsoft.com/office/drawing/2015/10/21/chartex" xmlns:cx3="http://schemas.microsoft.com/office/drawing/2016/5/9/chartex" xmlns:cx4="http://schemas.microsoft.com/office/drawing/2016/5/10/chartex" xmlns:cx5="http://schemas.microsoft.com/office/drawing/2016/5/11/chartex" xmlns:cx6="http://schemas.microsoft.com/office/drawing/2016/5/12/chartex" xmlns:cx7="http://schemas.microsoft.com/office/drawing/2016/5/13/chartex" xmlns:cx8="http://schemas.microsoft.com/office/drawing/2016/5/14/chartex" xmlns:mc="http://schemas.openxmlformats.org/markup-compatibility/2006" xmlns:aink="http://schemas.microsoft.com/office/drawing/2016/ink" xmlns:am3d="http://schemas.microsoft.com/office/drawing/2017/model3d" xmlns:o="urn:schemas-microsoft-com:office:office" xmlns:oel="http://schemas.microsoft.com/office/2019/extlst" xmlns:r="http://schemas.openxmlformats.org/officeDocument/2006/relationships" xmlns:m="http://schemas.openxmlformats.org/officeDocument/2006/math" xmlns:v="urn:schemas-microsoft-com:vml" xmlns:wp14="http://schemas.microsoft.com/office/word/2010/wordprocessingDrawing" xmlns:wp="http://schemas.openxmlformats.org/drawingml/2006/wordprocessingDrawing" xmlns:w10="urn:schemas-microsoft-com:office:word" xmlns:w="http://schemas.openxmlformats.org/wordprocessingml/2006/main" xmlns:w14="http://schemas.microsoft.com/office/word/2010/wordml" xmlns:w15="http://schemas.microsoft.com/office/word/2012/wordml" xmlns:w16cex="http://schemas.microsoft.com/office/word/2018/wordml/cex" xmlns:w16cid="http://schemas.microsoft.com/office/word/2016/wordml/cid" xmlns:w16="http://schemas.microsoft.com/office/word/2018/wordml" xmlns:w16sdtdh="http://schemas.microsoft.com/office/word/2020/wordml/sdtdatahash" xmlns:w16se="http://schemas.microsoft.com/office/word/2015/wordml/symex" xmlns:wpg="http://schemas.microsoft.com/office/word/2010/wordprocessingGroup" xmlns:wpi="http://schemas.microsoft.com/office/word/2010/wordprocessingInk" xmlns:wne="http://schemas.microsoft.com/office/word/2006/wordml" xmlns:wps="http://schemas.microsoft.com/office/word/2010/wordprocessingShape" mc:Ignorable="w14 w15 w16se w16cid w16 w16cex w16sdtdh wp14">
   <w:sdt>
     <w:sdtPr>
       <w:id w:val="-1573424884"/>
@@ -4957,21 +4686,11 @@
           <w:pStyle w:val="Sinespaciado"/>
           <w:jc w:val="right"/>
         </w:pPr>
-        <w:r>
-          <w:fldChar w:fldCharType="begin"/>
-        </w:r>
-        <w:r>
-          <w:instrText xml:space="preserve"> STYLEREF  Título  \* MERGEFORMAT </w:instrText>
-        </w:r>
-        <w:r>
-          <w:fldChar w:fldCharType="separate"/>
-        </w:r>
-        <w:r>
-          <w:t>Trade Hunter’s initial planning</w:t>
-        </w:r>
-        <w:r>
-          <w:fldChar w:fldCharType="end"/>
-        </w:r>
+        <w:fldSimple w:instr=" STYLEREF  Título  \* MERGEFORMAT ">
+          <w:r>
+            <w:t>Trade Hunter’s initial planning</w:t>
+          </w:r>
+        </w:fldSimple>
       </w:p>
     </w:sdtContent>
   </w:sdt>
@@ -4979,7 +4698,7 @@
 </file>
 
 <file path=word/footer3.xml><?xml version="1.0" encoding="utf-8"?>
-<w:ftr xmlns:wpc="http://schemas.microsoft.com/office/word/2010/wordprocessingCanvas" xmlns:cx="http://schemas.microsoft.com/office/drawing/2014/chartex" xmlns:cx1="http://schemas.microsoft.com/office/drawing/2015/9/8/chartex" xmlns:mc="http://schemas.openxmlformats.org/markup-compatibility/2006" xmlns:o="urn:schemas-microsoft-com:office:office" xmlns:r="http://schemas.openxmlformats.org/officeDocument/2006/relationships" xmlns:m="http://schemas.openxmlformats.org/officeDocument/2006/math" xmlns:v="urn:schemas-microsoft-com:vml" xmlns:wp14="http://schemas.microsoft.com/office/word/2010/wordprocessingDrawing" xmlns:wp="http://schemas.openxmlformats.org/drawingml/2006/wordprocessingDrawing" xmlns:w10="urn:schemas-microsoft-com:office:word" xmlns:w="http://schemas.openxmlformats.org/wordprocessingml/2006/main" xmlns:w14="http://schemas.microsoft.com/office/word/2010/wordml" xmlns:w15="http://schemas.microsoft.com/office/word/2012/wordml" xmlns:w16se="http://schemas.microsoft.com/office/word/2015/wordml/symex" xmlns:wpg="http://schemas.microsoft.com/office/word/2010/wordprocessingGroup" xmlns:wpi="http://schemas.microsoft.com/office/word/2010/wordprocessingInk" xmlns:wne="http://schemas.microsoft.com/office/word/2006/wordml" xmlns:wps="http://schemas.microsoft.com/office/word/2010/wordprocessingShape" mc:Ignorable="w14 w15 w16se wp14">
+<w:ftr xmlns:wpc="http://schemas.microsoft.com/office/word/2010/wordprocessingCanvas" xmlns:cx="http://schemas.microsoft.com/office/drawing/2014/chartex" xmlns:cx1="http://schemas.microsoft.com/office/drawing/2015/9/8/chartex" xmlns:cx2="http://schemas.microsoft.com/office/drawing/2015/10/21/chartex" xmlns:cx3="http://schemas.microsoft.com/office/drawing/2016/5/9/chartex" xmlns:cx4="http://schemas.microsoft.com/office/drawing/2016/5/10/chartex" xmlns:cx5="http://schemas.microsoft.com/office/drawing/2016/5/11/chartex" xmlns:cx6="http://schemas.microsoft.com/office/drawing/2016/5/12/chartex" xmlns:cx7="http://schemas.microsoft.com/office/drawing/2016/5/13/chartex" xmlns:cx8="http://schemas.microsoft.com/office/drawing/2016/5/14/chartex" xmlns:mc="http://schemas.openxmlformats.org/markup-compatibility/2006" xmlns:aink="http://schemas.microsoft.com/office/drawing/2016/ink" xmlns:am3d="http://schemas.microsoft.com/office/drawing/2017/model3d" xmlns:o="urn:schemas-microsoft-com:office:office" xmlns:oel="http://schemas.microsoft.com/office/2019/extlst" xmlns:r="http://schemas.openxmlformats.org/officeDocument/2006/relationships" xmlns:m="http://schemas.openxmlformats.org/officeDocument/2006/math" xmlns:v="urn:schemas-microsoft-com:vml" xmlns:wp14="http://schemas.microsoft.com/office/word/2010/wordprocessingDrawing" xmlns:wp="http://schemas.openxmlformats.org/drawingml/2006/wordprocessingDrawing" xmlns:w10="urn:schemas-microsoft-com:office:word" xmlns:w="http://schemas.openxmlformats.org/wordprocessingml/2006/main" xmlns:w14="http://schemas.microsoft.com/office/word/2010/wordml" xmlns:w15="http://schemas.microsoft.com/office/word/2012/wordml" xmlns:w16cex="http://schemas.microsoft.com/office/word/2018/wordml/cex" xmlns:w16cid="http://schemas.microsoft.com/office/word/2016/wordml/cid" xmlns:w16="http://schemas.microsoft.com/office/word/2018/wordml" xmlns:w16sdtdh="http://schemas.microsoft.com/office/word/2020/wordml/sdtdatahash" xmlns:w16se="http://schemas.microsoft.com/office/word/2015/wordml/symex" xmlns:wpg="http://schemas.microsoft.com/office/word/2010/wordprocessingGroup" xmlns:wpi="http://schemas.microsoft.com/office/word/2010/wordprocessingInk" xmlns:wne="http://schemas.microsoft.com/office/word/2006/wordml" xmlns:wps="http://schemas.microsoft.com/office/word/2010/wordprocessingShape" mc:Ignorable="w14 w15 w16se w16cid w16 w16cex w16sdtdh wp14">
   <w:sdt>
     <w:sdtPr>
       <w:id w:val="-2065254607"/>
@@ -5068,21 +4787,11 @@
         <w:pPr>
           <w:pStyle w:val="Sinespaciado"/>
         </w:pPr>
-        <w:r>
-          <w:fldChar w:fldCharType="begin"/>
-        </w:r>
-        <w:r>
-          <w:instrText xml:space="preserve"> STYLEREF  Título  \* MERGEFORMAT </w:instrText>
-        </w:r>
-        <w:r>
-          <w:fldChar w:fldCharType="separate"/>
-        </w:r>
-        <w:r>
-          <w:t>Arreta &amp; Care</w:t>
-        </w:r>
-        <w:r>
-          <w:fldChar w:fldCharType="end"/>
-        </w:r>
+        <w:fldSimple w:instr=" STYLEREF  Título  \* MERGEFORMAT ">
+          <w:r>
+            <w:t>Arreta &amp; Care</w:t>
+          </w:r>
+        </w:fldSimple>
       </w:p>
     </w:sdtContent>
   </w:sdt>
@@ -5090,7 +4799,7 @@
 </file>
 
 <file path=word/footer4.xml><?xml version="1.0" encoding="utf-8"?>
-<w:ftr xmlns:wpc="http://schemas.microsoft.com/office/word/2010/wordprocessingCanvas" xmlns:cx="http://schemas.microsoft.com/office/drawing/2014/chartex" xmlns:cx1="http://schemas.microsoft.com/office/drawing/2015/9/8/chartex" xmlns:mc="http://schemas.openxmlformats.org/markup-compatibility/2006" xmlns:o="urn:schemas-microsoft-com:office:office" xmlns:r="http://schemas.openxmlformats.org/officeDocument/2006/relationships" xmlns:m="http://schemas.openxmlformats.org/officeDocument/2006/math" xmlns:v="urn:schemas-microsoft-com:vml" xmlns:wp14="http://schemas.microsoft.com/office/word/2010/wordprocessingDrawing" xmlns:wp="http://schemas.openxmlformats.org/drawingml/2006/wordprocessingDrawing" xmlns:w10="urn:schemas-microsoft-com:office:word" xmlns:w="http://schemas.openxmlformats.org/wordprocessingml/2006/main" xmlns:w14="http://schemas.microsoft.com/office/word/2010/wordml" xmlns:w15="http://schemas.microsoft.com/office/word/2012/wordml" xmlns:w16se="http://schemas.microsoft.com/office/word/2015/wordml/symex" xmlns:wpg="http://schemas.microsoft.com/office/word/2010/wordprocessingGroup" xmlns:wpi="http://schemas.microsoft.com/office/word/2010/wordprocessingInk" xmlns:wne="http://schemas.microsoft.com/office/word/2006/wordml" xmlns:wps="http://schemas.microsoft.com/office/word/2010/wordprocessingShape" mc:Ignorable="w14 w15 w16se wp14">
+<w:ftr xmlns:wpc="http://schemas.microsoft.com/office/word/2010/wordprocessingCanvas" xmlns:cx="http://schemas.microsoft.com/office/drawing/2014/chartex" xmlns:cx1="http://schemas.microsoft.com/office/drawing/2015/9/8/chartex" xmlns:cx2="http://schemas.microsoft.com/office/drawing/2015/10/21/chartex" xmlns:cx3="http://schemas.microsoft.com/office/drawing/2016/5/9/chartex" xmlns:cx4="http://schemas.microsoft.com/office/drawing/2016/5/10/chartex" xmlns:cx5="http://schemas.microsoft.com/office/drawing/2016/5/11/chartex" xmlns:cx6="http://schemas.microsoft.com/office/drawing/2016/5/12/chartex" xmlns:cx7="http://schemas.microsoft.com/office/drawing/2016/5/13/chartex" xmlns:cx8="http://schemas.microsoft.com/office/drawing/2016/5/14/chartex" xmlns:mc="http://schemas.openxmlformats.org/markup-compatibility/2006" xmlns:aink="http://schemas.microsoft.com/office/drawing/2016/ink" xmlns:am3d="http://schemas.microsoft.com/office/drawing/2017/model3d" xmlns:o="urn:schemas-microsoft-com:office:office" xmlns:oel="http://schemas.microsoft.com/office/2019/extlst" xmlns:r="http://schemas.openxmlformats.org/officeDocument/2006/relationships" xmlns:m="http://schemas.openxmlformats.org/officeDocument/2006/math" xmlns:v="urn:schemas-microsoft-com:vml" xmlns:wp14="http://schemas.microsoft.com/office/word/2010/wordprocessingDrawing" xmlns:wp="http://schemas.openxmlformats.org/drawingml/2006/wordprocessingDrawing" xmlns:w10="urn:schemas-microsoft-com:office:word" xmlns:w="http://schemas.openxmlformats.org/wordprocessingml/2006/main" xmlns:w14="http://schemas.microsoft.com/office/word/2010/wordml" xmlns:w15="http://schemas.microsoft.com/office/word/2012/wordml" xmlns:w16cex="http://schemas.microsoft.com/office/word/2018/wordml/cex" xmlns:w16cid="http://schemas.microsoft.com/office/word/2016/wordml/cid" xmlns:w16="http://schemas.microsoft.com/office/word/2018/wordml" xmlns:w16sdtdh="http://schemas.microsoft.com/office/word/2020/wordml/sdtdatahash" xmlns:w16se="http://schemas.microsoft.com/office/word/2015/wordml/symex" xmlns:wpg="http://schemas.microsoft.com/office/word/2010/wordprocessingGroup" xmlns:wpi="http://schemas.microsoft.com/office/word/2010/wordprocessingInk" xmlns:wne="http://schemas.microsoft.com/office/word/2006/wordml" xmlns:wps="http://schemas.microsoft.com/office/word/2010/wordprocessingShape" mc:Ignorable="w14 w15 w16se w16cid w16 w16cex w16sdtdh wp14">
   <w:sdt>
     <w:sdtPr>
       <w:rPr>
@@ -5190,21 +4899,11 @@
         <w:pPr>
           <w:pStyle w:val="Sinespaciado"/>
         </w:pPr>
-        <w:r>
-          <w:fldChar w:fldCharType="begin"/>
-        </w:r>
-        <w:r>
-          <w:instrText xml:space="preserve"> STYLEREF  Título  \* MERGEFORMAT </w:instrText>
-        </w:r>
-        <w:r>
-          <w:fldChar w:fldCharType="separate"/>
-        </w:r>
-        <w:r>
-          <w:t>Trade Hunter’s initial planning</w:t>
-        </w:r>
-        <w:r>
-          <w:fldChar w:fldCharType="end"/>
-        </w:r>
+        <w:fldSimple w:instr=" STYLEREF  Título  \* MERGEFORMAT ">
+          <w:r>
+            <w:t>Trade Hunter’s initial planning</w:t>
+          </w:r>
+        </w:fldSimple>
       </w:p>
     </w:sdtContent>
   </w:sdt>
@@ -5212,7 +4911,7 @@
 </file>
 
 <file path=word/footer5.xml><?xml version="1.0" encoding="utf-8"?>
-<w:ftr xmlns:wpc="http://schemas.microsoft.com/office/word/2010/wordprocessingCanvas" xmlns:cx="http://schemas.microsoft.com/office/drawing/2014/chartex" xmlns:cx1="http://schemas.microsoft.com/office/drawing/2015/9/8/chartex" xmlns:mc="http://schemas.openxmlformats.org/markup-compatibility/2006" xmlns:o="urn:schemas-microsoft-com:office:office" xmlns:r="http://schemas.openxmlformats.org/officeDocument/2006/relationships" xmlns:m="http://schemas.openxmlformats.org/officeDocument/2006/math" xmlns:v="urn:schemas-microsoft-com:vml" xmlns:wp14="http://schemas.microsoft.com/office/word/2010/wordprocessingDrawing" xmlns:wp="http://schemas.openxmlformats.org/drawingml/2006/wordprocessingDrawing" xmlns:w10="urn:schemas-microsoft-com:office:word" xmlns:w="http://schemas.openxmlformats.org/wordprocessingml/2006/main" xmlns:w14="http://schemas.microsoft.com/office/word/2010/wordml" xmlns:w15="http://schemas.microsoft.com/office/word/2012/wordml" xmlns:w16se="http://schemas.microsoft.com/office/word/2015/wordml/symex" xmlns:wpg="http://schemas.microsoft.com/office/word/2010/wordprocessingGroup" xmlns:wpi="http://schemas.microsoft.com/office/word/2010/wordprocessingInk" xmlns:wne="http://schemas.microsoft.com/office/word/2006/wordml" xmlns:wps="http://schemas.microsoft.com/office/word/2010/wordprocessingShape" mc:Ignorable="w14 w15 w16se wp14">
+<w:ftr xmlns:wpc="http://schemas.microsoft.com/office/word/2010/wordprocessingCanvas" xmlns:cx="http://schemas.microsoft.com/office/drawing/2014/chartex" xmlns:cx1="http://schemas.microsoft.com/office/drawing/2015/9/8/chartex" xmlns:cx2="http://schemas.microsoft.com/office/drawing/2015/10/21/chartex" xmlns:cx3="http://schemas.microsoft.com/office/drawing/2016/5/9/chartex" xmlns:cx4="http://schemas.microsoft.com/office/drawing/2016/5/10/chartex" xmlns:cx5="http://schemas.microsoft.com/office/drawing/2016/5/11/chartex" xmlns:cx6="http://schemas.microsoft.com/office/drawing/2016/5/12/chartex" xmlns:cx7="http://schemas.microsoft.com/office/drawing/2016/5/13/chartex" xmlns:cx8="http://schemas.microsoft.com/office/drawing/2016/5/14/chartex" xmlns:mc="http://schemas.openxmlformats.org/markup-compatibility/2006" xmlns:aink="http://schemas.microsoft.com/office/drawing/2016/ink" xmlns:am3d="http://schemas.microsoft.com/office/drawing/2017/model3d" xmlns:o="urn:schemas-microsoft-com:office:office" xmlns:oel="http://schemas.microsoft.com/office/2019/extlst" xmlns:r="http://schemas.openxmlformats.org/officeDocument/2006/relationships" xmlns:m="http://schemas.openxmlformats.org/officeDocument/2006/math" xmlns:v="urn:schemas-microsoft-com:vml" xmlns:wp14="http://schemas.microsoft.com/office/word/2010/wordprocessingDrawing" xmlns:wp="http://schemas.openxmlformats.org/drawingml/2006/wordprocessingDrawing" xmlns:w10="urn:schemas-microsoft-com:office:word" xmlns:w="http://schemas.openxmlformats.org/wordprocessingml/2006/main" xmlns:w14="http://schemas.microsoft.com/office/word/2010/wordml" xmlns:w15="http://schemas.microsoft.com/office/word/2012/wordml" xmlns:w16cex="http://schemas.microsoft.com/office/word/2018/wordml/cex" xmlns:w16cid="http://schemas.microsoft.com/office/word/2016/wordml/cid" xmlns:w16="http://schemas.microsoft.com/office/word/2018/wordml" xmlns:w16sdtdh="http://schemas.microsoft.com/office/word/2020/wordml/sdtdatahash" xmlns:w16se="http://schemas.microsoft.com/office/word/2015/wordml/symex" xmlns:wpg="http://schemas.microsoft.com/office/word/2010/wordprocessingGroup" xmlns:wpi="http://schemas.microsoft.com/office/word/2010/wordprocessingInk" xmlns:wne="http://schemas.microsoft.com/office/word/2006/wordml" xmlns:wps="http://schemas.microsoft.com/office/word/2010/wordprocessingShape" mc:Ignorable="w14 w15 w16se w16cid w16 w16cex w16sdtdh wp14">
   <w:sdt>
     <w:sdtPr>
       <w:id w:val="1329789265"/>
@@ -5303,21 +5002,11 @@
           <w:pStyle w:val="Sinespaciado"/>
           <w:jc w:val="right"/>
         </w:pPr>
-        <w:r>
-          <w:fldChar w:fldCharType="begin"/>
-        </w:r>
-        <w:r>
-          <w:instrText xml:space="preserve"> STYLEREF  Título  \* MERGEFORMAT </w:instrText>
-        </w:r>
-        <w:r>
-          <w:fldChar w:fldCharType="separate"/>
-        </w:r>
-        <w:r>
-          <w:t>Trade Hunter’s initial planning</w:t>
-        </w:r>
-        <w:r>
-          <w:fldChar w:fldCharType="end"/>
-        </w:r>
+        <w:fldSimple w:instr=" STYLEREF  Título  \* MERGEFORMAT ">
+          <w:r>
+            <w:t>Trade Hunter’s initial planning</w:t>
+          </w:r>
+        </w:fldSimple>
       </w:p>
     </w:sdtContent>
   </w:sdt>
@@ -5325,7 +5014,7 @@
 </file>
 
 <file path=word/footer6.xml><?xml version="1.0" encoding="utf-8"?>
-<w:ftr xmlns:wpc="http://schemas.microsoft.com/office/word/2010/wordprocessingCanvas" xmlns:cx="http://schemas.microsoft.com/office/drawing/2014/chartex" xmlns:cx1="http://schemas.microsoft.com/office/drawing/2015/9/8/chartex" xmlns:mc="http://schemas.openxmlformats.org/markup-compatibility/2006" xmlns:o="urn:schemas-microsoft-com:office:office" xmlns:r="http://schemas.openxmlformats.org/officeDocument/2006/relationships" xmlns:m="http://schemas.openxmlformats.org/officeDocument/2006/math" xmlns:v="urn:schemas-microsoft-com:vml" xmlns:wp14="http://schemas.microsoft.com/office/word/2010/wordprocessingDrawing" xmlns:wp="http://schemas.openxmlformats.org/drawingml/2006/wordprocessingDrawing" xmlns:w10="urn:schemas-microsoft-com:office:word" xmlns:w="http://schemas.openxmlformats.org/wordprocessingml/2006/main" xmlns:w14="http://schemas.microsoft.com/office/word/2010/wordml" xmlns:w15="http://schemas.microsoft.com/office/word/2012/wordml" xmlns:w16se="http://schemas.microsoft.com/office/word/2015/wordml/symex" xmlns:wpg="http://schemas.microsoft.com/office/word/2010/wordprocessingGroup" xmlns:wpi="http://schemas.microsoft.com/office/word/2010/wordprocessingInk" xmlns:wne="http://schemas.microsoft.com/office/word/2006/wordml" xmlns:wps="http://schemas.microsoft.com/office/word/2010/wordprocessingShape" mc:Ignorable="w14 w15 w16se wp14">
+<w:ftr xmlns:wpc="http://schemas.microsoft.com/office/word/2010/wordprocessingCanvas" xmlns:cx="http://schemas.microsoft.com/office/drawing/2014/chartex" xmlns:cx1="http://schemas.microsoft.com/office/drawing/2015/9/8/chartex" xmlns:cx2="http://schemas.microsoft.com/office/drawing/2015/10/21/chartex" xmlns:cx3="http://schemas.microsoft.com/office/drawing/2016/5/9/chartex" xmlns:cx4="http://schemas.microsoft.com/office/drawing/2016/5/10/chartex" xmlns:cx5="http://schemas.microsoft.com/office/drawing/2016/5/11/chartex" xmlns:cx6="http://schemas.microsoft.com/office/drawing/2016/5/12/chartex" xmlns:cx7="http://schemas.microsoft.com/office/drawing/2016/5/13/chartex" xmlns:cx8="http://schemas.microsoft.com/office/drawing/2016/5/14/chartex" xmlns:mc="http://schemas.openxmlformats.org/markup-compatibility/2006" xmlns:aink="http://schemas.microsoft.com/office/drawing/2016/ink" xmlns:am3d="http://schemas.microsoft.com/office/drawing/2017/model3d" xmlns:o="urn:schemas-microsoft-com:office:office" xmlns:oel="http://schemas.microsoft.com/office/2019/extlst" xmlns:r="http://schemas.openxmlformats.org/officeDocument/2006/relationships" xmlns:m="http://schemas.openxmlformats.org/officeDocument/2006/math" xmlns:v="urn:schemas-microsoft-com:vml" xmlns:wp14="http://schemas.microsoft.com/office/word/2010/wordprocessingDrawing" xmlns:wp="http://schemas.openxmlformats.org/drawingml/2006/wordprocessingDrawing" xmlns:w10="urn:schemas-microsoft-com:office:word" xmlns:w="http://schemas.openxmlformats.org/wordprocessingml/2006/main" xmlns:w14="http://schemas.microsoft.com/office/word/2010/wordml" xmlns:w15="http://schemas.microsoft.com/office/word/2012/wordml" xmlns:w16cex="http://schemas.microsoft.com/office/word/2018/wordml/cex" xmlns:w16cid="http://schemas.microsoft.com/office/word/2016/wordml/cid" xmlns:w16="http://schemas.microsoft.com/office/word/2018/wordml" xmlns:w16sdtdh="http://schemas.microsoft.com/office/word/2020/wordml/sdtdatahash" xmlns:w16se="http://schemas.microsoft.com/office/word/2015/wordml/symex" xmlns:wpg="http://schemas.microsoft.com/office/word/2010/wordprocessingGroup" xmlns:wpi="http://schemas.microsoft.com/office/word/2010/wordprocessingInk" xmlns:wne="http://schemas.microsoft.com/office/word/2006/wordml" xmlns:wps="http://schemas.microsoft.com/office/word/2010/wordprocessingShape" mc:Ignorable="w14 w15 w16se w16cid w16 w16cex w16sdtdh wp14">
   <w:sdt>
     <w:sdtPr>
       <w:id w:val="1754550207"/>
@@ -5414,21 +5103,11 @@
         <w:pPr>
           <w:pStyle w:val="Sinespaciado"/>
         </w:pPr>
-        <w:r>
-          <w:fldChar w:fldCharType="begin"/>
-        </w:r>
-        <w:r>
-          <w:instrText xml:space="preserve"> STYLEREF  Título  \* MERGEFORMAT </w:instrText>
-        </w:r>
-        <w:r>
-          <w:fldChar w:fldCharType="separate"/>
-        </w:r>
-        <w:r>
-          <w:t>Arreta &amp; Care</w:t>
-        </w:r>
-        <w:r>
-          <w:fldChar w:fldCharType="end"/>
-        </w:r>
+        <w:fldSimple w:instr=" STYLEREF  Título  \* MERGEFORMAT ">
+          <w:r>
+            <w:t>Arreta &amp; Care</w:t>
+          </w:r>
+        </w:fldSimple>
       </w:p>
     </w:sdtContent>
   </w:sdt>
@@ -5436,7 +5115,7 @@
 </file>
 
 <file path=word/footer7.xml><?xml version="1.0" encoding="utf-8"?>
-<w:ftr xmlns:wpc="http://schemas.microsoft.com/office/word/2010/wordprocessingCanvas" xmlns:cx="http://schemas.microsoft.com/office/drawing/2014/chartex" xmlns:cx1="http://schemas.microsoft.com/office/drawing/2015/9/8/chartex" xmlns:mc="http://schemas.openxmlformats.org/markup-compatibility/2006" xmlns:o="urn:schemas-microsoft-com:office:office" xmlns:r="http://schemas.openxmlformats.org/officeDocument/2006/relationships" xmlns:m="http://schemas.openxmlformats.org/officeDocument/2006/math" xmlns:v="urn:schemas-microsoft-com:vml" xmlns:wp14="http://schemas.microsoft.com/office/word/2010/wordprocessingDrawing" xmlns:wp="http://schemas.openxmlformats.org/drawingml/2006/wordprocessingDrawing" xmlns:w10="urn:schemas-microsoft-com:office:word" xmlns:w="http://schemas.openxmlformats.org/wordprocessingml/2006/main" xmlns:w14="http://schemas.microsoft.com/office/word/2010/wordml" xmlns:w15="http://schemas.microsoft.com/office/word/2012/wordml" xmlns:w16se="http://schemas.microsoft.com/office/word/2015/wordml/symex" xmlns:wpg="http://schemas.microsoft.com/office/word/2010/wordprocessingGroup" xmlns:wpi="http://schemas.microsoft.com/office/word/2010/wordprocessingInk" xmlns:wne="http://schemas.microsoft.com/office/word/2006/wordml" xmlns:wps="http://schemas.microsoft.com/office/word/2010/wordprocessingShape" mc:Ignorable="w14 w15 w16se wp14">
+<w:ftr xmlns:wpc="http://schemas.microsoft.com/office/word/2010/wordprocessingCanvas" xmlns:cx="http://schemas.microsoft.com/office/drawing/2014/chartex" xmlns:cx1="http://schemas.microsoft.com/office/drawing/2015/9/8/chartex" xmlns:cx2="http://schemas.microsoft.com/office/drawing/2015/10/21/chartex" xmlns:cx3="http://schemas.microsoft.com/office/drawing/2016/5/9/chartex" xmlns:cx4="http://schemas.microsoft.com/office/drawing/2016/5/10/chartex" xmlns:cx5="http://schemas.microsoft.com/office/drawing/2016/5/11/chartex" xmlns:cx6="http://schemas.microsoft.com/office/drawing/2016/5/12/chartex" xmlns:cx7="http://schemas.microsoft.com/office/drawing/2016/5/13/chartex" xmlns:cx8="http://schemas.microsoft.com/office/drawing/2016/5/14/chartex" xmlns:mc="http://schemas.openxmlformats.org/markup-compatibility/2006" xmlns:aink="http://schemas.microsoft.com/office/drawing/2016/ink" xmlns:am3d="http://schemas.microsoft.com/office/drawing/2017/model3d" xmlns:o="urn:schemas-microsoft-com:office:office" xmlns:oel="http://schemas.microsoft.com/office/2019/extlst" xmlns:r="http://schemas.openxmlformats.org/officeDocument/2006/relationships" xmlns:m="http://schemas.openxmlformats.org/officeDocument/2006/math" xmlns:v="urn:schemas-microsoft-com:vml" xmlns:wp14="http://schemas.microsoft.com/office/word/2010/wordprocessingDrawing" xmlns:wp="http://schemas.openxmlformats.org/drawingml/2006/wordprocessingDrawing" xmlns:w10="urn:schemas-microsoft-com:office:word" xmlns:w="http://schemas.openxmlformats.org/wordprocessingml/2006/main" xmlns:w14="http://schemas.microsoft.com/office/word/2010/wordml" xmlns:w15="http://schemas.microsoft.com/office/word/2012/wordml" xmlns:w16cex="http://schemas.microsoft.com/office/word/2018/wordml/cex" xmlns:w16cid="http://schemas.microsoft.com/office/word/2016/wordml/cid" xmlns:w16="http://schemas.microsoft.com/office/word/2018/wordml" xmlns:w16sdtdh="http://schemas.microsoft.com/office/word/2020/wordml/sdtdatahash" xmlns:w16se="http://schemas.microsoft.com/office/word/2015/wordml/symex" xmlns:wpg="http://schemas.microsoft.com/office/word/2010/wordprocessingGroup" xmlns:wpi="http://schemas.microsoft.com/office/word/2010/wordprocessingInk" xmlns:wne="http://schemas.microsoft.com/office/word/2006/wordml" xmlns:wps="http://schemas.microsoft.com/office/word/2010/wordprocessingShape" mc:Ignorable="w14 w15 w16se w16cid w16 w16cex w16sdtdh wp14">
   <w:sdt>
     <w:sdtPr>
       <w:id w:val="-766776592"/>
@@ -5527,21 +5206,11 @@
           <w:pStyle w:val="Sinespaciado"/>
           <w:jc w:val="right"/>
         </w:pPr>
-        <w:r>
-          <w:fldChar w:fldCharType="begin"/>
-        </w:r>
-        <w:r>
-          <w:instrText xml:space="preserve"> STYLEREF  Título  \* MERGEFORMAT </w:instrText>
-        </w:r>
-        <w:r>
-          <w:fldChar w:fldCharType="separate"/>
-        </w:r>
-        <w:r>
-          <w:t>Trade Hunter’s initial planning</w:t>
-        </w:r>
-        <w:r>
-          <w:fldChar w:fldCharType="end"/>
-        </w:r>
+        <w:fldSimple w:instr=" STYLEREF  Título  \* MERGEFORMAT ">
+          <w:r>
+            <w:t>Trade Hunter’s initial planning</w:t>
+          </w:r>
+        </w:fldSimple>
       </w:p>
     </w:sdtContent>
   </w:sdt>
@@ -5549,7 +5218,7 @@
 </file>
 
 <file path=word/footer8.xml><?xml version="1.0" encoding="utf-8"?>
-<w:ftr xmlns:wpc="http://schemas.microsoft.com/office/word/2010/wordprocessingCanvas" xmlns:cx="http://schemas.microsoft.com/office/drawing/2014/chartex" xmlns:cx1="http://schemas.microsoft.com/office/drawing/2015/9/8/chartex" xmlns:mc="http://schemas.openxmlformats.org/markup-compatibility/2006" xmlns:o="urn:schemas-microsoft-com:office:office" xmlns:r="http://schemas.openxmlformats.org/officeDocument/2006/relationships" xmlns:m="http://schemas.openxmlformats.org/officeDocument/2006/math" xmlns:v="urn:schemas-microsoft-com:vml" xmlns:wp14="http://schemas.microsoft.com/office/word/2010/wordprocessingDrawing" xmlns:wp="http://schemas.openxmlformats.org/drawingml/2006/wordprocessingDrawing" xmlns:w10="urn:schemas-microsoft-com:office:word" xmlns:w="http://schemas.openxmlformats.org/wordprocessingml/2006/main" xmlns:w14="http://schemas.microsoft.com/office/word/2010/wordml" xmlns:w15="http://schemas.microsoft.com/office/word/2012/wordml" xmlns:w16se="http://schemas.microsoft.com/office/word/2015/wordml/symex" xmlns:wpg="http://schemas.microsoft.com/office/word/2010/wordprocessingGroup" xmlns:wpi="http://schemas.microsoft.com/office/word/2010/wordprocessingInk" xmlns:wne="http://schemas.microsoft.com/office/word/2006/wordml" xmlns:wps="http://schemas.microsoft.com/office/word/2010/wordprocessingShape" mc:Ignorable="w14 w15 w16se wp14">
+<w:ftr xmlns:wpc="http://schemas.microsoft.com/office/word/2010/wordprocessingCanvas" xmlns:cx="http://schemas.microsoft.com/office/drawing/2014/chartex" xmlns:cx1="http://schemas.microsoft.com/office/drawing/2015/9/8/chartex" xmlns:cx2="http://schemas.microsoft.com/office/drawing/2015/10/21/chartex" xmlns:cx3="http://schemas.microsoft.com/office/drawing/2016/5/9/chartex" xmlns:cx4="http://schemas.microsoft.com/office/drawing/2016/5/10/chartex" xmlns:cx5="http://schemas.microsoft.com/office/drawing/2016/5/11/chartex" xmlns:cx6="http://schemas.microsoft.com/office/drawing/2016/5/12/chartex" xmlns:cx7="http://schemas.microsoft.com/office/drawing/2016/5/13/chartex" xmlns:cx8="http://schemas.microsoft.com/office/drawing/2016/5/14/chartex" xmlns:mc="http://schemas.openxmlformats.org/markup-compatibility/2006" xmlns:aink="http://schemas.microsoft.com/office/drawing/2016/ink" xmlns:am3d="http://schemas.microsoft.com/office/drawing/2017/model3d" xmlns:o="urn:schemas-microsoft-com:office:office" xmlns:oel="http://schemas.microsoft.com/office/2019/extlst" xmlns:r="http://schemas.openxmlformats.org/officeDocument/2006/relationships" xmlns:m="http://schemas.openxmlformats.org/officeDocument/2006/math" xmlns:v="urn:schemas-microsoft-com:vml" xmlns:wp14="http://schemas.microsoft.com/office/word/2010/wordprocessingDrawing" xmlns:wp="http://schemas.openxmlformats.org/drawingml/2006/wordprocessingDrawing" xmlns:w10="urn:schemas-microsoft-com:office:word" xmlns:w="http://schemas.openxmlformats.org/wordprocessingml/2006/main" xmlns:w14="http://schemas.microsoft.com/office/word/2010/wordml" xmlns:w15="http://schemas.microsoft.com/office/word/2012/wordml" xmlns:w16cex="http://schemas.microsoft.com/office/word/2018/wordml/cex" xmlns:w16cid="http://schemas.microsoft.com/office/word/2016/wordml/cid" xmlns:w16="http://schemas.microsoft.com/office/word/2018/wordml" xmlns:w16sdtdh="http://schemas.microsoft.com/office/word/2020/wordml/sdtdatahash" xmlns:w16se="http://schemas.microsoft.com/office/word/2015/wordml/symex" xmlns:wpg="http://schemas.microsoft.com/office/word/2010/wordprocessingGroup" xmlns:wpi="http://schemas.microsoft.com/office/word/2010/wordprocessingInk" xmlns:wne="http://schemas.microsoft.com/office/word/2006/wordml" xmlns:wps="http://schemas.microsoft.com/office/word/2010/wordprocessingShape" mc:Ignorable="w14 w15 w16se w16cid w16 w16cex w16sdtdh wp14">
   <w:sdt>
     <w:sdtPr>
       <w:id w:val="-2068482564"/>
@@ -5662,27 +5331,17 @@
       <w:pStyle w:val="Sinespaciado"/>
       <w:jc w:val="right"/>
     </w:pPr>
-    <w:r>
-      <w:fldChar w:fldCharType="begin"/>
-    </w:r>
-    <w:r>
-      <w:instrText xml:space="preserve"> STYLEREF  Título  \* MERGEFORMAT </w:instrText>
-    </w:r>
-    <w:r>
-      <w:fldChar w:fldCharType="separate"/>
-    </w:r>
-    <w:r>
-      <w:t>Trade Hunter’s initial planning</w:t>
-    </w:r>
-    <w:r>
-      <w:fldChar w:fldCharType="end"/>
-    </w:r>
+    <w:fldSimple w:instr=" STYLEREF  Título  \* MERGEFORMAT ">
+      <w:r>
+        <w:t>Trade Hunter’s initial planning</w:t>
+      </w:r>
+    </w:fldSimple>
   </w:p>
 </w:ftr>
 </file>
 
 <file path=word/footer9.xml><?xml version="1.0" encoding="utf-8"?>
-<w:ftr xmlns:wpc="http://schemas.microsoft.com/office/word/2010/wordprocessingCanvas" xmlns:cx="http://schemas.microsoft.com/office/drawing/2014/chartex" xmlns:cx1="http://schemas.microsoft.com/office/drawing/2015/9/8/chartex" xmlns:mc="http://schemas.openxmlformats.org/markup-compatibility/2006" xmlns:o="urn:schemas-microsoft-com:office:office" xmlns:r="http://schemas.openxmlformats.org/officeDocument/2006/relationships" xmlns:m="http://schemas.openxmlformats.org/officeDocument/2006/math" xmlns:v="urn:schemas-microsoft-com:vml" xmlns:wp14="http://schemas.microsoft.com/office/word/2010/wordprocessingDrawing" xmlns:wp="http://schemas.openxmlformats.org/drawingml/2006/wordprocessingDrawing" xmlns:w10="urn:schemas-microsoft-com:office:word" xmlns:w="http://schemas.openxmlformats.org/wordprocessingml/2006/main" xmlns:w14="http://schemas.microsoft.com/office/word/2010/wordml" xmlns:w15="http://schemas.microsoft.com/office/word/2012/wordml" xmlns:w16se="http://schemas.microsoft.com/office/word/2015/wordml/symex" xmlns:wpg="http://schemas.microsoft.com/office/word/2010/wordprocessingGroup" xmlns:wpi="http://schemas.microsoft.com/office/word/2010/wordprocessingInk" xmlns:wne="http://schemas.microsoft.com/office/word/2006/wordml" xmlns:wps="http://schemas.microsoft.com/office/word/2010/wordprocessingShape" mc:Ignorable="w14 w15 w16se wp14">
+<w:ftr xmlns:wpc="http://schemas.microsoft.com/office/word/2010/wordprocessingCanvas" xmlns:cx="http://schemas.microsoft.com/office/drawing/2014/chartex" xmlns:cx1="http://schemas.microsoft.com/office/drawing/2015/9/8/chartex" xmlns:cx2="http://schemas.microsoft.com/office/drawing/2015/10/21/chartex" xmlns:cx3="http://schemas.microsoft.com/office/drawing/2016/5/9/chartex" xmlns:cx4="http://schemas.microsoft.com/office/drawing/2016/5/10/chartex" xmlns:cx5="http://schemas.microsoft.com/office/drawing/2016/5/11/chartex" xmlns:cx6="http://schemas.microsoft.com/office/drawing/2016/5/12/chartex" xmlns:cx7="http://schemas.microsoft.com/office/drawing/2016/5/13/chartex" xmlns:cx8="http://schemas.microsoft.com/office/drawing/2016/5/14/chartex" xmlns:mc="http://schemas.openxmlformats.org/markup-compatibility/2006" xmlns:aink="http://schemas.microsoft.com/office/drawing/2016/ink" xmlns:am3d="http://schemas.microsoft.com/office/drawing/2017/model3d" xmlns:o="urn:schemas-microsoft-com:office:office" xmlns:oel="http://schemas.microsoft.com/office/2019/extlst" xmlns:r="http://schemas.openxmlformats.org/officeDocument/2006/relationships" xmlns:m="http://schemas.openxmlformats.org/officeDocument/2006/math" xmlns:v="urn:schemas-microsoft-com:vml" xmlns:wp14="http://schemas.microsoft.com/office/word/2010/wordprocessingDrawing" xmlns:wp="http://schemas.openxmlformats.org/drawingml/2006/wordprocessingDrawing" xmlns:w10="urn:schemas-microsoft-com:office:word" xmlns:w="http://schemas.openxmlformats.org/wordprocessingml/2006/main" xmlns:w14="http://schemas.microsoft.com/office/word/2010/wordml" xmlns:w15="http://schemas.microsoft.com/office/word/2012/wordml" xmlns:w16cex="http://schemas.microsoft.com/office/word/2018/wordml/cex" xmlns:w16cid="http://schemas.microsoft.com/office/word/2016/wordml/cid" xmlns:w16="http://schemas.microsoft.com/office/word/2018/wordml" xmlns:w16sdtdh="http://schemas.microsoft.com/office/word/2020/wordml/sdtdatahash" xmlns:w16se="http://schemas.microsoft.com/office/word/2015/wordml/symex" xmlns:wpg="http://schemas.microsoft.com/office/word/2010/wordprocessingGroup" xmlns:wpi="http://schemas.microsoft.com/office/word/2010/wordprocessingInk" xmlns:wne="http://schemas.microsoft.com/office/word/2006/wordml" xmlns:wps="http://schemas.microsoft.com/office/word/2010/wordprocessingShape" mc:Ignorable="w14 w15 w16se w16cid w16 w16cex w16sdtdh wp14">
   <w:sdt>
     <w:sdtPr>
       <w:id w:val="1189333232"/>
@@ -5773,21 +5432,11 @@
           <w:pStyle w:val="Sinespaciado"/>
           <w:jc w:val="right"/>
         </w:pPr>
-        <w:r>
-          <w:fldChar w:fldCharType="begin"/>
-        </w:r>
-        <w:r>
-          <w:instrText xml:space="preserve"> STYLEREF  Título  \* MERGEFORMAT </w:instrText>
-        </w:r>
-        <w:r>
-          <w:fldChar w:fldCharType="separate"/>
-        </w:r>
-        <w:r>
-          <w:t>Trade Hunter’s initial planning</w:t>
-        </w:r>
-        <w:r>
-          <w:fldChar w:fldCharType="end"/>
-        </w:r>
+        <w:fldSimple w:instr=" STYLEREF  Título  \* MERGEFORMAT ">
+          <w:r>
+            <w:t>Trade Hunter’s initial planning</w:t>
+          </w:r>
+        </w:fldSimple>
       </w:p>
     </w:sdtContent>
   </w:sdt>
@@ -5795,7 +5444,7 @@
 </file>
 
 <file path=word/footnotes.xml><?xml version="1.0" encoding="utf-8"?>
-<w:footnotes xmlns:wpc="http://schemas.microsoft.com/office/word/2010/wordprocessingCanvas" xmlns:cx="http://schemas.microsoft.com/office/drawing/2014/chartex" xmlns:cx1="http://schemas.microsoft.com/office/drawing/2015/9/8/chartex" xmlns:mc="http://schemas.openxmlformats.org/markup-compatibility/2006" xmlns:o="urn:schemas-microsoft-com:office:office" xmlns:r="http://schemas.openxmlformats.org/officeDocument/2006/relationships" xmlns:m="http://schemas.openxmlformats.org/officeDocument/2006/math" xmlns:v="urn:schemas-microsoft-com:vml" xmlns:wp14="http://schemas.microsoft.com/office/word/2010/wordprocessingDrawing" xmlns:wp="http://schemas.openxmlformats.org/drawingml/2006/wordprocessingDrawing" xmlns:w10="urn:schemas-microsoft-com:office:word" xmlns:w="http://schemas.openxmlformats.org/wordprocessingml/2006/main" xmlns:w14="http://schemas.microsoft.com/office/word/2010/wordml" xmlns:w15="http://schemas.microsoft.com/office/word/2012/wordml" xmlns:w16se="http://schemas.microsoft.com/office/word/2015/wordml/symex" xmlns:wpg="http://schemas.microsoft.com/office/word/2010/wordprocessingGroup" xmlns:wpi="http://schemas.microsoft.com/office/word/2010/wordprocessingInk" xmlns:wne="http://schemas.microsoft.com/office/word/2006/wordml" xmlns:wps="http://schemas.microsoft.com/office/word/2010/wordprocessingShape" mc:Ignorable="w14 w15 w16se wp14">
+<w:footnotes xmlns:wpc="http://schemas.microsoft.com/office/word/2010/wordprocessingCanvas" xmlns:cx="http://schemas.microsoft.com/office/drawing/2014/chartex" xmlns:cx1="http://schemas.microsoft.com/office/drawing/2015/9/8/chartex" xmlns:cx2="http://schemas.microsoft.com/office/drawing/2015/10/21/chartex" xmlns:cx3="http://schemas.microsoft.com/office/drawing/2016/5/9/chartex" xmlns:cx4="http://schemas.microsoft.com/office/drawing/2016/5/10/chartex" xmlns:cx5="http://schemas.microsoft.com/office/drawing/2016/5/11/chartex" xmlns:cx6="http://schemas.microsoft.com/office/drawing/2016/5/12/chartex" xmlns:cx7="http://schemas.microsoft.com/office/drawing/2016/5/13/chartex" xmlns:cx8="http://schemas.microsoft.com/office/drawing/2016/5/14/chartex" xmlns:mc="http://schemas.openxmlformats.org/markup-compatibility/2006" xmlns:aink="http://schemas.microsoft.com/office/drawing/2016/ink" xmlns:am3d="http://schemas.microsoft.com/office/drawing/2017/model3d" xmlns:o="urn:schemas-microsoft-com:office:office" xmlns:oel="http://schemas.microsoft.com/office/2019/extlst" xmlns:r="http://schemas.openxmlformats.org/officeDocument/2006/relationships" xmlns:m="http://schemas.openxmlformats.org/officeDocument/2006/math" xmlns:v="urn:schemas-microsoft-com:vml" xmlns:wp14="http://schemas.microsoft.com/office/word/2010/wordprocessingDrawing" xmlns:wp="http://schemas.openxmlformats.org/drawingml/2006/wordprocessingDrawing" xmlns:w10="urn:schemas-microsoft-com:office:word" xmlns:w="http://schemas.openxmlformats.org/wordprocessingml/2006/main" xmlns:w14="http://schemas.microsoft.com/office/word/2010/wordml" xmlns:w15="http://schemas.microsoft.com/office/word/2012/wordml" xmlns:w16cex="http://schemas.microsoft.com/office/word/2018/wordml/cex" xmlns:w16cid="http://schemas.microsoft.com/office/word/2016/wordml/cid" xmlns:w16="http://schemas.microsoft.com/office/word/2018/wordml" xmlns:w16sdtdh="http://schemas.microsoft.com/office/word/2020/wordml/sdtdatahash" xmlns:w16se="http://schemas.microsoft.com/office/word/2015/wordml/symex" xmlns:wpg="http://schemas.microsoft.com/office/word/2010/wordprocessingGroup" xmlns:wpi="http://schemas.microsoft.com/office/word/2010/wordprocessingInk" xmlns:wne="http://schemas.microsoft.com/office/word/2006/wordml" xmlns:wps="http://schemas.microsoft.com/office/word/2010/wordprocessingShape" mc:Ignorable="w14 w15 w16se w16cid w16 w16cex w16sdtdh wp14">
   <w:footnote w:type="separator" w:id="-1">
     <w:p>
       <w:pPr>
@@ -5820,7 +5469,7 @@
 </file>
 
 <file path=word/header1.xml><?xml version="1.0" encoding="utf-8"?>
-<w:hdr xmlns:wpc="http://schemas.microsoft.com/office/word/2010/wordprocessingCanvas" xmlns:cx="http://schemas.microsoft.com/office/drawing/2014/chartex" xmlns:cx1="http://schemas.microsoft.com/office/drawing/2015/9/8/chartex" xmlns:mc="http://schemas.openxmlformats.org/markup-compatibility/2006" xmlns:o="urn:schemas-microsoft-com:office:office" xmlns:r="http://schemas.openxmlformats.org/officeDocument/2006/relationships" xmlns:m="http://schemas.openxmlformats.org/officeDocument/2006/math" xmlns:v="urn:schemas-microsoft-com:vml" xmlns:wp14="http://schemas.microsoft.com/office/word/2010/wordprocessingDrawing" xmlns:wp="http://schemas.openxmlformats.org/drawingml/2006/wordprocessingDrawing" xmlns:w10="urn:schemas-microsoft-com:office:word" xmlns:w="http://schemas.openxmlformats.org/wordprocessingml/2006/main" xmlns:w14="http://schemas.microsoft.com/office/word/2010/wordml" xmlns:w15="http://schemas.microsoft.com/office/word/2012/wordml" xmlns:w16se="http://schemas.microsoft.com/office/word/2015/wordml/symex" xmlns:wpg="http://schemas.microsoft.com/office/word/2010/wordprocessingGroup" xmlns:wpi="http://schemas.microsoft.com/office/word/2010/wordprocessingInk" xmlns:wne="http://schemas.microsoft.com/office/word/2006/wordml" xmlns:wps="http://schemas.microsoft.com/office/word/2010/wordprocessingShape" mc:Ignorable="w14 w15 w16se wp14">
+<w:hdr xmlns:wpc="http://schemas.microsoft.com/office/word/2010/wordprocessingCanvas" xmlns:cx="http://schemas.microsoft.com/office/drawing/2014/chartex" xmlns:cx1="http://schemas.microsoft.com/office/drawing/2015/9/8/chartex" xmlns:cx2="http://schemas.microsoft.com/office/drawing/2015/10/21/chartex" xmlns:cx3="http://schemas.microsoft.com/office/drawing/2016/5/9/chartex" xmlns:cx4="http://schemas.microsoft.com/office/drawing/2016/5/10/chartex" xmlns:cx5="http://schemas.microsoft.com/office/drawing/2016/5/11/chartex" xmlns:cx6="http://schemas.microsoft.com/office/drawing/2016/5/12/chartex" xmlns:cx7="http://schemas.microsoft.com/office/drawing/2016/5/13/chartex" xmlns:cx8="http://schemas.microsoft.com/office/drawing/2016/5/14/chartex" xmlns:mc="http://schemas.openxmlformats.org/markup-compatibility/2006" xmlns:aink="http://schemas.microsoft.com/office/drawing/2016/ink" xmlns:am3d="http://schemas.microsoft.com/office/drawing/2017/model3d" xmlns:o="urn:schemas-microsoft-com:office:office" xmlns:oel="http://schemas.microsoft.com/office/2019/extlst" xmlns:r="http://schemas.openxmlformats.org/officeDocument/2006/relationships" xmlns:m="http://schemas.openxmlformats.org/officeDocument/2006/math" xmlns:v="urn:schemas-microsoft-com:vml" xmlns:wp14="http://schemas.microsoft.com/office/word/2010/wordprocessingDrawing" xmlns:wp="http://schemas.openxmlformats.org/drawingml/2006/wordprocessingDrawing" xmlns:w10="urn:schemas-microsoft-com:office:word" xmlns:w="http://schemas.openxmlformats.org/wordprocessingml/2006/main" xmlns:w14="http://schemas.microsoft.com/office/word/2010/wordml" xmlns:w15="http://schemas.microsoft.com/office/word/2012/wordml" xmlns:w16cex="http://schemas.microsoft.com/office/word/2018/wordml/cex" xmlns:w16cid="http://schemas.microsoft.com/office/word/2016/wordml/cid" xmlns:w16="http://schemas.microsoft.com/office/word/2018/wordml" xmlns:w16sdtdh="http://schemas.microsoft.com/office/word/2020/wordml/sdtdatahash" xmlns:w16se="http://schemas.microsoft.com/office/word/2015/wordml/symex" xmlns:wpg="http://schemas.microsoft.com/office/word/2010/wordprocessingGroup" xmlns:wpi="http://schemas.microsoft.com/office/word/2010/wordprocessingInk" xmlns:wne="http://schemas.microsoft.com/office/word/2006/wordml" xmlns:wps="http://schemas.microsoft.com/office/word/2010/wordprocessingShape" mc:Ignorable="w14 w15 w16se w16cid w16 w16cex w16sdtdh wp14">
   <w:p>
     <w:pPr>
       <w:pStyle w:val="Encabezado"/>
@@ -5830,7 +5479,7 @@
 </file>
 
 <file path=word/header10.xml><?xml version="1.0" encoding="utf-8"?>
-<w:hdr xmlns:wpc="http://schemas.microsoft.com/office/word/2010/wordprocessingCanvas" xmlns:cx="http://schemas.microsoft.com/office/drawing/2014/chartex" xmlns:cx1="http://schemas.microsoft.com/office/drawing/2015/9/8/chartex" xmlns:mc="http://schemas.openxmlformats.org/markup-compatibility/2006" xmlns:o="urn:schemas-microsoft-com:office:office" xmlns:r="http://schemas.openxmlformats.org/officeDocument/2006/relationships" xmlns:m="http://schemas.openxmlformats.org/officeDocument/2006/math" xmlns:v="urn:schemas-microsoft-com:vml" xmlns:wp14="http://schemas.microsoft.com/office/word/2010/wordprocessingDrawing" xmlns:wp="http://schemas.openxmlformats.org/drawingml/2006/wordprocessingDrawing" xmlns:w10="urn:schemas-microsoft-com:office:word" xmlns:w="http://schemas.openxmlformats.org/wordprocessingml/2006/main" xmlns:w14="http://schemas.microsoft.com/office/word/2010/wordml" xmlns:w15="http://schemas.microsoft.com/office/word/2012/wordml" xmlns:w16se="http://schemas.microsoft.com/office/word/2015/wordml/symex" xmlns:wpg="http://schemas.microsoft.com/office/word/2010/wordprocessingGroup" xmlns:wpi="http://schemas.microsoft.com/office/word/2010/wordprocessingInk" xmlns:wne="http://schemas.microsoft.com/office/word/2006/wordml" xmlns:wps="http://schemas.microsoft.com/office/word/2010/wordprocessingShape" mc:Ignorable="w14 w15 w16se wp14">
+<w:hdr xmlns:wpc="http://schemas.microsoft.com/office/word/2010/wordprocessingCanvas" xmlns:cx="http://schemas.microsoft.com/office/drawing/2014/chartex" xmlns:cx1="http://schemas.microsoft.com/office/drawing/2015/9/8/chartex" xmlns:cx2="http://schemas.microsoft.com/office/drawing/2015/10/21/chartex" xmlns:cx3="http://schemas.microsoft.com/office/drawing/2016/5/9/chartex" xmlns:cx4="http://schemas.microsoft.com/office/drawing/2016/5/10/chartex" xmlns:cx5="http://schemas.microsoft.com/office/drawing/2016/5/11/chartex" xmlns:cx6="http://schemas.microsoft.com/office/drawing/2016/5/12/chartex" xmlns:cx7="http://schemas.microsoft.com/office/drawing/2016/5/13/chartex" xmlns:cx8="http://schemas.microsoft.com/office/drawing/2016/5/14/chartex" xmlns:mc="http://schemas.openxmlformats.org/markup-compatibility/2006" xmlns:aink="http://schemas.microsoft.com/office/drawing/2016/ink" xmlns:am3d="http://schemas.microsoft.com/office/drawing/2017/model3d" xmlns:o="urn:schemas-microsoft-com:office:office" xmlns:oel="http://schemas.microsoft.com/office/2019/extlst" xmlns:r="http://schemas.openxmlformats.org/officeDocument/2006/relationships" xmlns:m="http://schemas.openxmlformats.org/officeDocument/2006/math" xmlns:v="urn:schemas-microsoft-com:vml" xmlns:wp14="http://schemas.microsoft.com/office/word/2010/wordprocessingDrawing" xmlns:wp="http://schemas.openxmlformats.org/drawingml/2006/wordprocessingDrawing" xmlns:w10="urn:schemas-microsoft-com:office:word" xmlns:w="http://schemas.openxmlformats.org/wordprocessingml/2006/main" xmlns:w14="http://schemas.microsoft.com/office/word/2010/wordml" xmlns:w15="http://schemas.microsoft.com/office/word/2012/wordml" xmlns:w16cex="http://schemas.microsoft.com/office/word/2018/wordml/cex" xmlns:w16cid="http://schemas.microsoft.com/office/word/2016/wordml/cid" xmlns:w16="http://schemas.microsoft.com/office/word/2018/wordml" xmlns:w16sdtdh="http://schemas.microsoft.com/office/word/2020/wordml/sdtdatahash" xmlns:w16se="http://schemas.microsoft.com/office/word/2015/wordml/symex" xmlns:wpg="http://schemas.microsoft.com/office/word/2010/wordprocessingGroup" xmlns:wpi="http://schemas.microsoft.com/office/word/2010/wordprocessingInk" xmlns:wne="http://schemas.microsoft.com/office/word/2006/wordml" xmlns:wps="http://schemas.microsoft.com/office/word/2010/wordprocessingShape" mc:Ignorable="w14 w15 w16se w16cid w16 w16cex w16sdtdh wp14">
   <w:p>
     <w:pPr>
       <w:pStyle w:val="Encabezado"/>
@@ -5840,7 +5489,7 @@
 </file>
 
 <file path=word/header2.xml><?xml version="1.0" encoding="utf-8"?>
-<w:hdr xmlns:wpc="http://schemas.microsoft.com/office/word/2010/wordprocessingCanvas" xmlns:cx="http://schemas.microsoft.com/office/drawing/2014/chartex" xmlns:cx1="http://schemas.microsoft.com/office/drawing/2015/9/8/chartex" xmlns:mc="http://schemas.openxmlformats.org/markup-compatibility/2006" xmlns:o="urn:schemas-microsoft-com:office:office" xmlns:r="http://schemas.openxmlformats.org/officeDocument/2006/relationships" xmlns:m="http://schemas.openxmlformats.org/officeDocument/2006/math" xmlns:v="urn:schemas-microsoft-com:vml" xmlns:wp14="http://schemas.microsoft.com/office/word/2010/wordprocessingDrawing" xmlns:wp="http://schemas.openxmlformats.org/drawingml/2006/wordprocessingDrawing" xmlns:w10="urn:schemas-microsoft-com:office:word" xmlns:w="http://schemas.openxmlformats.org/wordprocessingml/2006/main" xmlns:w14="http://schemas.microsoft.com/office/word/2010/wordml" xmlns:w15="http://schemas.microsoft.com/office/word/2012/wordml" xmlns:w16se="http://schemas.microsoft.com/office/word/2015/wordml/symex" xmlns:wpg="http://schemas.microsoft.com/office/word/2010/wordprocessingGroup" xmlns:wpi="http://schemas.microsoft.com/office/word/2010/wordprocessingInk" xmlns:wne="http://schemas.microsoft.com/office/word/2006/wordml" xmlns:wps="http://schemas.microsoft.com/office/word/2010/wordprocessingShape" mc:Ignorable="w14 w15 w16se wp14">
+<w:hdr xmlns:wpc="http://schemas.microsoft.com/office/word/2010/wordprocessingCanvas" xmlns:cx="http://schemas.microsoft.com/office/drawing/2014/chartex" xmlns:cx1="http://schemas.microsoft.com/office/drawing/2015/9/8/chartex" xmlns:cx2="http://schemas.microsoft.com/office/drawing/2015/10/21/chartex" xmlns:cx3="http://schemas.microsoft.com/office/drawing/2016/5/9/chartex" xmlns:cx4="http://schemas.microsoft.com/office/drawing/2016/5/10/chartex" xmlns:cx5="http://schemas.microsoft.com/office/drawing/2016/5/11/chartex" xmlns:cx6="http://schemas.microsoft.com/office/drawing/2016/5/12/chartex" xmlns:cx7="http://schemas.microsoft.com/office/drawing/2016/5/13/chartex" xmlns:cx8="http://schemas.microsoft.com/office/drawing/2016/5/14/chartex" xmlns:mc="http://schemas.openxmlformats.org/markup-compatibility/2006" xmlns:aink="http://schemas.microsoft.com/office/drawing/2016/ink" xmlns:am3d="http://schemas.microsoft.com/office/drawing/2017/model3d" xmlns:o="urn:schemas-microsoft-com:office:office" xmlns:oel="http://schemas.microsoft.com/office/2019/extlst" xmlns:r="http://schemas.openxmlformats.org/officeDocument/2006/relationships" xmlns:m="http://schemas.openxmlformats.org/officeDocument/2006/math" xmlns:v="urn:schemas-microsoft-com:vml" xmlns:wp14="http://schemas.microsoft.com/office/word/2010/wordprocessingDrawing" xmlns:wp="http://schemas.openxmlformats.org/drawingml/2006/wordprocessingDrawing" xmlns:w10="urn:schemas-microsoft-com:office:word" xmlns:w="http://schemas.openxmlformats.org/wordprocessingml/2006/main" xmlns:w14="http://schemas.microsoft.com/office/word/2010/wordml" xmlns:w15="http://schemas.microsoft.com/office/word/2012/wordml" xmlns:w16cex="http://schemas.microsoft.com/office/word/2018/wordml/cex" xmlns:w16cid="http://schemas.microsoft.com/office/word/2016/wordml/cid" xmlns:w16="http://schemas.microsoft.com/office/word/2018/wordml" xmlns:w16sdtdh="http://schemas.microsoft.com/office/word/2020/wordml/sdtdatahash" xmlns:w16se="http://schemas.microsoft.com/office/word/2015/wordml/symex" xmlns:wpg="http://schemas.microsoft.com/office/word/2010/wordprocessingGroup" xmlns:wpi="http://schemas.microsoft.com/office/word/2010/wordprocessingInk" xmlns:wne="http://schemas.microsoft.com/office/word/2006/wordml" xmlns:wps="http://schemas.microsoft.com/office/word/2010/wordprocessingShape" mc:Ignorable="w14 w15 w16se w16cid w16 w16cex w16sdtdh wp14">
   <w:p>
     <w:pPr>
       <w:pStyle w:val="Encabezado"/>
@@ -5850,7 +5499,7 @@
 </file>
 
 <file path=word/header3.xml><?xml version="1.0" encoding="utf-8"?>
-<w:hdr xmlns:wpc="http://schemas.microsoft.com/office/word/2010/wordprocessingCanvas" xmlns:cx="http://schemas.microsoft.com/office/drawing/2014/chartex" xmlns:cx1="http://schemas.microsoft.com/office/drawing/2015/9/8/chartex" xmlns:mc="http://schemas.openxmlformats.org/markup-compatibility/2006" xmlns:o="urn:schemas-microsoft-com:office:office" xmlns:r="http://schemas.openxmlformats.org/officeDocument/2006/relationships" xmlns:m="http://schemas.openxmlformats.org/officeDocument/2006/math" xmlns:v="urn:schemas-microsoft-com:vml" xmlns:wp14="http://schemas.microsoft.com/office/word/2010/wordprocessingDrawing" xmlns:wp="http://schemas.openxmlformats.org/drawingml/2006/wordprocessingDrawing" xmlns:w10="urn:schemas-microsoft-com:office:word" xmlns:w="http://schemas.openxmlformats.org/wordprocessingml/2006/main" xmlns:w14="http://schemas.microsoft.com/office/word/2010/wordml" xmlns:w15="http://schemas.microsoft.com/office/word/2012/wordml" xmlns:w16se="http://schemas.microsoft.com/office/word/2015/wordml/symex" xmlns:wpg="http://schemas.microsoft.com/office/word/2010/wordprocessingGroup" xmlns:wpi="http://schemas.microsoft.com/office/word/2010/wordprocessingInk" xmlns:wne="http://schemas.microsoft.com/office/word/2006/wordml" xmlns:wps="http://schemas.microsoft.com/office/word/2010/wordprocessingShape" mc:Ignorable="w14 w15 w16se wp14">
+<w:hdr xmlns:wpc="http://schemas.microsoft.com/office/word/2010/wordprocessingCanvas" xmlns:cx="http://schemas.microsoft.com/office/drawing/2014/chartex" xmlns:cx1="http://schemas.microsoft.com/office/drawing/2015/9/8/chartex" xmlns:cx2="http://schemas.microsoft.com/office/drawing/2015/10/21/chartex" xmlns:cx3="http://schemas.microsoft.com/office/drawing/2016/5/9/chartex" xmlns:cx4="http://schemas.microsoft.com/office/drawing/2016/5/10/chartex" xmlns:cx5="http://schemas.microsoft.com/office/drawing/2016/5/11/chartex" xmlns:cx6="http://schemas.microsoft.com/office/drawing/2016/5/12/chartex" xmlns:cx7="http://schemas.microsoft.com/office/drawing/2016/5/13/chartex" xmlns:cx8="http://schemas.microsoft.com/office/drawing/2016/5/14/chartex" xmlns:mc="http://schemas.openxmlformats.org/markup-compatibility/2006" xmlns:aink="http://schemas.microsoft.com/office/drawing/2016/ink" xmlns:am3d="http://schemas.microsoft.com/office/drawing/2017/model3d" xmlns:o="urn:schemas-microsoft-com:office:office" xmlns:oel="http://schemas.microsoft.com/office/2019/extlst" xmlns:r="http://schemas.openxmlformats.org/officeDocument/2006/relationships" xmlns:m="http://schemas.openxmlformats.org/officeDocument/2006/math" xmlns:v="urn:schemas-microsoft-com:vml" xmlns:wp14="http://schemas.microsoft.com/office/word/2010/wordprocessingDrawing" xmlns:wp="http://schemas.openxmlformats.org/drawingml/2006/wordprocessingDrawing" xmlns:w10="urn:schemas-microsoft-com:office:word" xmlns:w="http://schemas.openxmlformats.org/wordprocessingml/2006/main" xmlns:w14="http://schemas.microsoft.com/office/word/2010/wordml" xmlns:w15="http://schemas.microsoft.com/office/word/2012/wordml" xmlns:w16cex="http://schemas.microsoft.com/office/word/2018/wordml/cex" xmlns:w16cid="http://schemas.microsoft.com/office/word/2016/wordml/cid" xmlns:w16="http://schemas.microsoft.com/office/word/2018/wordml" xmlns:w16sdtdh="http://schemas.microsoft.com/office/word/2020/wordml/sdtdatahash" xmlns:w16se="http://schemas.microsoft.com/office/word/2015/wordml/symex" xmlns:wpg="http://schemas.microsoft.com/office/word/2010/wordprocessingGroup" xmlns:wpi="http://schemas.microsoft.com/office/word/2010/wordprocessingInk" xmlns:wne="http://schemas.microsoft.com/office/word/2006/wordml" xmlns:wps="http://schemas.microsoft.com/office/word/2010/wordprocessingShape" mc:Ignorable="w14 w15 w16se w16cid w16 w16cex w16sdtdh wp14">
   <w:p>
     <w:pPr>
       <w:pStyle w:val="Encabezado"/>
@@ -5860,7 +5509,7 @@
 </file>
 
 <file path=word/header4.xml><?xml version="1.0" encoding="utf-8"?>
-<w:hdr xmlns:wpc="http://schemas.microsoft.com/office/word/2010/wordprocessingCanvas" xmlns:cx="http://schemas.microsoft.com/office/drawing/2014/chartex" xmlns:cx1="http://schemas.microsoft.com/office/drawing/2015/9/8/chartex" xmlns:mc="http://schemas.openxmlformats.org/markup-compatibility/2006" xmlns:o="urn:schemas-microsoft-com:office:office" xmlns:r="http://schemas.openxmlformats.org/officeDocument/2006/relationships" xmlns:m="http://schemas.openxmlformats.org/officeDocument/2006/math" xmlns:v="urn:schemas-microsoft-com:vml" xmlns:wp14="http://schemas.microsoft.com/office/word/2010/wordprocessingDrawing" xmlns:wp="http://schemas.openxmlformats.org/drawingml/2006/wordprocessingDrawing" xmlns:w10="urn:schemas-microsoft-com:office:word" xmlns:w="http://schemas.openxmlformats.org/wordprocessingml/2006/main" xmlns:w14="http://schemas.microsoft.com/office/word/2010/wordml" xmlns:w15="http://schemas.microsoft.com/office/word/2012/wordml" xmlns:w16se="http://schemas.microsoft.com/office/word/2015/wordml/symex" xmlns:wpg="http://schemas.microsoft.com/office/word/2010/wordprocessingGroup" xmlns:wpi="http://schemas.microsoft.com/office/word/2010/wordprocessingInk" xmlns:wne="http://schemas.microsoft.com/office/word/2006/wordml" xmlns:wps="http://schemas.microsoft.com/office/word/2010/wordprocessingShape" mc:Ignorable="w14 w15 w16se wp14">
+<w:hdr xmlns:wpc="http://schemas.microsoft.com/office/word/2010/wordprocessingCanvas" xmlns:cx="http://schemas.microsoft.com/office/drawing/2014/chartex" xmlns:cx1="http://schemas.microsoft.com/office/drawing/2015/9/8/chartex" xmlns:cx2="http://schemas.microsoft.com/office/drawing/2015/10/21/chartex" xmlns:cx3="http://schemas.microsoft.com/office/drawing/2016/5/9/chartex" xmlns:cx4="http://schemas.microsoft.com/office/drawing/2016/5/10/chartex" xmlns:cx5="http://schemas.microsoft.com/office/drawing/2016/5/11/chartex" xmlns:cx6="http://schemas.microsoft.com/office/drawing/2016/5/12/chartex" xmlns:cx7="http://schemas.microsoft.com/office/drawing/2016/5/13/chartex" xmlns:cx8="http://schemas.microsoft.com/office/drawing/2016/5/14/chartex" xmlns:mc="http://schemas.openxmlformats.org/markup-compatibility/2006" xmlns:aink="http://schemas.microsoft.com/office/drawing/2016/ink" xmlns:am3d="http://schemas.microsoft.com/office/drawing/2017/model3d" xmlns:o="urn:schemas-microsoft-com:office:office" xmlns:oel="http://schemas.microsoft.com/office/2019/extlst" xmlns:r="http://schemas.openxmlformats.org/officeDocument/2006/relationships" xmlns:m="http://schemas.openxmlformats.org/officeDocument/2006/math" xmlns:v="urn:schemas-microsoft-com:vml" xmlns:wp14="http://schemas.microsoft.com/office/word/2010/wordprocessingDrawing" xmlns:wp="http://schemas.openxmlformats.org/drawingml/2006/wordprocessingDrawing" xmlns:w10="urn:schemas-microsoft-com:office:word" xmlns:w="http://schemas.openxmlformats.org/wordprocessingml/2006/main" xmlns:w14="http://schemas.microsoft.com/office/word/2010/wordml" xmlns:w15="http://schemas.microsoft.com/office/word/2012/wordml" xmlns:w16cex="http://schemas.microsoft.com/office/word/2018/wordml/cex" xmlns:w16cid="http://schemas.microsoft.com/office/word/2016/wordml/cid" xmlns:w16="http://schemas.microsoft.com/office/word/2018/wordml" xmlns:w16sdtdh="http://schemas.microsoft.com/office/word/2020/wordml/sdtdatahash" xmlns:w16se="http://schemas.microsoft.com/office/word/2015/wordml/symex" xmlns:wpg="http://schemas.microsoft.com/office/word/2010/wordprocessingGroup" xmlns:wpi="http://schemas.microsoft.com/office/word/2010/wordprocessingInk" xmlns:wne="http://schemas.microsoft.com/office/word/2006/wordml" xmlns:wps="http://schemas.microsoft.com/office/word/2010/wordprocessingShape" mc:Ignorable="w14 w15 w16se w16cid w16 w16cex w16sdtdh wp14">
   <w:p>
     <w:pPr>
       <w:pStyle w:val="Encabezado"/>
@@ -5982,7 +5631,7 @@
 </file>
 
 <file path=word/header5.xml><?xml version="1.0" encoding="utf-8"?>
-<w:hdr xmlns:wpc="http://schemas.microsoft.com/office/word/2010/wordprocessingCanvas" xmlns:cx="http://schemas.microsoft.com/office/drawing/2014/chartex" xmlns:cx1="http://schemas.microsoft.com/office/drawing/2015/9/8/chartex" xmlns:mc="http://schemas.openxmlformats.org/markup-compatibility/2006" xmlns:o="urn:schemas-microsoft-com:office:office" xmlns:r="http://schemas.openxmlformats.org/officeDocument/2006/relationships" xmlns:m="http://schemas.openxmlformats.org/officeDocument/2006/math" xmlns:v="urn:schemas-microsoft-com:vml" xmlns:wp14="http://schemas.microsoft.com/office/word/2010/wordprocessingDrawing" xmlns:wp="http://schemas.openxmlformats.org/drawingml/2006/wordprocessingDrawing" xmlns:w10="urn:schemas-microsoft-com:office:word" xmlns:w="http://schemas.openxmlformats.org/wordprocessingml/2006/main" xmlns:w14="http://schemas.microsoft.com/office/word/2010/wordml" xmlns:w15="http://schemas.microsoft.com/office/word/2012/wordml" xmlns:w16se="http://schemas.microsoft.com/office/word/2015/wordml/symex" xmlns:wpg="http://schemas.microsoft.com/office/word/2010/wordprocessingGroup" xmlns:wpi="http://schemas.microsoft.com/office/word/2010/wordprocessingInk" xmlns:wne="http://schemas.microsoft.com/office/word/2006/wordml" xmlns:wps="http://schemas.microsoft.com/office/word/2010/wordprocessingShape" mc:Ignorable="w14 w15 w16se wp14">
+<w:hdr xmlns:wpc="http://schemas.microsoft.com/office/word/2010/wordprocessingCanvas" xmlns:cx="http://schemas.microsoft.com/office/drawing/2014/chartex" xmlns:cx1="http://schemas.microsoft.com/office/drawing/2015/9/8/chartex" xmlns:cx2="http://schemas.microsoft.com/office/drawing/2015/10/21/chartex" xmlns:cx3="http://schemas.microsoft.com/office/drawing/2016/5/9/chartex" xmlns:cx4="http://schemas.microsoft.com/office/drawing/2016/5/10/chartex" xmlns:cx5="http://schemas.microsoft.com/office/drawing/2016/5/11/chartex" xmlns:cx6="http://schemas.microsoft.com/office/drawing/2016/5/12/chartex" xmlns:cx7="http://schemas.microsoft.com/office/drawing/2016/5/13/chartex" xmlns:cx8="http://schemas.microsoft.com/office/drawing/2016/5/14/chartex" xmlns:mc="http://schemas.openxmlformats.org/markup-compatibility/2006" xmlns:aink="http://schemas.microsoft.com/office/drawing/2016/ink" xmlns:am3d="http://schemas.microsoft.com/office/drawing/2017/model3d" xmlns:o="urn:schemas-microsoft-com:office:office" xmlns:oel="http://schemas.microsoft.com/office/2019/extlst" xmlns:r="http://schemas.openxmlformats.org/officeDocument/2006/relationships" xmlns:m="http://schemas.openxmlformats.org/officeDocument/2006/math" xmlns:v="urn:schemas-microsoft-com:vml" xmlns:wp14="http://schemas.microsoft.com/office/word/2010/wordprocessingDrawing" xmlns:wp="http://schemas.openxmlformats.org/drawingml/2006/wordprocessingDrawing" xmlns:w10="urn:schemas-microsoft-com:office:word" xmlns:w="http://schemas.openxmlformats.org/wordprocessingml/2006/main" xmlns:w14="http://schemas.microsoft.com/office/word/2010/wordml" xmlns:w15="http://schemas.microsoft.com/office/word/2012/wordml" xmlns:w16cex="http://schemas.microsoft.com/office/word/2018/wordml/cex" xmlns:w16cid="http://schemas.microsoft.com/office/word/2016/wordml/cid" xmlns:w16="http://schemas.microsoft.com/office/word/2018/wordml" xmlns:w16sdtdh="http://schemas.microsoft.com/office/word/2020/wordml/sdtdatahash" xmlns:w16se="http://schemas.microsoft.com/office/word/2015/wordml/symex" xmlns:wpg="http://schemas.microsoft.com/office/word/2010/wordprocessingGroup" xmlns:wpi="http://schemas.microsoft.com/office/word/2010/wordprocessingInk" xmlns:wne="http://schemas.microsoft.com/office/word/2006/wordml" xmlns:wps="http://schemas.microsoft.com/office/word/2010/wordprocessingShape" mc:Ignorable="w14 w15 w16se w16cid w16 w16cex w16sdtdh wp14">
   <w:p>
     <w:pPr>
       <w:pStyle w:val="Encabezado"/>
@@ -6104,7 +5753,7 @@
 </file>
 
 <file path=word/header6.xml><?xml version="1.0" encoding="utf-8"?>
-<w:hdr xmlns:wpc="http://schemas.microsoft.com/office/word/2010/wordprocessingCanvas" xmlns:cx="http://schemas.microsoft.com/office/drawing/2014/chartex" xmlns:cx1="http://schemas.microsoft.com/office/drawing/2015/9/8/chartex" xmlns:mc="http://schemas.openxmlformats.org/markup-compatibility/2006" xmlns:o="urn:schemas-microsoft-com:office:office" xmlns:r="http://schemas.openxmlformats.org/officeDocument/2006/relationships" xmlns:m="http://schemas.openxmlformats.org/officeDocument/2006/math" xmlns:v="urn:schemas-microsoft-com:vml" xmlns:wp14="http://schemas.microsoft.com/office/word/2010/wordprocessingDrawing" xmlns:wp="http://schemas.openxmlformats.org/drawingml/2006/wordprocessingDrawing" xmlns:w10="urn:schemas-microsoft-com:office:word" xmlns:w="http://schemas.openxmlformats.org/wordprocessingml/2006/main" xmlns:w14="http://schemas.microsoft.com/office/word/2010/wordml" xmlns:w15="http://schemas.microsoft.com/office/word/2012/wordml" xmlns:w16se="http://schemas.microsoft.com/office/word/2015/wordml/symex" xmlns:wpg="http://schemas.microsoft.com/office/word/2010/wordprocessingGroup" xmlns:wpi="http://schemas.microsoft.com/office/word/2010/wordprocessingInk" xmlns:wne="http://schemas.microsoft.com/office/word/2006/wordml" xmlns:wps="http://schemas.microsoft.com/office/word/2010/wordprocessingShape" mc:Ignorable="w14 w15 w16se wp14">
+<w:hdr xmlns:wpc="http://schemas.microsoft.com/office/word/2010/wordprocessingCanvas" xmlns:cx="http://schemas.microsoft.com/office/drawing/2014/chartex" xmlns:cx1="http://schemas.microsoft.com/office/drawing/2015/9/8/chartex" xmlns:cx2="http://schemas.microsoft.com/office/drawing/2015/10/21/chartex" xmlns:cx3="http://schemas.microsoft.com/office/drawing/2016/5/9/chartex" xmlns:cx4="http://schemas.microsoft.com/office/drawing/2016/5/10/chartex" xmlns:cx5="http://schemas.microsoft.com/office/drawing/2016/5/11/chartex" xmlns:cx6="http://schemas.microsoft.com/office/drawing/2016/5/12/chartex" xmlns:cx7="http://schemas.microsoft.com/office/drawing/2016/5/13/chartex" xmlns:cx8="http://schemas.microsoft.com/office/drawing/2016/5/14/chartex" xmlns:mc="http://schemas.openxmlformats.org/markup-compatibility/2006" xmlns:aink="http://schemas.microsoft.com/office/drawing/2016/ink" xmlns:am3d="http://schemas.microsoft.com/office/drawing/2017/model3d" xmlns:o="urn:schemas-microsoft-com:office:office" xmlns:oel="http://schemas.microsoft.com/office/2019/extlst" xmlns:r="http://schemas.openxmlformats.org/officeDocument/2006/relationships" xmlns:m="http://schemas.openxmlformats.org/officeDocument/2006/math" xmlns:v="urn:schemas-microsoft-com:vml" xmlns:wp14="http://schemas.microsoft.com/office/word/2010/wordprocessingDrawing" xmlns:wp="http://schemas.openxmlformats.org/drawingml/2006/wordprocessingDrawing" xmlns:w10="urn:schemas-microsoft-com:office:word" xmlns:w="http://schemas.openxmlformats.org/wordprocessingml/2006/main" xmlns:w14="http://schemas.microsoft.com/office/word/2010/wordml" xmlns:w15="http://schemas.microsoft.com/office/word/2012/wordml" xmlns:w16cex="http://schemas.microsoft.com/office/word/2018/wordml/cex" xmlns:w16cid="http://schemas.microsoft.com/office/word/2016/wordml/cid" xmlns:w16="http://schemas.microsoft.com/office/word/2018/wordml" xmlns:w16sdtdh="http://schemas.microsoft.com/office/word/2020/wordml/sdtdatahash" xmlns:w16se="http://schemas.microsoft.com/office/word/2015/wordml/symex" xmlns:wpg="http://schemas.microsoft.com/office/word/2010/wordprocessingGroup" xmlns:wpi="http://schemas.microsoft.com/office/word/2010/wordprocessingInk" xmlns:wne="http://schemas.microsoft.com/office/word/2006/wordml" xmlns:wps="http://schemas.microsoft.com/office/word/2010/wordprocessingShape" mc:Ignorable="w14 w15 w16se w16cid w16 w16cex w16sdtdh wp14">
   <w:p>
     <w:pPr>
       <w:pStyle w:val="Encabezado"/>
@@ -6114,7 +5763,7 @@
 </file>
 
 <file path=word/header7.xml><?xml version="1.0" encoding="utf-8"?>
-<w:hdr xmlns:wpc="http://schemas.microsoft.com/office/word/2010/wordprocessingCanvas" xmlns:cx="http://schemas.microsoft.com/office/drawing/2014/chartex" xmlns:cx1="http://schemas.microsoft.com/office/drawing/2015/9/8/chartex" xmlns:mc="http://schemas.openxmlformats.org/markup-compatibility/2006" xmlns:o="urn:schemas-microsoft-com:office:office" xmlns:r="http://schemas.openxmlformats.org/officeDocument/2006/relationships" xmlns:m="http://schemas.openxmlformats.org/officeDocument/2006/math" xmlns:v="urn:schemas-microsoft-com:vml" xmlns:wp14="http://schemas.microsoft.com/office/word/2010/wordprocessingDrawing" xmlns:wp="http://schemas.openxmlformats.org/drawingml/2006/wordprocessingDrawing" xmlns:w10="urn:schemas-microsoft-com:office:word" xmlns:w="http://schemas.openxmlformats.org/wordprocessingml/2006/main" xmlns:w14="http://schemas.microsoft.com/office/word/2010/wordml" xmlns:w15="http://schemas.microsoft.com/office/word/2012/wordml" xmlns:w16se="http://schemas.microsoft.com/office/word/2015/wordml/symex" xmlns:wpg="http://schemas.microsoft.com/office/word/2010/wordprocessingGroup" xmlns:wpi="http://schemas.microsoft.com/office/word/2010/wordprocessingInk" xmlns:wne="http://schemas.microsoft.com/office/word/2006/wordml" xmlns:wps="http://schemas.microsoft.com/office/word/2010/wordprocessingShape" mc:Ignorable="w14 w15 w16se wp14">
+<w:hdr xmlns:wpc="http://schemas.microsoft.com/office/word/2010/wordprocessingCanvas" xmlns:cx="http://schemas.microsoft.com/office/drawing/2014/chartex" xmlns:cx1="http://schemas.microsoft.com/office/drawing/2015/9/8/chartex" xmlns:cx2="http://schemas.microsoft.com/office/drawing/2015/10/21/chartex" xmlns:cx3="http://schemas.microsoft.com/office/drawing/2016/5/9/chartex" xmlns:cx4="http://schemas.microsoft.com/office/drawing/2016/5/10/chartex" xmlns:cx5="http://schemas.microsoft.com/office/drawing/2016/5/11/chartex" xmlns:cx6="http://schemas.microsoft.com/office/drawing/2016/5/12/chartex" xmlns:cx7="http://schemas.microsoft.com/office/drawing/2016/5/13/chartex" xmlns:cx8="http://schemas.microsoft.com/office/drawing/2016/5/14/chartex" xmlns:mc="http://schemas.openxmlformats.org/markup-compatibility/2006" xmlns:aink="http://schemas.microsoft.com/office/drawing/2016/ink" xmlns:am3d="http://schemas.microsoft.com/office/drawing/2017/model3d" xmlns:o="urn:schemas-microsoft-com:office:office" xmlns:oel="http://schemas.microsoft.com/office/2019/extlst" xmlns:r="http://schemas.openxmlformats.org/officeDocument/2006/relationships" xmlns:m="http://schemas.openxmlformats.org/officeDocument/2006/math" xmlns:v="urn:schemas-microsoft-com:vml" xmlns:wp14="http://schemas.microsoft.com/office/word/2010/wordprocessingDrawing" xmlns:wp="http://schemas.openxmlformats.org/drawingml/2006/wordprocessingDrawing" xmlns:w10="urn:schemas-microsoft-com:office:word" xmlns:w="http://schemas.openxmlformats.org/wordprocessingml/2006/main" xmlns:w14="http://schemas.microsoft.com/office/word/2010/wordml" xmlns:w15="http://schemas.microsoft.com/office/word/2012/wordml" xmlns:w16cex="http://schemas.microsoft.com/office/word/2018/wordml/cex" xmlns:w16cid="http://schemas.microsoft.com/office/word/2016/wordml/cid" xmlns:w16="http://schemas.microsoft.com/office/word/2018/wordml" xmlns:w16sdtdh="http://schemas.microsoft.com/office/word/2020/wordml/sdtdatahash" xmlns:w16se="http://schemas.microsoft.com/office/word/2015/wordml/symex" xmlns:wpg="http://schemas.microsoft.com/office/word/2010/wordprocessingGroup" xmlns:wpi="http://schemas.microsoft.com/office/word/2010/wordprocessingInk" xmlns:wne="http://schemas.microsoft.com/office/word/2006/wordml" xmlns:wps="http://schemas.microsoft.com/office/word/2010/wordprocessingShape" mc:Ignorable="w14 w15 w16se w16cid w16 w16cex w16sdtdh wp14">
   <w:p>
     <w:pPr>
       <w:pStyle w:val="Encabezado"/>
@@ -6236,7 +5885,7 @@
 </file>
 
 <file path=word/header8.xml><?xml version="1.0" encoding="utf-8"?>
-<w:hdr xmlns:wpc="http://schemas.microsoft.com/office/word/2010/wordprocessingCanvas" xmlns:cx="http://schemas.microsoft.com/office/drawing/2014/chartex" xmlns:cx1="http://schemas.microsoft.com/office/drawing/2015/9/8/chartex" xmlns:mc="http://schemas.openxmlformats.org/markup-compatibility/2006" xmlns:o="urn:schemas-microsoft-com:office:office" xmlns:r="http://schemas.openxmlformats.org/officeDocument/2006/relationships" xmlns:m="http://schemas.openxmlformats.org/officeDocument/2006/math" xmlns:v="urn:schemas-microsoft-com:vml" xmlns:wp14="http://schemas.microsoft.com/office/word/2010/wordprocessingDrawing" xmlns:wp="http://schemas.openxmlformats.org/drawingml/2006/wordprocessingDrawing" xmlns:w10="urn:schemas-microsoft-com:office:word" xmlns:w="http://schemas.openxmlformats.org/wordprocessingml/2006/main" xmlns:w14="http://schemas.microsoft.com/office/word/2010/wordml" xmlns:w15="http://schemas.microsoft.com/office/word/2012/wordml" xmlns:w16se="http://schemas.microsoft.com/office/word/2015/wordml/symex" xmlns:wpg="http://schemas.microsoft.com/office/word/2010/wordprocessingGroup" xmlns:wpi="http://schemas.microsoft.com/office/word/2010/wordprocessingInk" xmlns:wne="http://schemas.microsoft.com/office/word/2006/wordml" xmlns:wps="http://schemas.microsoft.com/office/word/2010/wordprocessingShape" mc:Ignorable="w14 w15 w16se wp14">
+<w:hdr xmlns:wpc="http://schemas.microsoft.com/office/word/2010/wordprocessingCanvas" xmlns:cx="http://schemas.microsoft.com/office/drawing/2014/chartex" xmlns:cx1="http://schemas.microsoft.com/office/drawing/2015/9/8/chartex" xmlns:cx2="http://schemas.microsoft.com/office/drawing/2015/10/21/chartex" xmlns:cx3="http://schemas.microsoft.com/office/drawing/2016/5/9/chartex" xmlns:cx4="http://schemas.microsoft.com/office/drawing/2016/5/10/chartex" xmlns:cx5="http://schemas.microsoft.com/office/drawing/2016/5/11/chartex" xmlns:cx6="http://schemas.microsoft.com/office/drawing/2016/5/12/chartex" xmlns:cx7="http://schemas.microsoft.com/office/drawing/2016/5/13/chartex" xmlns:cx8="http://schemas.microsoft.com/office/drawing/2016/5/14/chartex" xmlns:mc="http://schemas.openxmlformats.org/markup-compatibility/2006" xmlns:aink="http://schemas.microsoft.com/office/drawing/2016/ink" xmlns:am3d="http://schemas.microsoft.com/office/drawing/2017/model3d" xmlns:o="urn:schemas-microsoft-com:office:office" xmlns:oel="http://schemas.microsoft.com/office/2019/extlst" xmlns:r="http://schemas.openxmlformats.org/officeDocument/2006/relationships" xmlns:m="http://schemas.openxmlformats.org/officeDocument/2006/math" xmlns:v="urn:schemas-microsoft-com:vml" xmlns:wp14="http://schemas.microsoft.com/office/word/2010/wordprocessingDrawing" xmlns:wp="http://schemas.openxmlformats.org/drawingml/2006/wordprocessingDrawing" xmlns:w10="urn:schemas-microsoft-com:office:word" xmlns:w="http://schemas.openxmlformats.org/wordprocessingml/2006/main" xmlns:w14="http://schemas.microsoft.com/office/word/2010/wordml" xmlns:w15="http://schemas.microsoft.com/office/word/2012/wordml" xmlns:w16cex="http://schemas.microsoft.com/office/word/2018/wordml/cex" xmlns:w16cid="http://schemas.microsoft.com/office/word/2016/wordml/cid" xmlns:w16="http://schemas.microsoft.com/office/word/2018/wordml" xmlns:w16sdtdh="http://schemas.microsoft.com/office/word/2020/wordml/sdtdatahash" xmlns:w16se="http://schemas.microsoft.com/office/word/2015/wordml/symex" xmlns:wpg="http://schemas.microsoft.com/office/word/2010/wordprocessingGroup" xmlns:wpi="http://schemas.microsoft.com/office/word/2010/wordprocessingInk" xmlns:wne="http://schemas.microsoft.com/office/word/2006/wordml" xmlns:wps="http://schemas.microsoft.com/office/word/2010/wordprocessingShape" mc:Ignorable="w14 w15 w16se w16cid w16 w16cex w16sdtdh wp14">
   <w:p>
     <w:pPr>
       <w:pStyle w:val="Encabezado"/>
@@ -6246,7 +5895,7 @@
 </file>
 
 <file path=word/header9.xml><?xml version="1.0" encoding="utf-8"?>
-<w:hdr xmlns:wpc="http://schemas.microsoft.com/office/word/2010/wordprocessingCanvas" xmlns:cx="http://schemas.microsoft.com/office/drawing/2014/chartex" xmlns:cx1="http://schemas.microsoft.com/office/drawing/2015/9/8/chartex" xmlns:mc="http://schemas.openxmlformats.org/markup-compatibility/2006" xmlns:o="urn:schemas-microsoft-com:office:office" xmlns:r="http://schemas.openxmlformats.org/officeDocument/2006/relationships" xmlns:m="http://schemas.openxmlformats.org/officeDocument/2006/math" xmlns:v="urn:schemas-microsoft-com:vml" xmlns:wp14="http://schemas.microsoft.com/office/word/2010/wordprocessingDrawing" xmlns:wp="http://schemas.openxmlformats.org/drawingml/2006/wordprocessingDrawing" xmlns:w10="urn:schemas-microsoft-com:office:word" xmlns:w="http://schemas.openxmlformats.org/wordprocessingml/2006/main" xmlns:w14="http://schemas.microsoft.com/office/word/2010/wordml" xmlns:w15="http://schemas.microsoft.com/office/word/2012/wordml" xmlns:w16se="http://schemas.microsoft.com/office/word/2015/wordml/symex" xmlns:wpg="http://schemas.microsoft.com/office/word/2010/wordprocessingGroup" xmlns:wpi="http://schemas.microsoft.com/office/word/2010/wordprocessingInk" xmlns:wne="http://schemas.microsoft.com/office/word/2006/wordml" xmlns:wps="http://schemas.microsoft.com/office/word/2010/wordprocessingShape" mc:Ignorable="w14 w15 w16se wp14">
+<w:hdr xmlns:wpc="http://schemas.microsoft.com/office/word/2010/wordprocessingCanvas" xmlns:cx="http://schemas.microsoft.com/office/drawing/2014/chartex" xmlns:cx1="http://schemas.microsoft.com/office/drawing/2015/9/8/chartex" xmlns:cx2="http://schemas.microsoft.com/office/drawing/2015/10/21/chartex" xmlns:cx3="http://schemas.microsoft.com/office/drawing/2016/5/9/chartex" xmlns:cx4="http://schemas.microsoft.com/office/drawing/2016/5/10/chartex" xmlns:cx5="http://schemas.microsoft.com/office/drawing/2016/5/11/chartex" xmlns:cx6="http://schemas.microsoft.com/office/drawing/2016/5/12/chartex" xmlns:cx7="http://schemas.microsoft.com/office/drawing/2016/5/13/chartex" xmlns:cx8="http://schemas.microsoft.com/office/drawing/2016/5/14/chartex" xmlns:mc="http://schemas.openxmlformats.org/markup-compatibility/2006" xmlns:aink="http://schemas.microsoft.com/office/drawing/2016/ink" xmlns:am3d="http://schemas.microsoft.com/office/drawing/2017/model3d" xmlns:o="urn:schemas-microsoft-com:office:office" xmlns:oel="http://schemas.microsoft.com/office/2019/extlst" xmlns:r="http://schemas.openxmlformats.org/officeDocument/2006/relationships" xmlns:m="http://schemas.openxmlformats.org/officeDocument/2006/math" xmlns:v="urn:schemas-microsoft-com:vml" xmlns:wp14="http://schemas.microsoft.com/office/word/2010/wordprocessingDrawing" xmlns:wp="http://schemas.openxmlformats.org/drawingml/2006/wordprocessingDrawing" xmlns:w10="urn:schemas-microsoft-com:office:word" xmlns:w="http://schemas.openxmlformats.org/wordprocessingml/2006/main" xmlns:w14="http://schemas.microsoft.com/office/word/2010/wordml" xmlns:w15="http://schemas.microsoft.com/office/word/2012/wordml" xmlns:w16cex="http://schemas.microsoft.com/office/word/2018/wordml/cex" xmlns:w16cid="http://schemas.microsoft.com/office/word/2016/wordml/cid" xmlns:w16="http://schemas.microsoft.com/office/word/2018/wordml" xmlns:w16sdtdh="http://schemas.microsoft.com/office/word/2020/wordml/sdtdatahash" xmlns:w16se="http://schemas.microsoft.com/office/word/2015/wordml/symex" xmlns:wpg="http://schemas.microsoft.com/office/word/2010/wordprocessingGroup" xmlns:wpi="http://schemas.microsoft.com/office/word/2010/wordprocessingInk" xmlns:wne="http://schemas.microsoft.com/office/word/2006/wordml" xmlns:wps="http://schemas.microsoft.com/office/word/2010/wordprocessingShape" mc:Ignorable="w14 w15 w16se w16cid w16 w16cex w16sdtdh wp14">
   <w:p>
     <w:pPr>
       <w:pStyle w:val="Encabezado"/>
@@ -6382,7 +6031,7 @@
 </file>
 
 <file path=word/numbering.xml><?xml version="1.0" encoding="utf-8"?>
-<w:numbering xmlns:wpc="http://schemas.microsoft.com/office/word/2010/wordprocessingCanvas" xmlns:cx="http://schemas.microsoft.com/office/drawing/2014/chartex" xmlns:cx1="http://schemas.microsoft.com/office/drawing/2015/9/8/chartex" xmlns:mc="http://schemas.openxmlformats.org/markup-compatibility/2006" xmlns:o="urn:schemas-microsoft-com:office:office" xmlns:r="http://schemas.openxmlformats.org/officeDocument/2006/relationships" xmlns:m="http://schemas.openxmlformats.org/officeDocument/2006/math" xmlns:v="urn:schemas-microsoft-com:vml" xmlns:wp14="http://schemas.microsoft.com/office/word/2010/wordprocessingDrawing" xmlns:wp="http://schemas.openxmlformats.org/drawingml/2006/wordprocessingDrawing" xmlns:w10="urn:schemas-microsoft-com:office:word" xmlns:w="http://schemas.openxmlformats.org/wordprocessingml/2006/main" xmlns:w14="http://schemas.microsoft.com/office/word/2010/wordml" xmlns:w15="http://schemas.microsoft.com/office/word/2012/wordml" xmlns:w16se="http://schemas.microsoft.com/office/word/2015/wordml/symex" xmlns:wpg="http://schemas.microsoft.com/office/word/2010/wordprocessingGroup" xmlns:wpi="http://schemas.microsoft.com/office/word/2010/wordprocessingInk" xmlns:wne="http://schemas.microsoft.com/office/word/2006/wordml" xmlns:wps="http://schemas.microsoft.com/office/word/2010/wordprocessingShape" mc:Ignorable="w14 w15 w16se wp14">
+<w:numbering xmlns:wpc="http://schemas.microsoft.com/office/word/2010/wordprocessingCanvas" xmlns:cx="http://schemas.microsoft.com/office/drawing/2014/chartex" xmlns:cx1="http://schemas.microsoft.com/office/drawing/2015/9/8/chartex" xmlns:cx2="http://schemas.microsoft.com/office/drawing/2015/10/21/chartex" xmlns:cx3="http://schemas.microsoft.com/office/drawing/2016/5/9/chartex" xmlns:cx4="http://schemas.microsoft.com/office/drawing/2016/5/10/chartex" xmlns:cx5="http://schemas.microsoft.com/office/drawing/2016/5/11/chartex" xmlns:cx6="http://schemas.microsoft.com/office/drawing/2016/5/12/chartex" xmlns:cx7="http://schemas.microsoft.com/office/drawing/2016/5/13/chartex" xmlns:cx8="http://schemas.microsoft.com/office/drawing/2016/5/14/chartex" xmlns:mc="http://schemas.openxmlformats.org/markup-compatibility/2006" xmlns:aink="http://schemas.microsoft.com/office/drawing/2016/ink" xmlns:am3d="http://schemas.microsoft.com/office/drawing/2017/model3d" xmlns:o="urn:schemas-microsoft-com:office:office" xmlns:oel="http://schemas.microsoft.com/office/2019/extlst" xmlns:r="http://schemas.openxmlformats.org/officeDocument/2006/relationships" xmlns:m="http://schemas.openxmlformats.org/officeDocument/2006/math" xmlns:v="urn:schemas-microsoft-com:vml" xmlns:wp14="http://schemas.microsoft.com/office/word/2010/wordprocessingDrawing" xmlns:wp="http://schemas.openxmlformats.org/drawingml/2006/wordprocessingDrawing" xmlns:w10="urn:schemas-microsoft-com:office:word" xmlns:w="http://schemas.openxmlformats.org/wordprocessingml/2006/main" xmlns:w14="http://schemas.microsoft.com/office/word/2010/wordml" xmlns:w15="http://schemas.microsoft.com/office/word/2012/wordml" xmlns:w16cex="http://schemas.microsoft.com/office/word/2018/wordml/cex" xmlns:w16cid="http://schemas.microsoft.com/office/word/2016/wordml/cid" xmlns:w16="http://schemas.microsoft.com/office/word/2018/wordml" xmlns:w16sdtdh="http://schemas.microsoft.com/office/word/2020/wordml/sdtdatahash" xmlns:w16se="http://schemas.microsoft.com/office/word/2015/wordml/symex" xmlns:wpg="http://schemas.microsoft.com/office/word/2010/wordprocessingGroup" xmlns:wpi="http://schemas.microsoft.com/office/word/2010/wordprocessingInk" xmlns:wne="http://schemas.microsoft.com/office/word/2006/wordml" xmlns:wps="http://schemas.microsoft.com/office/word/2010/wordprocessingShape" mc:Ignorable="w14 w15 w16se w16cid w16 w16cex w16sdtdh wp14">
   <w:abstractNum w:abstractNumId="0" w15:restartNumberingAfterBreak="0">
     <w:nsid w:val="00F84BDC"/>
     <w:multiLevelType w:val="hybridMultilevel"/>
@@ -7726,25 +7375,25 @@
       </w:rPr>
     </w:lvl>
   </w:abstractNum>
-  <w:num w:numId="1">
+  <w:num w:numId="1" w16cid:durableId="1200975921">
     <w:abstractNumId w:val="5"/>
   </w:num>
-  <w:num w:numId="2">
+  <w:num w:numId="2" w16cid:durableId="1179392488">
     <w:abstractNumId w:val="0"/>
   </w:num>
-  <w:num w:numId="3">
+  <w:num w:numId="3" w16cid:durableId="378745318">
     <w:abstractNumId w:val="0"/>
     <w:lvlOverride w:ilvl="0">
       <w:startOverride w:val="1"/>
     </w:lvlOverride>
   </w:num>
-  <w:num w:numId="4">
+  <w:num w:numId="4" w16cid:durableId="1529757194">
     <w:abstractNumId w:val="2"/>
   </w:num>
-  <w:num w:numId="5">
+  <w:num w:numId="5" w16cid:durableId="1215659854">
     <w:abstractNumId w:val="2"/>
   </w:num>
-  <w:num w:numId="6">
+  <w:num w:numId="6" w16cid:durableId="988829024">
     <w:abstractNumId w:val="2"/>
     <w:lvlOverride w:ilvl="0">
       <w:startOverride w:val="1"/>
@@ -7774,41 +7423,41 @@
       <w:startOverride w:val="1"/>
     </w:lvlOverride>
   </w:num>
-  <w:num w:numId="7">
+  <w:num w:numId="7" w16cid:durableId="72703414">
     <w:abstractNumId w:val="1"/>
   </w:num>
-  <w:num w:numId="8">
+  <w:num w:numId="8" w16cid:durableId="987711372">
     <w:abstractNumId w:val="1"/>
   </w:num>
-  <w:num w:numId="9">
+  <w:num w:numId="9" w16cid:durableId="1620334879">
     <w:abstractNumId w:val="4"/>
   </w:num>
-  <w:num w:numId="10">
+  <w:num w:numId="10" w16cid:durableId="551112394">
     <w:abstractNumId w:val="8"/>
   </w:num>
-  <w:num w:numId="11">
+  <w:num w:numId="11" w16cid:durableId="1900166436">
     <w:abstractNumId w:val="10"/>
   </w:num>
-  <w:num w:numId="12">
+  <w:num w:numId="12" w16cid:durableId="1913000981">
     <w:abstractNumId w:val="9"/>
   </w:num>
-  <w:num w:numId="13">
+  <w:num w:numId="13" w16cid:durableId="163399785">
     <w:abstractNumId w:val="7"/>
   </w:num>
-  <w:num w:numId="14">
+  <w:num w:numId="14" w16cid:durableId="97530853">
     <w:abstractNumId w:val="6"/>
   </w:num>
-  <w:num w:numId="15">
+  <w:num w:numId="15" w16cid:durableId="217326708">
     <w:abstractNumId w:val="3"/>
   </w:num>
-  <w:num w:numId="16">
+  <w:num w:numId="16" w16cid:durableId="1712028564">
     <w:abstractNumId w:val="1"/>
   </w:num>
 </w:numbering>
 </file>
 
 <file path=word/styles.xml><?xml version="1.0" encoding="utf-8"?>
-<w:styles xmlns:mc="http://schemas.openxmlformats.org/markup-compatibility/2006" xmlns:r="http://schemas.openxmlformats.org/officeDocument/2006/relationships" xmlns:w="http://schemas.openxmlformats.org/wordprocessingml/2006/main" xmlns:w14="http://schemas.microsoft.com/office/word/2010/wordml" xmlns:w15="http://schemas.microsoft.com/office/word/2012/wordml" xmlns:w16se="http://schemas.microsoft.com/office/word/2015/wordml/symex" mc:Ignorable="w14 w15 w16se">
+<w:styles xmlns:mc="http://schemas.openxmlformats.org/markup-compatibility/2006" xmlns:r="http://schemas.openxmlformats.org/officeDocument/2006/relationships" xmlns:w="http://schemas.openxmlformats.org/wordprocessingml/2006/main" xmlns:w14="http://schemas.microsoft.com/office/word/2010/wordml" xmlns:w15="http://schemas.microsoft.com/office/word/2012/wordml" xmlns:w16cex="http://schemas.microsoft.com/office/word/2018/wordml/cex" xmlns:w16cid="http://schemas.microsoft.com/office/word/2016/wordml/cid" xmlns:w16="http://schemas.microsoft.com/office/word/2018/wordml" xmlns:w16sdtdh="http://schemas.microsoft.com/office/word/2020/wordml/sdtdatahash" xmlns:w16se="http://schemas.microsoft.com/office/word/2015/wordml/symex" mc:Ignorable="w14 w15 w16se w16cid w16 w16cex w16sdtdh">
   <w:docDefaults>
     <w:rPrDefault>
       <w:rPr>
@@ -7825,7 +7474,7 @@
       </w:pPr>
     </w:pPrDefault>
   </w:docDefaults>
-  <w:latentStyles w:defLockedState="0" w:defUIPriority="99" w:defSemiHidden="0" w:defUnhideWhenUsed="0" w:defQFormat="0" w:count="371">
+  <w:latentStyles w:defLockedState="0" w:defUIPriority="99" w:defSemiHidden="0" w:defUnhideWhenUsed="0" w:defQFormat="0" w:count="376">
     <w:lsdException w:name="Normal" w:uiPriority="0" w:qFormat="1"/>
     <w:lsdException w:name="heading 1" w:uiPriority="9" w:qFormat="1"/>
     <w:lsdException w:name="heading 2" w:semiHidden="1" w:uiPriority="9" w:unhideWhenUsed="1" w:qFormat="1"/>
@@ -8197,6 +7846,11 @@
     <w:lsdException w:name="List Table 5 Dark Accent 6" w:uiPriority="50"/>
     <w:lsdException w:name="List Table 6 Colorful Accent 6" w:uiPriority="51"/>
     <w:lsdException w:name="List Table 7 Colorful Accent 6" w:uiPriority="52"/>
+    <w:lsdException w:name="Mention" w:semiHidden="1" w:unhideWhenUsed="1"/>
+    <w:lsdException w:name="Smart Hyperlink" w:semiHidden="1" w:unhideWhenUsed="1"/>
+    <w:lsdException w:name="Hashtag" w:semiHidden="1" w:unhideWhenUsed="1"/>
+    <w:lsdException w:name="Unresolved Mention" w:semiHidden="1" w:unhideWhenUsed="1"/>
+    <w:lsdException w:name="Smart Link" w:semiHidden="1" w:unhideWhenUsed="1"/>
   </w:latentStyles>
   <w:style w:type="paragraph" w:default="1" w:styleId="Normal">
     <w:name w:val="Normal"/>
@@ -9053,8 +8707,8 @@
       <w:shd w:val="clear" w:color="auto" w:fill="E1DFDD"/>
     </w:rPr>
   </w:style>
-  <w:style w:type="character" w:customStyle="1" w:styleId="UnresolvedMention">
-    <w:name w:val="Unresolved Mention"/>
+  <w:style w:type="character" w:customStyle="1" w:styleId="Mencinsinresolver2">
+    <w:name w:val="Mención sin resolver2"/>
     <w:basedOn w:val="Fuentedeprrafopredeter"/>
     <w:uiPriority w:val="99"/>
     <w:semiHidden/>

--- a/07_Final_deliveries/Report/Project's initial planning.docx
+++ b/07_Final_deliveries/Report/Project's initial planning.docx
@@ -74,7 +74,7 @@
         <mc:AlternateContent>
           <mc:Choice Requires="wpg">
             <w:drawing>
-              <wp:anchor distT="0" distB="0" distL="114300" distR="114300" simplePos="0" relativeHeight="251659264" behindDoc="0" locked="0" layoutInCell="1" allowOverlap="1" wp14:anchorId="1E2ABBB2" wp14:editId="682B8A1E">
+              <wp:anchor distT="0" distB="0" distL="114300" distR="114300" simplePos="0" relativeHeight="251659264" behindDoc="0" locked="0" layoutInCell="1" allowOverlap="1" wp14:anchorId="1E2ABBB2" wp14:editId="50B68BC0">
                 <wp:simplePos x="0" y="0"/>
                 <wp:positionH relativeFrom="column">
                   <wp:posOffset>-1714500</wp:posOffset>
@@ -608,7 +608,7 @@
         </w:rPr>
         <w:fldChar w:fldCharType="separate"/>
       </w:r>
-      <w:hyperlink w:anchor="_Toc156897596" w:history="1">
+      <w:hyperlink w:anchor="_Toc156979211" w:history="1">
         <w:r>
           <w:rPr>
             <w:rStyle w:val="Hipervnculo"/>
@@ -635,7 +635,7 @@
             <w:noProof/>
             <w:webHidden/>
           </w:rPr>
-          <w:instrText xml:space="preserve"> PAGEREF _Toc156897596 \h </w:instrText>
+          <w:instrText xml:space="preserve"> PAGEREF _Toc156979211 \h </w:instrText>
         </w:r>
         <w:r>
           <w:rPr>
@@ -683,7 +683,7 @@
           <w14:ligatures w14:val="standardContextual"/>
         </w:rPr>
       </w:pPr>
-      <w:hyperlink w:anchor="_Toc156897597" w:history="1">
+      <w:hyperlink w:anchor="_Toc156979212" w:history="1">
         <w:r>
           <w:rPr>
             <w:rStyle w:val="Hipervnculo"/>
@@ -729,7 +729,7 @@
             <w:noProof/>
             <w:webHidden/>
           </w:rPr>
-          <w:instrText xml:space="preserve"> PAGEREF _Toc156897597 \h </w:instrText>
+          <w:instrText xml:space="preserve"> PAGEREF _Toc156979212 \h </w:instrText>
         </w:r>
         <w:r>
           <w:rPr>
@@ -775,7 +775,7 @@
           <w14:ligatures w14:val="standardContextual"/>
         </w:rPr>
       </w:pPr>
-      <w:hyperlink w:anchor="_Toc156897598" w:history="1">
+      <w:hyperlink w:anchor="_Toc156979213" w:history="1">
         <w:r>
           <w:rPr>
             <w:rStyle w:val="Hipervnculo"/>
@@ -819,7 +819,7 @@
             <w:noProof/>
             <w:webHidden/>
           </w:rPr>
-          <w:instrText xml:space="preserve"> PAGEREF _Toc156897598 \h </w:instrText>
+          <w:instrText xml:space="preserve"> PAGEREF _Toc156979213 \h </w:instrText>
         </w:r>
         <w:r>
           <w:rPr>
@@ -865,7 +865,7 @@
           <w14:ligatures w14:val="standardContextual"/>
         </w:rPr>
       </w:pPr>
-      <w:hyperlink w:anchor="_Toc156897599" w:history="1">
+      <w:hyperlink w:anchor="_Toc156979214" w:history="1">
         <w:r>
           <w:rPr>
             <w:rStyle w:val="Hipervnculo"/>
@@ -909,7 +909,7 @@
             <w:noProof/>
             <w:webHidden/>
           </w:rPr>
-          <w:instrText xml:space="preserve"> PAGEREF _Toc156897599 \h </w:instrText>
+          <w:instrText xml:space="preserve"> PAGEREF _Toc156979214 \h </w:instrText>
         </w:r>
         <w:r>
           <w:rPr>
@@ -957,7 +957,7 @@
           <w14:ligatures w14:val="standardContextual"/>
         </w:rPr>
       </w:pPr>
-      <w:hyperlink w:anchor="_Toc156897600" w:history="1">
+      <w:hyperlink w:anchor="_Toc156979215" w:history="1">
         <w:r>
           <w:rPr>
             <w:rStyle w:val="Hipervnculo"/>
@@ -1003,7 +1003,7 @@
             <w:noProof/>
             <w:webHidden/>
           </w:rPr>
-          <w:instrText xml:space="preserve"> PAGEREF _Toc156897600 \h </w:instrText>
+          <w:instrText xml:space="preserve"> PAGEREF _Toc156979215 \h </w:instrText>
         </w:r>
         <w:r>
           <w:rPr>
@@ -1049,7 +1049,7 @@
           <w14:ligatures w14:val="standardContextual"/>
         </w:rPr>
       </w:pPr>
-      <w:hyperlink w:anchor="_Toc156897601" w:history="1">
+      <w:hyperlink w:anchor="_Toc156979216" w:history="1">
         <w:r>
           <w:rPr>
             <w:rStyle w:val="Hipervnculo"/>
@@ -1093,7 +1093,7 @@
             <w:noProof/>
             <w:webHidden/>
           </w:rPr>
-          <w:instrText xml:space="preserve"> PAGEREF _Toc156897601 \h </w:instrText>
+          <w:instrText xml:space="preserve"> PAGEREF _Toc156979216 \h </w:instrText>
         </w:r>
         <w:r>
           <w:rPr>
@@ -1139,7 +1139,7 @@
           <w14:ligatures w14:val="standardContextual"/>
         </w:rPr>
       </w:pPr>
-      <w:hyperlink w:anchor="_Toc156897602" w:history="1">
+      <w:hyperlink w:anchor="_Toc156979217" w:history="1">
         <w:r>
           <w:rPr>
             <w:rStyle w:val="Hipervnculo"/>
@@ -1183,7 +1183,7 @@
             <w:noProof/>
             <w:webHidden/>
           </w:rPr>
-          <w:instrText xml:space="preserve"> PAGEREF _Toc156897602 \h </w:instrText>
+          <w:instrText xml:space="preserve"> PAGEREF _Toc156979217 \h </w:instrText>
         </w:r>
         <w:r>
           <w:rPr>
@@ -1229,7 +1229,7 @@
           <w14:ligatures w14:val="standardContextual"/>
         </w:rPr>
       </w:pPr>
-      <w:hyperlink w:anchor="_Toc156897603" w:history="1">
+      <w:hyperlink w:anchor="_Toc156979218" w:history="1">
         <w:r>
           <w:rPr>
             <w:rStyle w:val="Hipervnculo"/>
@@ -1273,7 +1273,7 @@
             <w:noProof/>
             <w:webHidden/>
           </w:rPr>
-          <w:instrText xml:space="preserve"> PAGEREF _Toc156897603 \h </w:instrText>
+          <w:instrText xml:space="preserve"> PAGEREF _Toc156979218 \h </w:instrText>
         </w:r>
         <w:r>
           <w:rPr>
@@ -1319,7 +1319,7 @@
           <w14:ligatures w14:val="standardContextual"/>
         </w:rPr>
       </w:pPr>
-      <w:hyperlink w:anchor="_Toc156897604" w:history="1">
+      <w:hyperlink w:anchor="_Toc156979219" w:history="1">
         <w:r>
           <w:rPr>
             <w:rStyle w:val="Hipervnculo"/>
@@ -1363,7 +1363,7 @@
             <w:noProof/>
             <w:webHidden/>
           </w:rPr>
-          <w:instrText xml:space="preserve"> PAGEREF _Toc156897604 \h </w:instrText>
+          <w:instrText xml:space="preserve"> PAGEREF _Toc156979219 \h </w:instrText>
         </w:r>
         <w:r>
           <w:rPr>
@@ -1409,7 +1409,7 @@
           <w14:ligatures w14:val="standardContextual"/>
         </w:rPr>
       </w:pPr>
-      <w:hyperlink w:anchor="_Toc156897605" w:history="1">
+      <w:hyperlink w:anchor="_Toc156979220" w:history="1">
         <w:r>
           <w:rPr>
             <w:rStyle w:val="Hipervnculo"/>
@@ -1453,7 +1453,7 @@
             <w:noProof/>
             <w:webHidden/>
           </w:rPr>
-          <w:instrText xml:space="preserve"> PAGEREF _Toc156897605 \h </w:instrText>
+          <w:instrText xml:space="preserve"> PAGEREF _Toc156979220 \h </w:instrText>
         </w:r>
         <w:r>
           <w:rPr>
@@ -1499,7 +1499,7 @@
           <w14:ligatures w14:val="standardContextual"/>
         </w:rPr>
       </w:pPr>
-      <w:hyperlink w:anchor="_Toc156897606" w:history="1">
+      <w:hyperlink w:anchor="_Toc156979221" w:history="1">
         <w:r>
           <w:rPr>
             <w:rStyle w:val="Hipervnculo"/>
@@ -1543,7 +1543,7 @@
             <w:noProof/>
             <w:webHidden/>
           </w:rPr>
-          <w:instrText xml:space="preserve"> PAGEREF _Toc156897606 \h </w:instrText>
+          <w:instrText xml:space="preserve"> PAGEREF _Toc156979221 \h </w:instrText>
         </w:r>
         <w:r>
           <w:rPr>
@@ -1589,7 +1589,7 @@
           <w14:ligatures w14:val="standardContextual"/>
         </w:rPr>
       </w:pPr>
-      <w:hyperlink w:anchor="_Toc156897607" w:history="1">
+      <w:hyperlink w:anchor="_Toc156979222" w:history="1">
         <w:r>
           <w:rPr>
             <w:rStyle w:val="Hipervnculo"/>
@@ -1633,7 +1633,7 @@
             <w:noProof/>
             <w:webHidden/>
           </w:rPr>
-          <w:instrText xml:space="preserve"> PAGEREF _Toc156897607 \h </w:instrText>
+          <w:instrText xml:space="preserve"> PAGEREF _Toc156979222 \h </w:instrText>
         </w:r>
         <w:r>
           <w:rPr>
@@ -1679,7 +1679,7 @@
           <w14:ligatures w14:val="standardContextual"/>
         </w:rPr>
       </w:pPr>
-      <w:hyperlink w:anchor="_Toc156897608" w:history="1">
+      <w:hyperlink w:anchor="_Toc156979223" w:history="1">
         <w:r>
           <w:rPr>
             <w:rStyle w:val="Hipervnculo"/>
@@ -1723,7 +1723,7 @@
             <w:noProof/>
             <w:webHidden/>
           </w:rPr>
-          <w:instrText xml:space="preserve"> PAGEREF _Toc156897608 \h </w:instrText>
+          <w:instrText xml:space="preserve"> PAGEREF _Toc156979223 \h </w:instrText>
         </w:r>
         <w:r>
           <w:rPr>
@@ -1769,7 +1769,7 @@
           <w14:ligatures w14:val="standardContextual"/>
         </w:rPr>
       </w:pPr>
-      <w:hyperlink w:anchor="_Toc156897609" w:history="1">
+      <w:hyperlink w:anchor="_Toc156979224" w:history="1">
         <w:r>
           <w:rPr>
             <w:rStyle w:val="Hipervnculo"/>
@@ -1813,7 +1813,7 @@
             <w:noProof/>
             <w:webHidden/>
           </w:rPr>
-          <w:instrText xml:space="preserve"> PAGEREF _Toc156897609 \h </w:instrText>
+          <w:instrText xml:space="preserve"> PAGEREF _Toc156979224 \h </w:instrText>
         </w:r>
         <w:r>
           <w:rPr>
@@ -1859,7 +1859,7 @@
           <w14:ligatures w14:val="standardContextual"/>
         </w:rPr>
       </w:pPr>
-      <w:hyperlink w:anchor="_Toc156897610" w:history="1">
+      <w:hyperlink w:anchor="_Toc156979225" w:history="1">
         <w:r>
           <w:rPr>
             <w:rStyle w:val="Hipervnculo"/>
@@ -1903,7 +1903,7 @@
             <w:noProof/>
             <w:webHidden/>
           </w:rPr>
-          <w:instrText xml:space="preserve"> PAGEREF _Toc156897610 \h </w:instrText>
+          <w:instrText xml:space="preserve"> PAGEREF _Toc156979225 \h </w:instrText>
         </w:r>
         <w:r>
           <w:rPr>
@@ -1949,7 +1949,7 @@
           <w14:ligatures w14:val="standardContextual"/>
         </w:rPr>
       </w:pPr>
-      <w:hyperlink w:anchor="_Toc156897611" w:history="1">
+      <w:hyperlink w:anchor="_Toc156979226" w:history="1">
         <w:r>
           <w:rPr>
             <w:rStyle w:val="Hipervnculo"/>
@@ -1993,7 +1993,7 @@
             <w:noProof/>
             <w:webHidden/>
           </w:rPr>
-          <w:instrText xml:space="preserve"> PAGEREF _Toc156897611 \h </w:instrText>
+          <w:instrText xml:space="preserve"> PAGEREF _Toc156979226 \h </w:instrText>
         </w:r>
         <w:r>
           <w:rPr>
@@ -2039,7 +2039,7 @@
           <w14:ligatures w14:val="standardContextual"/>
         </w:rPr>
       </w:pPr>
-      <w:hyperlink w:anchor="_Toc156897612" w:history="1">
+      <w:hyperlink w:anchor="_Toc156979227" w:history="1">
         <w:r>
           <w:rPr>
             <w:rStyle w:val="Hipervnculo"/>
@@ -2083,7 +2083,7 @@
             <w:noProof/>
             <w:webHidden/>
           </w:rPr>
-          <w:instrText xml:space="preserve"> PAGEREF _Toc156897612 \h </w:instrText>
+          <w:instrText xml:space="preserve"> PAGEREF _Toc156979227 \h </w:instrText>
         </w:r>
         <w:r>
           <w:rPr>
@@ -2129,7 +2129,7 @@
           <w14:ligatures w14:val="standardContextual"/>
         </w:rPr>
       </w:pPr>
-      <w:hyperlink w:anchor="_Toc156897613" w:history="1">
+      <w:hyperlink w:anchor="_Toc156979228" w:history="1">
         <w:r>
           <w:rPr>
             <w:rStyle w:val="Hipervnculo"/>
@@ -2173,7 +2173,7 @@
             <w:noProof/>
             <w:webHidden/>
           </w:rPr>
-          <w:instrText xml:space="preserve"> PAGEREF _Toc156897613 \h </w:instrText>
+          <w:instrText xml:space="preserve"> PAGEREF _Toc156979228 \h </w:instrText>
         </w:r>
         <w:r>
           <w:rPr>
@@ -2219,7 +2219,7 @@
           <w14:ligatures w14:val="standardContextual"/>
         </w:rPr>
       </w:pPr>
-      <w:hyperlink w:anchor="_Toc156897614" w:history="1">
+      <w:hyperlink w:anchor="_Toc156979229" w:history="1">
         <w:r>
           <w:rPr>
             <w:rStyle w:val="Hipervnculo"/>
@@ -2263,7 +2263,7 @@
             <w:noProof/>
             <w:webHidden/>
           </w:rPr>
-          <w:instrText xml:space="preserve"> PAGEREF _Toc156897614 \h </w:instrText>
+          <w:instrText xml:space="preserve"> PAGEREF _Toc156979229 \h </w:instrText>
         </w:r>
         <w:r>
           <w:rPr>
@@ -2309,7 +2309,7 @@
           <w14:ligatures w14:val="standardContextual"/>
         </w:rPr>
       </w:pPr>
-      <w:hyperlink w:anchor="_Toc156897615" w:history="1">
+      <w:hyperlink w:anchor="_Toc156979230" w:history="1">
         <w:r>
           <w:rPr>
             <w:rStyle w:val="Hipervnculo"/>
@@ -2353,7 +2353,7 @@
             <w:noProof/>
             <w:webHidden/>
           </w:rPr>
-          <w:instrText xml:space="preserve"> PAGEREF _Toc156897615 \h </w:instrText>
+          <w:instrText xml:space="preserve"> PAGEREF _Toc156979230 \h </w:instrText>
         </w:r>
         <w:r>
           <w:rPr>
@@ -2399,7 +2399,7 @@
           <w14:ligatures w14:val="standardContextual"/>
         </w:rPr>
       </w:pPr>
-      <w:hyperlink w:anchor="_Toc156897616" w:history="1">
+      <w:hyperlink w:anchor="_Toc156979231" w:history="1">
         <w:r>
           <w:rPr>
             <w:rStyle w:val="Hipervnculo"/>
@@ -2443,7 +2443,7 @@
             <w:noProof/>
             <w:webHidden/>
           </w:rPr>
-          <w:instrText xml:space="preserve"> PAGEREF _Toc156897616 \h </w:instrText>
+          <w:instrText xml:space="preserve"> PAGEREF _Toc156979231 \h </w:instrText>
         </w:r>
         <w:r>
           <w:rPr>
@@ -2489,7 +2489,7 @@
           <w14:ligatures w14:val="standardContextual"/>
         </w:rPr>
       </w:pPr>
-      <w:hyperlink w:anchor="_Toc156897617" w:history="1">
+      <w:hyperlink w:anchor="_Toc156979232" w:history="1">
         <w:r>
           <w:rPr>
             <w:rStyle w:val="Hipervnculo"/>
@@ -2533,7 +2533,7 @@
             <w:noProof/>
             <w:webHidden/>
           </w:rPr>
-          <w:instrText xml:space="preserve"> PAGEREF _Toc156897617 \h </w:instrText>
+          <w:instrText xml:space="preserve"> PAGEREF _Toc156979232 \h </w:instrText>
         </w:r>
         <w:r>
           <w:rPr>
@@ -2581,7 +2581,7 @@
           <w14:ligatures w14:val="standardContextual"/>
         </w:rPr>
       </w:pPr>
-      <w:hyperlink w:anchor="_Toc156897618" w:history="1">
+      <w:hyperlink w:anchor="_Toc156979233" w:history="1">
         <w:r>
           <w:rPr>
             <w:rStyle w:val="Hipervnculo"/>
@@ -2627,7 +2627,7 @@
             <w:noProof/>
             <w:webHidden/>
           </w:rPr>
-          <w:instrText xml:space="preserve"> PAGEREF _Toc156897618 \h </w:instrText>
+          <w:instrText xml:space="preserve"> PAGEREF _Toc156979233 \h </w:instrText>
         </w:r>
         <w:r>
           <w:rPr>
@@ -2673,7 +2673,7 @@
           <w14:ligatures w14:val="standardContextual"/>
         </w:rPr>
       </w:pPr>
-      <w:hyperlink w:anchor="_Toc156897619" w:history="1">
+      <w:hyperlink w:anchor="_Toc156979234" w:history="1">
         <w:r>
           <w:rPr>
             <w:rStyle w:val="Hipervnculo"/>
@@ -2717,7 +2717,7 @@
             <w:noProof/>
             <w:webHidden/>
           </w:rPr>
-          <w:instrText xml:space="preserve"> PAGEREF _Toc156897619 \h </w:instrText>
+          <w:instrText xml:space="preserve"> PAGEREF _Toc156979234 \h </w:instrText>
         </w:r>
         <w:r>
           <w:rPr>
@@ -2763,7 +2763,7 @@
           <w14:ligatures w14:val="standardContextual"/>
         </w:rPr>
       </w:pPr>
-      <w:hyperlink w:anchor="_Toc156897620" w:history="1">
+      <w:hyperlink w:anchor="_Toc156979235" w:history="1">
         <w:r>
           <w:rPr>
             <w:rStyle w:val="Hipervnculo"/>
@@ -2807,7 +2807,7 @@
             <w:noProof/>
             <w:webHidden/>
           </w:rPr>
-          <w:instrText xml:space="preserve"> PAGEREF _Toc156897620 \h </w:instrText>
+          <w:instrText xml:space="preserve"> PAGEREF _Toc156979235 \h </w:instrText>
         </w:r>
         <w:r>
           <w:rPr>
@@ -2853,7 +2853,7 @@
           <w14:ligatures w14:val="standardContextual"/>
         </w:rPr>
       </w:pPr>
-      <w:hyperlink w:anchor="_Toc156897621" w:history="1">
+      <w:hyperlink w:anchor="_Toc156979236" w:history="1">
         <w:r>
           <w:rPr>
             <w:rStyle w:val="Hipervnculo"/>
@@ -2897,7 +2897,7 @@
             <w:noProof/>
             <w:webHidden/>
           </w:rPr>
-          <w:instrText xml:space="preserve"> PAGEREF _Toc156897621 \h </w:instrText>
+          <w:instrText xml:space="preserve"> PAGEREF _Toc156979236 \h </w:instrText>
         </w:r>
         <w:r>
           <w:rPr>
@@ -2943,7 +2943,7 @@
           <w14:ligatures w14:val="standardContextual"/>
         </w:rPr>
       </w:pPr>
-      <w:hyperlink w:anchor="_Toc156897622" w:history="1">
+      <w:hyperlink w:anchor="_Toc156979237" w:history="1">
         <w:r>
           <w:rPr>
             <w:rStyle w:val="Hipervnculo"/>
@@ -2987,7 +2987,7 @@
             <w:noProof/>
             <w:webHidden/>
           </w:rPr>
-          <w:instrText xml:space="preserve"> PAGEREF _Toc156897622 \h </w:instrText>
+          <w:instrText xml:space="preserve"> PAGEREF _Toc156979237 \h </w:instrText>
         </w:r>
         <w:r>
           <w:rPr>
@@ -3033,7 +3033,7 @@
           <w14:ligatures w14:val="standardContextual"/>
         </w:rPr>
       </w:pPr>
-      <w:hyperlink w:anchor="_Toc156897623" w:history="1">
+      <w:hyperlink w:anchor="_Toc156979238" w:history="1">
         <w:r>
           <w:rPr>
             <w:rStyle w:val="Hipervnculo"/>
@@ -3077,7 +3077,7 @@
             <w:noProof/>
             <w:webHidden/>
           </w:rPr>
-          <w:instrText xml:space="preserve"> PAGEREF _Toc156897623 \h </w:instrText>
+          <w:instrText xml:space="preserve"> PAGEREF _Toc156979238 \h </w:instrText>
         </w:r>
         <w:r>
           <w:rPr>
@@ -3123,7 +3123,7 @@
           <w14:ligatures w14:val="standardContextual"/>
         </w:rPr>
       </w:pPr>
-      <w:hyperlink w:anchor="_Toc156897624" w:history="1">
+      <w:hyperlink w:anchor="_Toc156979239" w:history="1">
         <w:r>
           <w:rPr>
             <w:rStyle w:val="Hipervnculo"/>
@@ -3167,7 +3167,7 @@
             <w:noProof/>
             <w:webHidden/>
           </w:rPr>
-          <w:instrText xml:space="preserve"> PAGEREF _Toc156897624 \h </w:instrText>
+          <w:instrText xml:space="preserve"> PAGEREF _Toc156979239 \h </w:instrText>
         </w:r>
         <w:r>
           <w:rPr>
@@ -3213,7 +3213,7 @@
           <w14:ligatures w14:val="standardContextual"/>
         </w:rPr>
       </w:pPr>
-      <w:hyperlink w:anchor="_Toc156897625" w:history="1">
+      <w:hyperlink w:anchor="_Toc156979240" w:history="1">
         <w:r>
           <w:rPr>
             <w:rStyle w:val="Hipervnculo"/>
@@ -3257,7 +3257,7 @@
             <w:noProof/>
             <w:webHidden/>
           </w:rPr>
-          <w:instrText xml:space="preserve"> PAGEREF _Toc156897625 \h </w:instrText>
+          <w:instrText xml:space="preserve"> PAGEREF _Toc156979240 \h </w:instrText>
         </w:r>
         <w:r>
           <w:rPr>
@@ -3303,7 +3303,7 @@
           <w14:ligatures w14:val="standardContextual"/>
         </w:rPr>
       </w:pPr>
-      <w:hyperlink w:anchor="_Toc156897626" w:history="1">
+      <w:hyperlink w:anchor="_Toc156979241" w:history="1">
         <w:r>
           <w:rPr>
             <w:rStyle w:val="Hipervnculo"/>
@@ -3347,7 +3347,7 @@
             <w:noProof/>
             <w:webHidden/>
           </w:rPr>
-          <w:instrText xml:space="preserve"> PAGEREF _Toc156897626 \h </w:instrText>
+          <w:instrText xml:space="preserve"> PAGEREF _Toc156979241 \h </w:instrText>
         </w:r>
         <w:r>
           <w:rPr>
@@ -3412,7 +3412,7 @@
           <w:numId w:val="0"/>
         </w:numPr>
       </w:pPr>
-      <w:bookmarkStart w:id="3" w:name="_Toc156897596"/>
+      <w:bookmarkStart w:id="3" w:name="_Toc156979211"/>
       <w:r>
         <w:lastRenderedPageBreak/>
         <w:t>Figure index</w:t>
@@ -3425,7 +3425,9 @@
         <w:rPr>
           <w:rFonts w:asciiTheme="minorHAnsi" w:eastAsiaTheme="minorEastAsia" w:hAnsiTheme="minorHAnsi"/>
           <w:noProof/>
-          <w:lang w:val="es-ES" w:eastAsia="es-ES"/>
+          <w:kern w:val="2"/>
+          <w:lang w:val="eu-ES" w:eastAsia="eu-ES"/>
+          <w14:ligatures w14:val="standardContextual"/>
         </w:rPr>
       </w:pPr>
       <w:r>
@@ -3437,7 +3439,7 @@
       <w:r>
         <w:fldChar w:fldCharType="separate"/>
       </w:r>
-      <w:hyperlink w:anchor="_Toc156487084" w:history="1">
+      <w:hyperlink w:anchor="_Toc156979242" w:history="1">
         <w:r>
           <w:rPr>
             <w:rStyle w:val="Hipervnculo"/>
@@ -3472,7 +3474,7 @@
             <w:noProof/>
             <w:webHidden/>
           </w:rPr>
-          <w:instrText xml:space="preserve"> PAGEREF _Toc156487084 \h </w:instrText>
+          <w:instrText xml:space="preserve"> PAGEREF _Toc156979242 \h </w:instrText>
         </w:r>
         <w:r>
           <w:rPr>
@@ -3547,7 +3549,7 @@
       <w:pPr>
         <w:pStyle w:val="Ttulo1"/>
       </w:pPr>
-      <w:bookmarkStart w:id="4" w:name="_Toc156897597"/>
+      <w:bookmarkStart w:id="4" w:name="_Toc156979212"/>
       <w:r>
         <w:lastRenderedPageBreak/>
         <w:t>Introduction</w:t>
@@ -3558,7 +3560,7 @@
       <w:pPr>
         <w:pStyle w:val="Ttulo2"/>
       </w:pPr>
-      <w:bookmarkStart w:id="5" w:name="_Toc156897598"/>
+      <w:bookmarkStart w:id="5" w:name="_Toc156979213"/>
       <w:r>
         <w:t>Definition of the project</w:t>
       </w:r>
@@ -3616,7 +3618,7 @@
       <w:pPr>
         <w:pStyle w:val="Ttulo2"/>
       </w:pPr>
-      <w:bookmarkStart w:id="6" w:name="_Toc156897599"/>
+      <w:bookmarkStart w:id="6" w:name="_Toc156979214"/>
       <w:r>
         <w:t>Kanban roles</w:t>
       </w:r>
@@ -3668,7 +3670,7 @@
       <w:pPr>
         <w:pStyle w:val="Ttulo1"/>
       </w:pPr>
-      <w:bookmarkStart w:id="7" w:name="_Toc156897600"/>
+      <w:bookmarkStart w:id="7" w:name="_Toc156979215"/>
       <w:r>
         <w:lastRenderedPageBreak/>
         <w:t>Product backlog</w:t>
@@ -3679,7 +3681,7 @@
       <w:pPr>
         <w:pStyle w:val="Ttulo2"/>
       </w:pPr>
-      <w:bookmarkStart w:id="8" w:name="_Toc156897601"/>
+      <w:bookmarkStart w:id="8" w:name="_Toc156979216"/>
       <w:r>
         <w:t>Product backlog items</w:t>
       </w:r>
@@ -3689,7 +3691,7 @@
       <w:pPr>
         <w:pStyle w:val="Ttulo3"/>
       </w:pPr>
-      <w:bookmarkStart w:id="9" w:name="_Toc156897602"/>
+      <w:bookmarkStart w:id="9" w:name="_Toc156979217"/>
       <w:r>
         <w:t>Create a REST server</w:t>
       </w:r>
@@ -3713,7 +3715,7 @@
       <w:pPr>
         <w:pStyle w:val="Ttulo3"/>
       </w:pPr>
-      <w:bookmarkStart w:id="10" w:name="_Toc156897603"/>
+      <w:bookmarkStart w:id="10" w:name="_Toc156979218"/>
       <w:r>
         <w:t>Create the login</w:t>
       </w:r>
@@ -3737,7 +3739,7 @@
       <w:pPr>
         <w:pStyle w:val="Ttulo3"/>
       </w:pPr>
-      <w:bookmarkStart w:id="11" w:name="_Toc156897604"/>
+      <w:bookmarkStart w:id="11" w:name="_Toc156979219"/>
       <w:r>
         <w:t>Create an automation method with Jenkins</w:t>
       </w:r>
@@ -3756,7 +3758,7 @@
       <w:pPr>
         <w:pStyle w:val="Ttulo3"/>
       </w:pPr>
-      <w:bookmarkStart w:id="12" w:name="_Toc156897605"/>
+      <w:bookmarkStart w:id="12" w:name="_Toc156979220"/>
       <w:r>
         <w:lastRenderedPageBreak/>
         <w:t>Create the registration</w:t>
@@ -3775,7 +3777,7 @@
       <w:pPr>
         <w:pStyle w:val="Ttulo3"/>
       </w:pPr>
-      <w:bookmarkStart w:id="13" w:name="_Toc156897606"/>
+      <w:bookmarkStart w:id="13" w:name="_Toc156979221"/>
       <w:r>
         <w:t>Collect data from external factors</w:t>
       </w:r>
@@ -3793,7 +3795,7 @@
       <w:pPr>
         <w:pStyle w:val="Ttulo3"/>
       </w:pPr>
-      <w:bookmarkStart w:id="14" w:name="_Toc156897607"/>
+      <w:bookmarkStart w:id="14" w:name="_Toc156979222"/>
       <w:r>
         <w:t>Create Python server</w:t>
       </w:r>
@@ -3829,7 +3831,7 @@
       <w:pPr>
         <w:pStyle w:val="Ttulo3"/>
       </w:pPr>
-      <w:bookmarkStart w:id="15" w:name="_Toc156897608"/>
+      <w:bookmarkStart w:id="15" w:name="_Toc156979223"/>
       <w:r>
         <w:t>Create the user edition</w:t>
       </w:r>
@@ -3851,7 +3853,7 @@
       <w:pPr>
         <w:pStyle w:val="Ttulo3"/>
       </w:pPr>
-      <w:bookmarkStart w:id="16" w:name="_Toc156897609"/>
+      <w:bookmarkStart w:id="16" w:name="_Toc156979224"/>
       <w:r>
         <w:t>Search historical data in the web</w:t>
       </w:r>
@@ -3875,7 +3877,7 @@
       <w:pPr>
         <w:pStyle w:val="Ttulo3"/>
       </w:pPr>
-      <w:bookmarkStart w:id="17" w:name="_Toc156897610"/>
+      <w:bookmarkStart w:id="17" w:name="_Toc156979225"/>
       <w:r>
         <w:t>Make the simulation with threads</w:t>
       </w:r>
@@ -3893,7 +3895,7 @@
       <w:pPr>
         <w:pStyle w:val="Ttulo3"/>
       </w:pPr>
-      <w:bookmarkStart w:id="18" w:name="_Toc156897611"/>
+      <w:bookmarkStart w:id="18" w:name="_Toc156979226"/>
       <w:r>
         <w:t>Make predictions through the web</w:t>
       </w:r>
@@ -3923,7 +3925,7 @@
       <w:pPr>
         <w:pStyle w:val="Ttulo3"/>
       </w:pPr>
-      <w:bookmarkStart w:id="19" w:name="_Toc156897612"/>
+      <w:bookmarkStart w:id="19" w:name="_Toc156979227"/>
       <w:r>
         <w:t>Collect real time data</w:t>
       </w:r>
@@ -3941,7 +3943,7 @@
       <w:pPr>
         <w:pStyle w:val="Ttulo3"/>
       </w:pPr>
-      <w:bookmarkStart w:id="20" w:name="_Toc156897613"/>
+      <w:bookmarkStart w:id="20" w:name="_Toc156979228"/>
       <w:r>
         <w:lastRenderedPageBreak/>
         <w:t>Implement bot via gmail</w:t>
@@ -3960,7 +3962,7 @@
       <w:pPr>
         <w:pStyle w:val="Ttulo3"/>
       </w:pPr>
-      <w:bookmarkStart w:id="21" w:name="_Toc156897614"/>
+      <w:bookmarkStart w:id="21" w:name="_Toc156979229"/>
       <w:r>
         <w:t>Implement the forum system</w:t>
       </w:r>
@@ -3984,7 +3986,7 @@
       <w:pPr>
         <w:pStyle w:val="Ttulo3"/>
       </w:pPr>
-      <w:bookmarkStart w:id="22" w:name="_Toc156897615"/>
+      <w:bookmarkStart w:id="22" w:name="_Toc156979230"/>
       <w:r>
         <w:t>Recommendation system to suggest forums</w:t>
       </w:r>
@@ -4005,7 +4007,7 @@
       <w:pPr>
         <w:pStyle w:val="Ttulo2"/>
       </w:pPr>
-      <w:bookmarkStart w:id="23" w:name="_Toc156897616"/>
+      <w:bookmarkStart w:id="23" w:name="_Toc156979231"/>
       <w:r>
         <w:t>Project Phases and Live Cycle</w:t>
       </w:r>
@@ -4039,7 +4041,7 @@
       <w:pPr>
         <w:pStyle w:val="Ttulo2"/>
       </w:pPr>
-      <w:bookmarkStart w:id="24" w:name="_Toc156897617"/>
+      <w:bookmarkStart w:id="24" w:name="_Toc156979232"/>
       <w:r>
         <w:t>Initial planification</w:t>
       </w:r>
@@ -4112,7 +4114,7 @@
           <w:lang w:val="es-ES" w:eastAsia="es-ES"/>
         </w:rPr>
         <w:drawing>
-          <wp:inline distT="0" distB="0" distL="0" distR="0" wp14:anchorId="004F68BF" wp14:editId="58CDBF2A">
+          <wp:inline distT="0" distB="0" distL="0" distR="0" wp14:anchorId="004F68BF" wp14:editId="50831B2E">
             <wp:extent cx="5731510" cy="2510388"/>
             <wp:effectExtent l="0" t="0" r="2540" b="4445"/>
             <wp:docPr id="2" name="Imagen 2" descr="https://lh7-us.googleusercontent.com/ZoTwSlUifs4xz98hmCXeEh9L3_eQ_-CeFkRUnu4otMgK2k9AWoQW7RktNX6-OUOdDI53N-s_yaaBdRE-gJEMdq9Lq-XgXdw8u8SXhkTHImXAVovm2MQ0ZkmxHBeHlJhqNGzZ3I_b46IGqN15u7Gdk5k"/>
@@ -4176,7 +4178,7 @@
       <w:r>
         <w:fldChar w:fldCharType="separate"/>
       </w:r>
-      <w:bookmarkStart w:id="26" w:name="_Toc156487084"/>
+      <w:bookmarkStart w:id="26" w:name="_Toc156979242"/>
       <w:r>
         <w:rPr>
           <w:noProof/>
@@ -4262,7 +4264,7 @@
       <w:pPr>
         <w:pStyle w:val="Ttulo1"/>
       </w:pPr>
-      <w:bookmarkStart w:id="27" w:name="_Toc156897618"/>
+      <w:bookmarkStart w:id="27" w:name="_Toc156979233"/>
       <w:r>
         <w:lastRenderedPageBreak/>
         <w:t>Policies rules</w:t>
@@ -4281,7 +4283,7 @@
       <w:pPr>
         <w:pStyle w:val="Ttulo2"/>
       </w:pPr>
-      <w:bookmarkStart w:id="28" w:name="_Toc156897619"/>
+      <w:bookmarkStart w:id="28" w:name="_Toc156979234"/>
       <w:r>
         <w:t>Policies</w:t>
       </w:r>
@@ -4291,7 +4293,7 @@
       <w:pPr>
         <w:pStyle w:val="Ttulo3"/>
       </w:pPr>
-      <w:bookmarkStart w:id="29" w:name="_Toc156897620"/>
+      <w:bookmarkStart w:id="29" w:name="_Toc156979235"/>
       <w:r>
         <w:t>WIP limit definition</w:t>
       </w:r>
@@ -4329,7 +4331,7 @@
       <w:pPr>
         <w:pStyle w:val="Ttulo3"/>
       </w:pPr>
-      <w:bookmarkStart w:id="30" w:name="_Toc156897621"/>
+      <w:bookmarkStart w:id="30" w:name="_Toc156979236"/>
       <w:r>
         <w:t>Priorities among projects/tasks</w:t>
       </w:r>
@@ -4347,7 +4349,7 @@
       <w:pPr>
         <w:pStyle w:val="Ttulo3"/>
       </w:pPr>
-      <w:bookmarkStart w:id="31" w:name="_Toc156897622"/>
+      <w:bookmarkStart w:id="31" w:name="_Toc156979237"/>
       <w:r>
         <w:t>Classes of services</w:t>
       </w:r>
@@ -4365,7 +4367,7 @@
       <w:pPr>
         <w:pStyle w:val="Ttulo3"/>
       </w:pPr>
-      <w:bookmarkStart w:id="32" w:name="_Toc156897623"/>
+      <w:bookmarkStart w:id="32" w:name="_Toc156979238"/>
       <w:r>
         <w:t>Defining</w:t>
       </w:r>
@@ -4389,7 +4391,7 @@
       <w:pPr>
         <w:pStyle w:val="Ttulo3"/>
       </w:pPr>
-      <w:bookmarkStart w:id="33" w:name="_Toc156897624"/>
+      <w:bookmarkStart w:id="33" w:name="_Toc156979239"/>
       <w:r>
         <w:t>Defining the capacity utilization and balancing</w:t>
       </w:r>
@@ -4407,7 +4409,7 @@
       <w:pPr>
         <w:pStyle w:val="Ttulo3"/>
       </w:pPr>
-      <w:bookmarkStart w:id="34" w:name="_Toc156897625"/>
+      <w:bookmarkStart w:id="34" w:name="_Toc156979240"/>
       <w:r>
         <w:t>Definition of how and when the work enters to the process</w:t>
       </w:r>
@@ -4429,7 +4431,7 @@
       <w:pPr>
         <w:pStyle w:val="Ttulo3"/>
       </w:pPr>
-      <w:bookmarkStart w:id="35" w:name="_Toc156897626"/>
+      <w:bookmarkStart w:id="35" w:name="_Toc156979241"/>
       <w:r>
         <w:t>Explaining the Definition of done of the items in each column</w:t>
       </w:r>
@@ -4498,7 +4500,6 @@
         <w:docPartUnique/>
       </w:docPartObj>
     </w:sdtPr>
-    <w:sdtEndPr/>
     <w:sdtContent>
       <w:p>
         <w:pPr>
@@ -4604,7 +4605,6 @@
         <w:docPartUnique/>
       </w:docPartObj>
     </w:sdtPr>
-    <w:sdtEndPr/>
     <w:sdtContent>
       <w:p>
         <w:pPr>
@@ -4707,7 +4707,6 @@
         <w:docPartUnique/>
       </w:docPartObj>
     </w:sdtPr>
-    <w:sdtEndPr/>
     <w:sdtContent>
       <w:p>
         <w:pPr>
@@ -4814,7 +4813,6 @@
         <w:docPartUnique/>
       </w:docPartObj>
     </w:sdtPr>
-    <w:sdtEndPr/>
     <w:sdtContent>
       <w:p>
         <w:pPr>
@@ -4920,7 +4918,6 @@
         <w:docPartUnique/>
       </w:docPartObj>
     </w:sdtPr>
-    <w:sdtEndPr/>
     <w:sdtContent>
       <w:p>
         <w:pPr>
@@ -5023,7 +5020,6 @@
         <w:docPartUnique/>
       </w:docPartObj>
     </w:sdtPr>
-    <w:sdtEndPr/>
     <w:sdtContent>
       <w:p>
         <w:pPr>
@@ -5124,7 +5120,6 @@
         <w:docPartUnique/>
       </w:docPartObj>
     </w:sdtPr>
-    <w:sdtEndPr/>
     <w:sdtContent>
       <w:p>
         <w:pPr>
@@ -5227,7 +5222,6 @@
         <w:docPartUnique/>
       </w:docPartObj>
     </w:sdtPr>
-    <w:sdtEndPr/>
     <w:sdtContent>
       <w:p>
         <w:pPr>
@@ -5350,7 +5344,6 @@
         <w:docPartUnique/>
       </w:docPartObj>
     </w:sdtPr>
-    <w:sdtEndPr/>
     <w:sdtContent>
       <w:p>
         <w:pPr>
